--- a/Sinh phiếu/Thanh toán/template_word/HTKT-02-TTTM.docx
+++ b/Sinh phiếu/Thanh toán/template_word/HTKT-02-TTTM.docx
@@ -44,16 +44,20 @@
           <w:p>
             <w:pPr>
               <w:spacing w:after="0" w:line="360" w:lineRule="exact"/>
+              <w:ind w:left="252" w:right="228"/>
               <w:jc w:val="center"/>
               <w:rPr>
                 <w:rFonts w:asciiTheme="majorHAnsi" w:eastAsia="Times New Roman" w:hAnsiTheme="majorHAnsi" w:cstheme="majorHAnsi"/>
                 <w:b/>
-                <w:szCs w:val="24"/>
-              </w:rPr>
-            </w:pPr>
-            <w:r>
-              <w:rPr>
-                <w:rFonts w:eastAsia="Times New Roman"/>
+                <w:bCs/>
+                <w:szCs w:val="24"/>
+              </w:rPr>
+            </w:pPr>
+            <w:r>
+              <w:rPr>
+                <w:rFonts w:eastAsia="Times New Roman"/>
+                <w:b/>
+                <w:bCs/>
               </w:rPr>
               <w:t>NGÂN HÀNG TMCP CÔNG THƯƠNG VIỆT NAM</w:t>
             </w:r>
@@ -68,12 +72,37 @@
                 <w:szCs w:val="24"/>
               </w:rPr>
             </w:pPr>
-            <w:r>
-              <w:rPr>
-                <w:rFonts w:eastAsia="Times New Roman"/>
-                <w:b/>
-              </w:rPr>
-              <w:t>Đơn vị {unit}</w:t>
+            <w:proofErr w:type="spellStart"/>
+            <w:r>
+              <w:rPr>
+                <w:rFonts w:eastAsia="Times New Roman"/>
+                <w:b/>
+              </w:rPr>
+              <w:t>Đơn</w:t>
+            </w:r>
+            <w:proofErr w:type="spellEnd"/>
+            <w:r>
+              <w:rPr>
+                <w:rFonts w:eastAsia="Times New Roman"/>
+                <w:b/>
+              </w:rPr>
+              <w:t xml:space="preserve"> </w:t>
+            </w:r>
+            <w:proofErr w:type="spellStart"/>
+            <w:r>
+              <w:rPr>
+                <w:rFonts w:eastAsia="Times New Roman"/>
+                <w:b/>
+              </w:rPr>
+              <w:t>vị</w:t>
+            </w:r>
+            <w:proofErr w:type="spellEnd"/>
+            <w:r>
+              <w:rPr>
+                <w:rFonts w:eastAsia="Times New Roman"/>
+                <w:b/>
+              </w:rPr>
+              <w:t xml:space="preserve"> {unit}</w:t>
             </w:r>
           </w:p>
         </w:tc>
@@ -2990,7 +3019,23 @@
           <w:rFonts w:eastAsia="Times New Roman"/>
           <w:b/>
         </w:rPr>
-        <w:t xml:space="preserve"> tạm ứng phải nộp</w:t>
+        <w:t xml:space="preserve"> </w:t>
+      </w:r>
+      <w:proofErr w:type="spellStart"/>
+      <w:r>
+        <w:rPr>
+          <w:rFonts w:eastAsia="Times New Roman"/>
+          <w:b/>
+        </w:rPr>
+        <w:t>tạm</w:t>
+      </w:r>
+      <w:proofErr w:type="spellEnd"/>
+      <w:r>
+        <w:rPr>
+          <w:rFonts w:eastAsia="Times New Roman"/>
+          <w:b/>
+        </w:rPr>
+        <w:t xml:space="preserve"> ứng phải nộp</w:t>
       </w:r>
       <w:proofErr w:type="gramStart"/>
       <w:r>
@@ -3018,6 +3063,7 @@
           <w:szCs w:val="24"/>
         </w:rPr>
       </w:pPr>
+      <w:proofErr w:type="spellStart"/>
       <w:r>
         <w:rPr>
           <w:rFonts w:eastAsia="Times New Roman"/>
@@ -3025,7 +3071,17 @@
           <w:bCs/>
           <w:i/>
         </w:rPr>
-        <w:t xml:space="preserve">Số </w:t>
+        <w:t>Số</w:t>
+      </w:r>
+      <w:proofErr w:type="spellEnd"/>
+      <w:r>
+        <w:rPr>
+          <w:rFonts w:eastAsia="Times New Roman"/>
+          <w:b/>
+          <w:bCs/>
+          <w:i/>
+        </w:rPr>
+        <w:t xml:space="preserve"> </w:t>
       </w:r>
       <w:proofErr w:type="spellStart"/>
       <w:r>
@@ -4459,6 +4515,7 @@
   <w:style w:type="character" w:default="1" w:styleId="DefaultParagraphFont">
     <w:name w:val="Default Paragraph Font"/>
     <w:uiPriority w:val="1"/>
+    <w:semiHidden/>
     <w:unhideWhenUsed/>
   </w:style>
   <w:style w:type="table" w:default="1" w:styleId="TableNormal">
@@ -5062,31 +5119,6 @@
 </file>
 
 <file path=customXml/item1.xml><?xml version="1.0" encoding="utf-8"?>
-<ns0:Receivers xmlns:ns0="http://schemas.microsoft.com/sharepoint/events"/>
-</file>
-
-<file path=customXml/item2.xml><?xml version="1.0" encoding="utf-8"?>
-<ns0:customData xmlns:ns0="http://www.wps.cn/officeDocument/2013/wpsCustomData">
-  <ns0:customSectProps/>
-  <ns0:customShpExts>
-    <ns0:customShpInfo spid="_x0000_s1026" textRotate="1"/>
-  </ns0:customShpExts>
-</ns0:customData>
-</file>
-
-<file path=customXml/item3.xml><?xml version="1.0" encoding="utf-8"?>
-<ns0:Sources xmlns:ns0="http://schemas.openxmlformats.org/officeDocument/2006/bibliography" SelectedStyle="\APASixthEditionOfficeOnline.xsl" StyleName="APA" Version="6"/>
-</file>
-
-<file path=customXml/item4.xml><?xml version="1.0" encoding="utf-8"?>
-<ns0:FormTemplates xmlns:ns0="http://schemas.microsoft.com/sharepoint/v3/contenttype/forms">
-  <ns0:Display>DocumentLibraryForm</ns0:Display>
-  <ns0:Edit>DocumentLibraryForm</ns0:Edit>
-  <ns0:New>DocumentLibraryForm</ns0:New>
-</ns0:FormTemplates>
-</file>
-
-<file path=customXml/item5.xml><?xml version="1.0" encoding="utf-8"?>
 <ns0:properties xmlns:ns0="http://schemas.microsoft.com/office/2006/metadata/properties" xmlns:ns1="268e1d54-3420-4cb2-af42-30ebf23f8644" xmlns:ns2="http://schemas.microsoft.com/office/infopath/2007/PartnerControls" xmlns:ns4="3d387290-89f0-4c2d-9716-64cf4ba45047" xmlns:xsi="http://www.w3.org/2001/XMLSchema-instance">
   <documentManagement>
     <ns1:lcf76f155ced4ddcb4097134ff3c332f>
@@ -5109,6 +5141,31 @@
     <ns4:_dlc_DocIdPersistId xsi:nil="true"/>
   </documentManagement>
 </ns0:properties>
+</file>
+
+<file path=customXml/item2.xml><?xml version="1.0" encoding="utf-8"?>
+<ns0:FormTemplates xmlns:ns0="http://schemas.microsoft.com/sharepoint/v3/contenttype/forms">
+  <ns0:Display>DocumentLibraryForm</ns0:Display>
+  <ns0:Edit>DocumentLibraryForm</ns0:Edit>
+  <ns0:New>DocumentLibraryForm</ns0:New>
+</ns0:FormTemplates>
+</file>
+
+<file path=customXml/item3.xml><?xml version="1.0" encoding="utf-8"?>
+<ns0:Sources xmlns:ns0="http://schemas.openxmlformats.org/officeDocument/2006/bibliography" SelectedStyle="\APASixthEditionOfficeOnline.xsl" StyleName="APA" Version="6"/>
+</file>
+
+<file path=customXml/item4.xml><?xml version="1.0" encoding="utf-8"?>
+<ns0:customData xmlns:ns0="http://www.wps.cn/officeDocument/2013/wpsCustomData">
+  <ns0:customSectProps/>
+  <ns0:customShpExts>
+    <ns0:customShpInfo spid="_x0000_s1026" textRotate="1"/>
+  </ns0:customShpExts>
+</ns0:customData>
+</file>
+
+<file path=customXml/item5.xml><?xml version="1.0" encoding="utf-8"?>
+<ns0:Receivers xmlns:ns0="http://schemas.microsoft.com/sharepoint/events"/>
 </file>
 
 <file path=customXml/item6.xml><?xml version="1.0" encoding="utf-8"?>
@@ -5436,17 +5493,20 @@
 </file>
 
 <file path=customXml/itemProps1.xml><?xml version="1.0" encoding="utf-8"?>
-<ds:datastoreItem xmlns:ds="http://schemas.openxmlformats.org/officeDocument/2006/customXml" ds:itemID="{B72F3B29-990B-46E2-9AA1-BA07D513D8D1}">
+<ds:datastoreItem xmlns:ds="http://schemas.openxmlformats.org/officeDocument/2006/customXml" ds:itemID="{BFD1E3D8-F03B-4E48-96DF-A728B54A4F15}">
   <ds:schemaRefs>
-    <ds:schemaRef ds:uri="http://schemas.microsoft.com/sharepoint/events"/>
+    <ds:schemaRef ds:uri="http://schemas.microsoft.com/office/2006/metadata/properties"/>
+    <ds:schemaRef ds:uri="268e1d54-3420-4cb2-af42-30ebf23f8644"/>
+    <ds:schemaRef ds:uri="http://schemas.microsoft.com/office/infopath/2007/PartnerControls"/>
+    <ds:schemaRef ds:uri="3d387290-89f0-4c2d-9716-64cf4ba45047"/>
   </ds:schemaRefs>
 </ds:datastoreItem>
 </file>
 
 <file path=customXml/itemProps2.xml><?xml version="1.0" encoding="utf-8"?>
-<ds:datastoreItem xmlns:ds="http://schemas.openxmlformats.org/officeDocument/2006/customXml" ds:itemID="{B1977F7D-205B-4081-913C-38D41E755F92}">
+<ds:datastoreItem xmlns:ds="http://schemas.openxmlformats.org/officeDocument/2006/customXml" ds:itemID="{03A5419A-7A6B-4A8E-AA8E-B02AE6EE4F97}">
   <ds:schemaRefs>
-    <ds:schemaRef ds:uri="http://www.wps.cn/officeDocument/2013/wpsCustomData"/>
+    <ds:schemaRef ds:uri="http://schemas.microsoft.com/sharepoint/v3/contenttype/forms"/>
   </ds:schemaRefs>
 </ds:datastoreItem>
 </file>
@@ -5460,20 +5520,17 @@
 </file>
 
 <file path=customXml/itemProps4.xml><?xml version="1.0" encoding="utf-8"?>
-<ds:datastoreItem xmlns:ds="http://schemas.openxmlformats.org/officeDocument/2006/customXml" ds:itemID="{03A5419A-7A6B-4A8E-AA8E-B02AE6EE4F97}">
+<ds:datastoreItem xmlns:ds="http://schemas.openxmlformats.org/officeDocument/2006/customXml" ds:itemID="{B1977F7D-205B-4081-913C-38D41E755F92}">
   <ds:schemaRefs>
-    <ds:schemaRef ds:uri="http://schemas.microsoft.com/sharepoint/v3/contenttype/forms"/>
+    <ds:schemaRef ds:uri="http://www.wps.cn/officeDocument/2013/wpsCustomData"/>
   </ds:schemaRefs>
 </ds:datastoreItem>
 </file>
 
 <file path=customXml/itemProps5.xml><?xml version="1.0" encoding="utf-8"?>
-<ds:datastoreItem xmlns:ds="http://schemas.openxmlformats.org/officeDocument/2006/customXml" ds:itemID="{BFD1E3D8-F03B-4E48-96DF-A728B54A4F15}">
+<ds:datastoreItem xmlns:ds="http://schemas.openxmlformats.org/officeDocument/2006/customXml" ds:itemID="{B72F3B29-990B-46E2-9AA1-BA07D513D8D1}">
   <ds:schemaRefs>
-    <ds:schemaRef ds:uri="http://schemas.microsoft.com/office/2006/metadata/properties"/>
-    <ds:schemaRef ds:uri="268e1d54-3420-4cb2-af42-30ebf23f8644"/>
-    <ds:schemaRef ds:uri="http://schemas.microsoft.com/office/infopath/2007/PartnerControls"/>
-    <ds:schemaRef ds:uri="3d387290-89f0-4c2d-9716-64cf4ba45047"/>
+    <ds:schemaRef ds:uri="http://schemas.microsoft.com/sharepoint/events"/>
   </ds:schemaRefs>
 </ds:datastoreItem>
 </file>

--- a/Sinh phiếu/Thanh toán/template_word/HTKT-02-TTTM.docx
+++ b/Sinh phiếu/Thanh toán/template_word/HTKT-02-TTTM.docx
@@ -1586,60 +1586,12 @@
           <w:szCs w:val="24"/>
         </w:rPr>
       </w:pPr>
-      <w:sdt>
-        <w:sdtPr>
-          <w:rPr>
-            <w:rFonts w:eastAsia="Times New Roman"/>
-          </w:rPr>
-          <w:id w:val="-328833625"/>
-          <w14:checkbox>
-            <w14:checked w14:val="1"/>
-            <w14:checkedState w14:val="2612" w14:font="MS Gothic"/>
-            <w14:uncheckedState w14:val="2610" w14:font="MS Gothic"/>
-          </w14:checkbox>
-        </w:sdtPr>
-        <w:sdtContent>
-          <w:r>
-            <w:rPr>
-              <w:rFonts w:ascii="MS Gothic" w:eastAsia="MS Gothic" w:hAnsi="MS Gothic" w:hint="eastAsia"/>
-            </w:rPr>
-            <w:t>☒</w:t>
-          </w:r>
-        </w:sdtContent>
-      </w:sdt>
-      <w:r>
-        <w:rPr>
-          <w:rFonts w:eastAsia="Times New Roman"/>
-        </w:rPr>
-        <w:t xml:space="preserve"> </w:t>
-      </w:r>
-      <w:proofErr w:type="spellStart"/>
-      <w:r>
-        <w:rPr>
-          <w:rFonts w:eastAsia="Times New Roman"/>
-        </w:rPr>
-        <w:t>Tiền</w:t>
-      </w:r>
-      <w:proofErr w:type="spellEnd"/>
-      <w:r>
-        <w:rPr>
-          <w:rFonts w:eastAsia="Times New Roman"/>
-        </w:rPr>
-        <w:t> </w:t>
-      </w:r>
-      <w:proofErr w:type="spellStart"/>
-      <w:r>
-        <w:rPr>
-          <w:rFonts w:eastAsia="Times New Roman"/>
-        </w:rPr>
-        <w:t>mặt</w:t>
-      </w:r>
-      <w:proofErr w:type="spellEnd"/>
-      <w:r>
-        <w:rPr>
-          <w:rFonts w:eastAsia="Times New Roman"/>
-        </w:rPr>
-        <w:t xml:space="preserve">  </w:t>
+      <w:r>
+        <w:rPr>
+          <w:rFonts w:eastAsia="Times New Roman"/>
+          <w:szCs w:val="24"/>
+        </w:rPr>
+        <w:t xml:space="preserve">{cash_checkbox} Tiền mặt</w:t>
       </w:r>
     </w:p>
     <w:tbl>
@@ -2261,105 +2213,12 @@
           <w:szCs w:val="24"/>
         </w:rPr>
       </w:pPr>
-      <w:sdt>
-        <w:sdtPr>
-          <w:rPr>
-            <w:rFonts w:eastAsia="Times New Roman"/>
-          </w:rPr>
-          <w:id w:val="263659976"/>
-          <w14:checkbox>
-            <w14:checked w14:val="0"/>
-            <w14:checkedState w14:val="2612" w14:font="MS Gothic"/>
-            <w14:uncheckedState w14:val="2610" w14:font="MS Gothic"/>
-          </w14:checkbox>
-        </w:sdtPr>
-        <w:sdtContent>
-          <w:r>
-            <w:rPr>
-              <w:rFonts w:ascii="MS Gothic" w:eastAsia="MS Gothic" w:hAnsi="MS Gothic" w:hint="eastAsia"/>
-            </w:rPr>
-            <w:t>☐</w:t>
-          </w:r>
-        </w:sdtContent>
-      </w:sdt>
-      <w:r>
-        <w:rPr>
-          <w:rFonts w:eastAsia="Times New Roman"/>
-        </w:rPr>
-        <w:t xml:space="preserve"> </w:t>
-      </w:r>
-      <w:proofErr w:type="spellStart"/>
       <w:r>
         <w:rPr>
           <w:rFonts w:eastAsia="Times New Roman"/>
           <w:b/>
         </w:rPr>
-        <w:t>Số</w:t>
-      </w:r>
-      <w:proofErr w:type="spellEnd"/>
-      <w:r>
-        <w:rPr>
-          <w:rFonts w:eastAsia="Times New Roman"/>
-          <w:b/>
-        </w:rPr>
-        <w:t xml:space="preserve"> </w:t>
-      </w:r>
-      <w:proofErr w:type="spellStart"/>
-      <w:r>
-        <w:rPr>
-          <w:rFonts w:eastAsia="Times New Roman"/>
-          <w:b/>
-        </w:rPr>
-        <w:t>tiền</w:t>
-      </w:r>
-      <w:proofErr w:type="spellEnd"/>
-      <w:r>
-        <w:rPr>
-          <w:rFonts w:eastAsia="Times New Roman"/>
-          <w:b/>
-        </w:rPr>
-        <w:t xml:space="preserve"> </w:t>
-      </w:r>
-      <w:proofErr w:type="spellStart"/>
-      <w:r>
-        <w:rPr>
-          <w:rFonts w:eastAsia="Times New Roman"/>
-          <w:b/>
-        </w:rPr>
-        <w:t>thanh</w:t>
-      </w:r>
-      <w:proofErr w:type="spellEnd"/>
-      <w:r>
-        <w:rPr>
-          <w:rFonts w:eastAsia="Times New Roman"/>
-          <w:b/>
-        </w:rPr>
-        <w:t xml:space="preserve"> </w:t>
-      </w:r>
-      <w:proofErr w:type="spellStart"/>
-      <w:r>
-        <w:rPr>
-          <w:rFonts w:eastAsia="Times New Roman"/>
-          <w:b/>
-        </w:rPr>
-        <w:t>toán</w:t>
-      </w:r>
-      <w:proofErr w:type="spellEnd"/>
-      <w:proofErr w:type="gramStart"/>
-      <w:r>
-        <w:rPr>
-          <w:rFonts w:eastAsia="Times New Roman"/>
-          <w:b/>
-        </w:rPr>
-        <w:t>:  {</w:t>
-      </w:r>
-      <w:proofErr w:type="gramEnd"/>
-      <w:r>
-        <w:rPr>
-          <w:rFonts w:eastAsia="Times New Roman"/>
-          <w:b/>
-        </w:rPr>
-        <w:t>amount}{cur}</w:t>
+        <w:t xml:space="preserve">{amount_checkbox} Số tiền thanh toán:  {amount} {cur}</w:t>
       </w:r>
     </w:p>
     <w:p>
@@ -2946,112 +2805,12 @@
           <w:szCs w:val="24"/>
         </w:rPr>
       </w:pPr>
-      <w:sdt>
-        <w:sdtPr>
-          <w:rPr>
-            <w:rFonts w:eastAsia="Times New Roman"/>
-          </w:rPr>
-          <w:id w:val="1555508156"/>
-          <w14:checkbox>
-            <w14:checked w14:val="0"/>
-            <w14:checkedState w14:val="2612" w14:font="MS Gothic"/>
-            <w14:uncheckedState w14:val="2610" w14:font="MS Gothic"/>
-          </w14:checkbox>
-        </w:sdtPr>
-        <w:sdtContent>
-          <w:r>
-            <w:rPr>
-              <w:rFonts w:ascii="MS Gothic" w:eastAsia="MS Gothic" w:hAnsi="MS Gothic" w:hint="eastAsia"/>
-            </w:rPr>
-            <w:t>☐</w:t>
-          </w:r>
-        </w:sdtContent>
-      </w:sdt>
-      <w:r>
-        <w:rPr>
-          <w:rFonts w:eastAsia="Times New Roman"/>
-        </w:rPr>
-        <w:t xml:space="preserve"> </w:t>
-      </w:r>
-      <w:proofErr w:type="spellStart"/>
       <w:r>
         <w:rPr>
           <w:rFonts w:eastAsia="Times New Roman"/>
           <w:b/>
         </w:rPr>
-        <w:t>Số</w:t>
-      </w:r>
-      <w:proofErr w:type="spellEnd"/>
-      <w:r>
-        <w:rPr>
-          <w:rFonts w:eastAsia="Times New Roman"/>
-          <w:b/>
-        </w:rPr>
-        <w:t xml:space="preserve"> </w:t>
-      </w:r>
-      <w:proofErr w:type="spellStart"/>
-      <w:r>
-        <w:rPr>
-          <w:rFonts w:eastAsia="Times New Roman"/>
-          <w:b/>
-        </w:rPr>
-        <w:t>tiền</w:t>
-      </w:r>
-      <w:proofErr w:type="spellEnd"/>
-      <w:r>
-        <w:rPr>
-          <w:rFonts w:eastAsia="Times New Roman"/>
-          <w:b/>
-        </w:rPr>
-        <w:t xml:space="preserve"> </w:t>
-      </w:r>
-      <w:proofErr w:type="spellStart"/>
-      <w:r>
-        <w:rPr>
-          <w:rFonts w:eastAsia="Times New Roman"/>
-          <w:b/>
-        </w:rPr>
-        <w:t>hoàn</w:t>
-      </w:r>
-      <w:proofErr w:type="spellEnd"/>
-      <w:r>
-        <w:rPr>
-          <w:rFonts w:eastAsia="Times New Roman"/>
-          <w:b/>
-        </w:rPr>
-        <w:t xml:space="preserve"> </w:t>
-      </w:r>
-      <w:proofErr w:type="spellStart"/>
-      <w:r>
-        <w:rPr>
-          <w:rFonts w:eastAsia="Times New Roman"/>
-          <w:b/>
-        </w:rPr>
-        <w:t>tạm</w:t>
-      </w:r>
-      <w:proofErr w:type="spellEnd"/>
-      <w:r>
-        <w:rPr>
-          <w:rFonts w:eastAsia="Times New Roman"/>
-          <w:b/>
-        </w:rPr>
-        <w:t xml:space="preserve"> ứng phải nộp</w:t>
-      </w:r>
-      <w:proofErr w:type="gramStart"/>
-      <w:r>
-        <w:rPr>
-          <w:rFonts w:eastAsia="Times New Roman"/>
-          <w:b/>
-        </w:rPr>
-        <w:t>:  {</w:t>
-      </w:r>
-      <w:proofErr w:type="gramEnd"/>
-      <w:r>
-        <w:rPr>
-          <w:rFonts w:eastAsia="Times New Roman"/>
-          <w:b/>
-        </w:rPr>
-        <w:t>ref_amt}</w:t>
+        <w:t xml:space="preserve">{ref_amt_checkbox} Số tiền hoàn tạm ứng phải nộp:  {ref_amt}</w:t>
       </w:r>
     </w:p>
     <w:p>
@@ -3211,74 +2970,13 @@
             <w:pPr>
               <w:spacing w:before="60" w:after="60"/>
             </w:pPr>
-            <w:sdt>
-              <w:sdtPr>
-                <w:rPr>
-                  <w:rFonts w:eastAsia="Times New Roman"/>
-                </w:rPr>
-                <w:id w:val="33241541"/>
-                <w14:checkbox>
-                  <w14:checked w14:val="1"/>
-                  <w14:checkedState w14:val="2612" w14:font="MS Gothic"/>
-                  <w14:uncheckedState w14:val="2610" w14:font="MS Gothic"/>
-                </w14:checkbox>
-              </w:sdtPr>
-              <w:sdtContent>
-                <w:r>
-                  <w:rPr>
-                    <w:rFonts w:ascii="MS Gothic" w:eastAsia="MS Gothic" w:hAnsi="MS Gothic" w:hint="eastAsia"/>
-                  </w:rPr>
-                  <w:t>☒</w:t>
-                </w:r>
-              </w:sdtContent>
-            </w:sdt>
-            <w:r>
-              <w:rPr>
-                <w:rFonts w:eastAsia="Times New Roman"/>
-              </w:rPr>
-              <w:t xml:space="preserve"> </w:t>
-            </w:r>
-            <w:proofErr w:type="spellStart"/>
-            <w:r>
-              <w:rPr>
-                <w:rFonts w:eastAsia="Times New Roman"/>
-                <w:szCs w:val="24"/>
-              </w:rPr>
-              <w:t>Nộp</w:t>
-            </w:r>
-            <w:proofErr w:type="spellEnd"/>
-            <w:r>
-              <w:rPr>
-                <w:rFonts w:eastAsia="Times New Roman"/>
-                <w:szCs w:val="24"/>
-              </w:rPr>
-              <w:t> </w:t>
-            </w:r>
-            <w:proofErr w:type="spellStart"/>
-            <w:r>
-              <w:rPr>
-                <w:rFonts w:eastAsia="Times New Roman"/>
-                <w:szCs w:val="24"/>
-              </w:rPr>
-              <w:t>tiền</w:t>
-            </w:r>
-            <w:proofErr w:type="spellEnd"/>
-            <w:r>
-              <w:rPr>
-                <w:rFonts w:eastAsia="Times New Roman"/>
-                <w:szCs w:val="24"/>
-              </w:rPr>
-              <w:t> </w:t>
-            </w:r>
-            <w:proofErr w:type="spellStart"/>
-            <w:r>
-              <w:rPr>
-                <w:rFonts w:eastAsia="Times New Roman"/>
-                <w:szCs w:val="24"/>
-              </w:rPr>
-              <w:t>mặt</w:t>
-            </w:r>
-            <w:proofErr w:type="spellEnd"/>
+            <w:r>
+              <w:rPr>
+                <w:rFonts w:eastAsia="Times New Roman"/>
+                <w:szCs w:val="24"/>
+              </w:rPr>
+              <w:t xml:space="preserve">{cash_checkbox} Nộp tiền mặt</w:t>
+            </w:r>
           </w:p>
         </w:tc>
         <w:tc>

--- a/Sinh phiếu/Thanh toán/template_word/HTKT-02-TTTM.docx
+++ b/Sinh phiếu/Thanh toán/template_word/HTKT-02-TTTM.docx
@@ -515,6 +515,8 @@
             <w:r>
               <w:rPr>
                 <w:rFonts w:eastAsia="Times New Roman"/>
+                <w:b/>
+                <w:bCs/>
               </w:rPr>
               <w:t>STT</w:t>
             </w:r>
@@ -550,6 +552,8 @@
             <w:r>
               <w:rPr>
                 <w:rFonts w:eastAsia="Times New Roman"/>
+                <w:b/>
+                <w:bCs/>
               </w:rPr>
               <w:t>Tên NCC</w:t>
             </w:r>
@@ -586,6 +590,8 @@
             <w:r>
               <w:rPr>
                 <w:rFonts w:eastAsia="Times New Roman"/>
+                <w:b/>
+                <w:bCs/>
               </w:rPr>
               <w:t>Số tiền thanh toán</w:t>
             </w:r>
@@ -621,6 +627,8 @@
             <w:r>
               <w:rPr>
                 <w:rFonts w:eastAsia="Times New Roman"/>
+                <w:b/>
+                <w:bCs/>
               </w:rPr>
               <w:t>Ghi chú</w:t>
             </w:r>
@@ -1049,12 +1057,15 @@
               <w:rPr>
                 <w:rFonts w:asciiTheme="majorHAnsi" w:eastAsia="Times New Roman" w:hAnsiTheme="majorHAnsi" w:cstheme="majorHAnsi"/>
                 <w:b/>
-                <w:szCs w:val="24"/>
-              </w:rPr>
-            </w:pPr>
-            <w:r>
-              <w:rPr>
-                <w:rFonts w:eastAsia="Times New Roman"/>
+                <w:bCs/>
+                <w:szCs w:val="24"/>
+              </w:rPr>
+            </w:pPr>
+            <w:r>
+              <w:rPr>
+                <w:rFonts w:eastAsia="Times New Roman"/>
+                <w:b/>
+                <w:bCs/>
               </w:rPr>
               <w:t>Cộng</w:t>
             </w:r>
@@ -1442,7 +1453,7 @@
                 <w:tab w:val="right" w:leader="dot" w:pos="9355"/>
               </w:tabs>
               <w:spacing w:after="0" w:line="264" w:lineRule="auto"/>
-              <w:jc w:val="both"/>
+              <w:jc w:val="center"/>
               <w:rPr>
                 <w:rFonts w:asciiTheme="majorHAnsi" w:eastAsia="Times New Roman" w:hAnsiTheme="majorHAnsi" w:cstheme="majorHAnsi"/>
                 <w:b/>
@@ -1591,7 +1602,7 @@
           <w:rFonts w:eastAsia="Times New Roman"/>
           <w:szCs w:val="24"/>
         </w:rPr>
-        <w:t xml:space="preserve">{cash_checkbox} Tiền mặt</w:t>
+        <w:t>{cash_checkbox} Tiền mặt</w:t>
       </w:r>
     </w:p>
     <w:tbl>
@@ -1894,7 +1905,6 @@
               <w:rPr>
                 <w:rFonts w:eastAsia="Times New Roman"/>
               </w:rPr>
-              <w:lastRenderedPageBreak/>
               <w:t>{#cash}{stt}</w:t>
             </w:r>
           </w:p>
@@ -2126,7 +2136,10 @@
             <w:r>
               <w:rPr>
                 <w:rFonts w:eastAsia="Times New Roman"/>
-              </w:rPr>
+                <w:b/>
+                <w:bCs/>
+              </w:rPr>
+              <w:lastRenderedPageBreak/>
               <w:t>Cộng</w:t>
             </w:r>
           </w:p>
@@ -2218,7 +2231,7 @@
           <w:rFonts w:eastAsia="Times New Roman"/>
           <w:b/>
         </w:rPr>
-        <w:t xml:space="preserve">{amount_checkbox} Số tiền thanh toán:  {amount} {cur}</w:t>
+        <w:t>{amount_checkbox} Số tiền thanh toán:  {amount} {cur}</w:t>
       </w:r>
     </w:p>
     <w:p>
@@ -2584,6 +2597,7 @@
           </w:tcPr>
           <w:p>
             <w:pPr>
+              <w:jc w:val="center"/>
               <w:rPr>
                 <w:szCs w:val="24"/>
               </w:rPr>
@@ -2610,6 +2624,7 @@
           </w:tcPr>
           <w:p>
             <w:pPr>
+              <w:jc w:val="center"/>
               <w:rPr>
                 <w:szCs w:val="24"/>
               </w:rPr>
@@ -2725,12 +2740,15 @@
               <w:jc w:val="center"/>
               <w:rPr>
                 <w:b/>
-                <w:szCs w:val="24"/>
-              </w:rPr>
-            </w:pPr>
-            <w:r>
-              <w:rPr>
-                <w:rFonts w:eastAsia="Times New Roman"/>
+                <w:bCs/>
+                <w:szCs w:val="24"/>
+              </w:rPr>
+            </w:pPr>
+            <w:r>
+              <w:rPr>
+                <w:rFonts w:eastAsia="Times New Roman"/>
+                <w:b/>
+                <w:bCs/>
               </w:rPr>
               <w:t>Cộng</w:t>
             </w:r>
@@ -2810,7 +2828,7 @@
           <w:rFonts w:eastAsia="Times New Roman"/>
           <w:b/>
         </w:rPr>
-        <w:t xml:space="preserve">{ref_amt_checkbox} Số tiền hoàn tạm ứng phải nộp:  {ref_amt}</w:t>
+        <w:t>{ref_amt_checkbox} Số tiền hoàn tạm ứng phải nộp:  {ref_amt}</w:t>
       </w:r>
     </w:p>
     <w:p>
@@ -2975,7 +2993,7 @@
                 <w:rFonts w:eastAsia="Times New Roman"/>
                 <w:szCs w:val="24"/>
               </w:rPr>
-              <w:t xml:space="preserve">{cash_checkbox} Nộp tiền mặt</w:t>
+              <w:t>{cash_checkbox} Nộp tiền mặt</w:t>
             </w:r>
           </w:p>
         </w:tc>
@@ -4817,6 +4835,31 @@
 </file>
 
 <file path=customXml/item1.xml><?xml version="1.0" encoding="utf-8"?>
+<ns0:Receivers xmlns:ns0="http://schemas.microsoft.com/sharepoint/events"/>
+</file>
+
+<file path=customXml/item2.xml><?xml version="1.0" encoding="utf-8"?>
+<ns0:customData xmlns:ns0="http://www.wps.cn/officeDocument/2013/wpsCustomData">
+  <ns0:customSectProps/>
+  <ns0:customShpExts>
+    <ns0:customShpInfo spid="_x0000_s1026" textRotate="1"/>
+  </ns0:customShpExts>
+</ns0:customData>
+</file>
+
+<file path=customXml/item3.xml><?xml version="1.0" encoding="utf-8"?>
+<ns0:Sources xmlns:ns0="http://schemas.openxmlformats.org/officeDocument/2006/bibliography" SelectedStyle="\APASixthEditionOfficeOnline.xsl" StyleName="APA" Version="6"/>
+</file>
+
+<file path=customXml/item4.xml><?xml version="1.0" encoding="utf-8"?>
+<ns0:FormTemplates xmlns:ns0="http://schemas.microsoft.com/sharepoint/v3/contenttype/forms">
+  <ns0:Display>DocumentLibraryForm</ns0:Display>
+  <ns0:Edit>DocumentLibraryForm</ns0:Edit>
+  <ns0:New>DocumentLibraryForm</ns0:New>
+</ns0:FormTemplates>
+</file>
+
+<file path=customXml/item5.xml><?xml version="1.0" encoding="utf-8"?>
 <ns0:properties xmlns:ns0="http://schemas.microsoft.com/office/2006/metadata/properties" xmlns:ns1="268e1d54-3420-4cb2-af42-30ebf23f8644" xmlns:ns2="http://schemas.microsoft.com/office/infopath/2007/PartnerControls" xmlns:ns4="3d387290-89f0-4c2d-9716-64cf4ba45047" xmlns:xsi="http://www.w3.org/2001/XMLSchema-instance">
   <documentManagement>
     <ns1:lcf76f155ced4ddcb4097134ff3c332f>
@@ -4839,31 +4882,6 @@
     <ns4:_dlc_DocIdPersistId xsi:nil="true"/>
   </documentManagement>
 </ns0:properties>
-</file>
-
-<file path=customXml/item2.xml><?xml version="1.0" encoding="utf-8"?>
-<ns0:FormTemplates xmlns:ns0="http://schemas.microsoft.com/sharepoint/v3/contenttype/forms">
-  <ns0:Display>DocumentLibraryForm</ns0:Display>
-  <ns0:Edit>DocumentLibraryForm</ns0:Edit>
-  <ns0:New>DocumentLibraryForm</ns0:New>
-</ns0:FormTemplates>
-</file>
-
-<file path=customXml/item3.xml><?xml version="1.0" encoding="utf-8"?>
-<ns0:Sources xmlns:ns0="http://schemas.openxmlformats.org/officeDocument/2006/bibliography" SelectedStyle="\APASixthEditionOfficeOnline.xsl" StyleName="APA" Version="6"/>
-</file>
-
-<file path=customXml/item4.xml><?xml version="1.0" encoding="utf-8"?>
-<ns0:customData xmlns:ns0="http://www.wps.cn/officeDocument/2013/wpsCustomData">
-  <ns0:customSectProps/>
-  <ns0:customShpExts>
-    <ns0:customShpInfo spid="_x0000_s1026" textRotate="1"/>
-  </ns0:customShpExts>
-</ns0:customData>
-</file>
-
-<file path=customXml/item5.xml><?xml version="1.0" encoding="utf-8"?>
-<ns0:Receivers xmlns:ns0="http://schemas.microsoft.com/sharepoint/events"/>
 </file>
 
 <file path=customXml/item6.xml><?xml version="1.0" encoding="utf-8"?>
@@ -5191,20 +5209,17 @@
 </file>
 
 <file path=customXml/itemProps1.xml><?xml version="1.0" encoding="utf-8"?>
-<ds:datastoreItem xmlns:ds="http://schemas.openxmlformats.org/officeDocument/2006/customXml" ds:itemID="{BFD1E3D8-F03B-4E48-96DF-A728B54A4F15}">
+<ds:datastoreItem xmlns:ds="http://schemas.openxmlformats.org/officeDocument/2006/customXml" ds:itemID="{B72F3B29-990B-46E2-9AA1-BA07D513D8D1}">
   <ds:schemaRefs>
-    <ds:schemaRef ds:uri="http://schemas.microsoft.com/office/2006/metadata/properties"/>
-    <ds:schemaRef ds:uri="268e1d54-3420-4cb2-af42-30ebf23f8644"/>
-    <ds:schemaRef ds:uri="http://schemas.microsoft.com/office/infopath/2007/PartnerControls"/>
-    <ds:schemaRef ds:uri="3d387290-89f0-4c2d-9716-64cf4ba45047"/>
+    <ds:schemaRef ds:uri="http://schemas.microsoft.com/sharepoint/events"/>
   </ds:schemaRefs>
 </ds:datastoreItem>
 </file>
 
 <file path=customXml/itemProps2.xml><?xml version="1.0" encoding="utf-8"?>
-<ds:datastoreItem xmlns:ds="http://schemas.openxmlformats.org/officeDocument/2006/customXml" ds:itemID="{03A5419A-7A6B-4A8E-AA8E-B02AE6EE4F97}">
+<ds:datastoreItem xmlns:ds="http://schemas.openxmlformats.org/officeDocument/2006/customXml" ds:itemID="{B1977F7D-205B-4081-913C-38D41E755F92}">
   <ds:schemaRefs>
-    <ds:schemaRef ds:uri="http://schemas.microsoft.com/sharepoint/v3/contenttype/forms"/>
+    <ds:schemaRef ds:uri="http://www.wps.cn/officeDocument/2013/wpsCustomData"/>
   </ds:schemaRefs>
 </ds:datastoreItem>
 </file>
@@ -5218,17 +5233,20 @@
 </file>
 
 <file path=customXml/itemProps4.xml><?xml version="1.0" encoding="utf-8"?>
-<ds:datastoreItem xmlns:ds="http://schemas.openxmlformats.org/officeDocument/2006/customXml" ds:itemID="{B1977F7D-205B-4081-913C-38D41E755F92}">
+<ds:datastoreItem xmlns:ds="http://schemas.openxmlformats.org/officeDocument/2006/customXml" ds:itemID="{03A5419A-7A6B-4A8E-AA8E-B02AE6EE4F97}">
   <ds:schemaRefs>
-    <ds:schemaRef ds:uri="http://www.wps.cn/officeDocument/2013/wpsCustomData"/>
+    <ds:schemaRef ds:uri="http://schemas.microsoft.com/sharepoint/v3/contenttype/forms"/>
   </ds:schemaRefs>
 </ds:datastoreItem>
 </file>
 
 <file path=customXml/itemProps5.xml><?xml version="1.0" encoding="utf-8"?>
-<ds:datastoreItem xmlns:ds="http://schemas.openxmlformats.org/officeDocument/2006/customXml" ds:itemID="{B72F3B29-990B-46E2-9AA1-BA07D513D8D1}">
+<ds:datastoreItem xmlns:ds="http://schemas.openxmlformats.org/officeDocument/2006/customXml" ds:itemID="{BFD1E3D8-F03B-4E48-96DF-A728B54A4F15}">
   <ds:schemaRefs>
-    <ds:schemaRef ds:uri="http://schemas.microsoft.com/sharepoint/events"/>
+    <ds:schemaRef ds:uri="http://schemas.microsoft.com/office/2006/metadata/properties"/>
+    <ds:schemaRef ds:uri="268e1d54-3420-4cb2-af42-30ebf23f8644"/>
+    <ds:schemaRef ds:uri="http://schemas.microsoft.com/office/infopath/2007/PartnerControls"/>
+    <ds:schemaRef ds:uri="3d387290-89f0-4c2d-9716-64cf4ba45047"/>
   </ds:schemaRefs>
 </ds:datastoreItem>
 </file>

--- a/Sinh phiếu/Thanh toán/template_word/HTKT-02-TTTM.docx
+++ b/Sinh phiếu/Thanh toán/template_word/HTKT-02-TTTM.docx
@@ -2967,20 +2967,20 @@
       </w:tblPr>
       <w:tblGrid>
         <w:gridCol w:w="2678"/>
-        <w:gridCol w:w="2002"/>
-        <w:gridCol w:w="677"/>
+        <w:gridCol w:w="2362"/>
+        <w:gridCol w:w="317"/>
         <w:gridCol w:w="2679"/>
-        <w:gridCol w:w="2002"/>
-        <w:gridCol w:w="677"/>
+        <w:gridCol w:w="2362"/>
+        <w:gridCol w:w="317"/>
       </w:tblGrid>
       <w:tr>
         <w:trPr>
           <w:gridAfter w:val="1"/>
-          <w:wAfter w:w="677" w:type="dxa"/>
+          <w:wAfter w:w="317" w:type="dxa"/>
         </w:trPr>
         <w:tc>
           <w:tcPr>
-            <w:tcW w:w="4680" w:type="dxa"/>
+            <w:tcW w:w="5040" w:type="dxa"/>
             <w:gridSpan w:val="2"/>
             <w:noWrap/>
           </w:tcPr>
@@ -2993,8 +2993,65 @@
                 <w:rFonts w:eastAsia="Times New Roman"/>
                 <w:szCs w:val="24"/>
               </w:rPr>
-              <w:t>{cash_checkbox} Nộp tiền mặt</w:t>
-            </w:r>
+              <w:t>{#refund_</w:t>
+            </w:r>
+            <w:proofErr w:type="gramStart"/>
+            <w:r>
+              <w:rPr>
+                <w:rFonts w:eastAsia="Times New Roman"/>
+                <w:szCs w:val="24"/>
+              </w:rPr>
+              <w:t>info}{</w:t>
+            </w:r>
+            <w:proofErr w:type="gramEnd"/>
+            <w:r>
+              <w:rPr>
+                <w:rFonts w:eastAsia="Times New Roman"/>
+                <w:szCs w:val="24"/>
+              </w:rPr>
+              <w:t xml:space="preserve">cash_checkbox} </w:t>
+            </w:r>
+            <w:proofErr w:type="spellStart"/>
+            <w:r>
+              <w:rPr>
+                <w:rFonts w:eastAsia="Times New Roman"/>
+                <w:szCs w:val="24"/>
+              </w:rPr>
+              <w:t>Nộp</w:t>
+            </w:r>
+            <w:proofErr w:type="spellEnd"/>
+            <w:r>
+              <w:rPr>
+                <w:rFonts w:eastAsia="Times New Roman"/>
+                <w:szCs w:val="24"/>
+              </w:rPr>
+              <w:t xml:space="preserve"> </w:t>
+            </w:r>
+            <w:proofErr w:type="spellStart"/>
+            <w:r>
+              <w:rPr>
+                <w:rFonts w:eastAsia="Times New Roman"/>
+                <w:szCs w:val="24"/>
+              </w:rPr>
+              <w:t>tiền</w:t>
+            </w:r>
+            <w:proofErr w:type="spellEnd"/>
+            <w:r>
+              <w:rPr>
+                <w:rFonts w:eastAsia="Times New Roman"/>
+                <w:szCs w:val="24"/>
+              </w:rPr>
+              <w:t xml:space="preserve"> </w:t>
+            </w:r>
+            <w:proofErr w:type="spellStart"/>
+            <w:r>
+              <w:rPr>
+                <w:rFonts w:eastAsia="Times New Roman"/>
+                <w:szCs w:val="24"/>
+              </w:rPr>
+              <w:t>mặt</w:t>
+            </w:r>
+            <w:proofErr w:type="spellEnd"/>
           </w:p>
         </w:tc>
         <w:tc>
@@ -3012,7 +3069,23 @@
                 <w:rFonts w:eastAsia="Times New Roman"/>
                 <w:szCs w:val="24"/>
               </w:rPr>
-              <w:t>Số TK ghi Có: {ref_acc}</w:t>
+              <w:t>Số TK ghi Có: {ref_</w:t>
+            </w:r>
+            <w:proofErr w:type="gramStart"/>
+            <w:r>
+              <w:rPr>
+                <w:rFonts w:eastAsia="Times New Roman"/>
+                <w:szCs w:val="24"/>
+              </w:rPr>
+              <w:t>acc}{</w:t>
+            </w:r>
+            <w:proofErr w:type="gramEnd"/>
+            <w:r>
+              <w:rPr>
+                <w:rFonts w:eastAsia="Times New Roman"/>
+                <w:szCs w:val="24"/>
+              </w:rPr>
+              <w:t>/refund_info}</w:t>
             </w:r>
           </w:p>
         </w:tc>
@@ -4835,31 +4908,6 @@
 </file>
 
 <file path=customXml/item1.xml><?xml version="1.0" encoding="utf-8"?>
-<ns0:Receivers xmlns:ns0="http://schemas.microsoft.com/sharepoint/events"/>
-</file>
-
-<file path=customXml/item2.xml><?xml version="1.0" encoding="utf-8"?>
-<ns0:customData xmlns:ns0="http://www.wps.cn/officeDocument/2013/wpsCustomData">
-  <ns0:customSectProps/>
-  <ns0:customShpExts>
-    <ns0:customShpInfo spid="_x0000_s1026" textRotate="1"/>
-  </ns0:customShpExts>
-</ns0:customData>
-</file>
-
-<file path=customXml/item3.xml><?xml version="1.0" encoding="utf-8"?>
-<ns0:Sources xmlns:ns0="http://schemas.openxmlformats.org/officeDocument/2006/bibliography" SelectedStyle="\APASixthEditionOfficeOnline.xsl" StyleName="APA" Version="6"/>
-</file>
-
-<file path=customXml/item4.xml><?xml version="1.0" encoding="utf-8"?>
-<ns0:FormTemplates xmlns:ns0="http://schemas.microsoft.com/sharepoint/v3/contenttype/forms">
-  <ns0:Display>DocumentLibraryForm</ns0:Display>
-  <ns0:Edit>DocumentLibraryForm</ns0:Edit>
-  <ns0:New>DocumentLibraryForm</ns0:New>
-</ns0:FormTemplates>
-</file>
-
-<file path=customXml/item5.xml><?xml version="1.0" encoding="utf-8"?>
 <ns0:properties xmlns:ns0="http://schemas.microsoft.com/office/2006/metadata/properties" xmlns:ns1="268e1d54-3420-4cb2-af42-30ebf23f8644" xmlns:ns2="http://schemas.microsoft.com/office/infopath/2007/PartnerControls" xmlns:ns4="3d387290-89f0-4c2d-9716-64cf4ba45047" xmlns:xsi="http://www.w3.org/2001/XMLSchema-instance">
   <documentManagement>
     <ns1:lcf76f155ced4ddcb4097134ff3c332f>
@@ -4882,6 +4930,31 @@
     <ns4:_dlc_DocIdPersistId xsi:nil="true"/>
   </documentManagement>
 </ns0:properties>
+</file>
+
+<file path=customXml/item2.xml><?xml version="1.0" encoding="utf-8"?>
+<ns0:FormTemplates xmlns:ns0="http://schemas.microsoft.com/sharepoint/v3/contenttype/forms">
+  <ns0:Display>DocumentLibraryForm</ns0:Display>
+  <ns0:Edit>DocumentLibraryForm</ns0:Edit>
+  <ns0:New>DocumentLibraryForm</ns0:New>
+</ns0:FormTemplates>
+</file>
+
+<file path=customXml/item3.xml><?xml version="1.0" encoding="utf-8"?>
+<ns0:Sources xmlns:ns0="http://schemas.openxmlformats.org/officeDocument/2006/bibliography" SelectedStyle="\APASixthEditionOfficeOnline.xsl" StyleName="APA" Version="6"/>
+</file>
+
+<file path=customXml/item4.xml><?xml version="1.0" encoding="utf-8"?>
+<ns0:customData xmlns:ns0="http://www.wps.cn/officeDocument/2013/wpsCustomData">
+  <ns0:customSectProps/>
+  <ns0:customShpExts>
+    <ns0:customShpInfo spid="_x0000_s1026" textRotate="1"/>
+  </ns0:customShpExts>
+</ns0:customData>
+</file>
+
+<file path=customXml/item5.xml><?xml version="1.0" encoding="utf-8"?>
+<ns0:Receivers xmlns:ns0="http://schemas.microsoft.com/sharepoint/events"/>
 </file>
 
 <file path=customXml/item6.xml><?xml version="1.0" encoding="utf-8"?>
@@ -5209,17 +5282,20 @@
 </file>
 
 <file path=customXml/itemProps1.xml><?xml version="1.0" encoding="utf-8"?>
-<ds:datastoreItem xmlns:ds="http://schemas.openxmlformats.org/officeDocument/2006/customXml" ds:itemID="{B72F3B29-990B-46E2-9AA1-BA07D513D8D1}">
+<ds:datastoreItem xmlns:ds="http://schemas.openxmlformats.org/officeDocument/2006/customXml" ds:itemID="{BFD1E3D8-F03B-4E48-96DF-A728B54A4F15}">
   <ds:schemaRefs>
-    <ds:schemaRef ds:uri="http://schemas.microsoft.com/sharepoint/events"/>
+    <ds:schemaRef ds:uri="http://schemas.microsoft.com/office/2006/metadata/properties"/>
+    <ds:schemaRef ds:uri="268e1d54-3420-4cb2-af42-30ebf23f8644"/>
+    <ds:schemaRef ds:uri="http://schemas.microsoft.com/office/infopath/2007/PartnerControls"/>
+    <ds:schemaRef ds:uri="3d387290-89f0-4c2d-9716-64cf4ba45047"/>
   </ds:schemaRefs>
 </ds:datastoreItem>
 </file>
 
 <file path=customXml/itemProps2.xml><?xml version="1.0" encoding="utf-8"?>
-<ds:datastoreItem xmlns:ds="http://schemas.openxmlformats.org/officeDocument/2006/customXml" ds:itemID="{B1977F7D-205B-4081-913C-38D41E755F92}">
+<ds:datastoreItem xmlns:ds="http://schemas.openxmlformats.org/officeDocument/2006/customXml" ds:itemID="{03A5419A-7A6B-4A8E-AA8E-B02AE6EE4F97}">
   <ds:schemaRefs>
-    <ds:schemaRef ds:uri="http://www.wps.cn/officeDocument/2013/wpsCustomData"/>
+    <ds:schemaRef ds:uri="http://schemas.microsoft.com/sharepoint/v3/contenttype/forms"/>
   </ds:schemaRefs>
 </ds:datastoreItem>
 </file>
@@ -5233,20 +5309,17 @@
 </file>
 
 <file path=customXml/itemProps4.xml><?xml version="1.0" encoding="utf-8"?>
-<ds:datastoreItem xmlns:ds="http://schemas.openxmlformats.org/officeDocument/2006/customXml" ds:itemID="{03A5419A-7A6B-4A8E-AA8E-B02AE6EE4F97}">
+<ds:datastoreItem xmlns:ds="http://schemas.openxmlformats.org/officeDocument/2006/customXml" ds:itemID="{B1977F7D-205B-4081-913C-38D41E755F92}">
   <ds:schemaRefs>
-    <ds:schemaRef ds:uri="http://schemas.microsoft.com/sharepoint/v3/contenttype/forms"/>
+    <ds:schemaRef ds:uri="http://www.wps.cn/officeDocument/2013/wpsCustomData"/>
   </ds:schemaRefs>
 </ds:datastoreItem>
 </file>
 
 <file path=customXml/itemProps5.xml><?xml version="1.0" encoding="utf-8"?>
-<ds:datastoreItem xmlns:ds="http://schemas.openxmlformats.org/officeDocument/2006/customXml" ds:itemID="{BFD1E3D8-F03B-4E48-96DF-A728B54A4F15}">
+<ds:datastoreItem xmlns:ds="http://schemas.openxmlformats.org/officeDocument/2006/customXml" ds:itemID="{B72F3B29-990B-46E2-9AA1-BA07D513D8D1}">
   <ds:schemaRefs>
-    <ds:schemaRef ds:uri="http://schemas.microsoft.com/office/2006/metadata/properties"/>
-    <ds:schemaRef ds:uri="268e1d54-3420-4cb2-af42-30ebf23f8644"/>
-    <ds:schemaRef ds:uri="http://schemas.microsoft.com/office/infopath/2007/PartnerControls"/>
-    <ds:schemaRef ds:uri="3d387290-89f0-4c2d-9716-64cf4ba45047"/>
+    <ds:schemaRef ds:uri="http://schemas.microsoft.com/sharepoint/events"/>
   </ds:schemaRefs>
 </ds:datastoreItem>
 </file>

--- a/Sinh phiếu/Thanh toán/template_word/HTKT-02-TTTM.docx
+++ b/Sinh phiếu/Thanh toán/template_word/HTKT-02-TTTM.docx
@@ -208,7 +208,21 @@
         <w:rPr>
           <w:rFonts w:eastAsia="Times New Roman"/>
         </w:rPr>
-        <w:t>Mã giao dịch : {id}</w:t>
+        <w:t xml:space="preserve">Mã giao </w:t>
+      </w:r>
+      <w:proofErr w:type="gramStart"/>
+      <w:r>
+        <w:rPr>
+          <w:rFonts w:eastAsia="Times New Roman"/>
+        </w:rPr>
+        <w:t>dịch :</w:t>
+      </w:r>
+      <w:proofErr w:type="gramEnd"/>
+      <w:r>
+        <w:rPr>
+          <w:rFonts w:eastAsia="Times New Roman"/>
+        </w:rPr>
+        <w:t xml:space="preserve"> {id}</w:t>
       </w:r>
     </w:p>
     <w:p>
@@ -267,7 +281,23 @@
           <w:rFonts w:eastAsia="Times New Roman"/>
           <w:b/>
         </w:rPr>
-        <w:t>Họ tên người đề nghị:  {user}</w:t>
+        <w:t>Họ tên người đề nghị</w:t>
+      </w:r>
+      <w:proofErr w:type="gramStart"/>
+      <w:r>
+        <w:rPr>
+          <w:rFonts w:eastAsia="Times New Roman"/>
+          <w:b/>
+        </w:rPr>
+        <w:t>:  {</w:t>
+      </w:r>
+      <w:proofErr w:type="gramEnd"/>
+      <w:r>
+        <w:rPr>
+          <w:rFonts w:eastAsia="Times New Roman"/>
+          <w:b/>
+        </w:rPr>
+        <w:t>user}</w:t>
       </w:r>
     </w:p>
     <w:p>
@@ -288,7 +318,23 @@
           <w:rFonts w:eastAsia="Times New Roman"/>
           <w:b/>
         </w:rPr>
-        <w:t>Phòng/ban:  {dept}</w:t>
+        <w:t>Phòng/ban</w:t>
+      </w:r>
+      <w:proofErr w:type="gramStart"/>
+      <w:r>
+        <w:rPr>
+          <w:rFonts w:eastAsia="Times New Roman"/>
+          <w:b/>
+        </w:rPr>
+        <w:t>:  {</w:t>
+      </w:r>
+      <w:proofErr w:type="gramEnd"/>
+      <w:r>
+        <w:rPr>
+          <w:rFonts w:eastAsia="Times New Roman"/>
+          <w:b/>
+        </w:rPr>
+        <w:t>dept}</w:t>
       </w:r>
     </w:p>
     <w:p>
@@ -308,7 +354,23 @@
           <w:rFonts w:eastAsia="Times New Roman"/>
           <w:b/>
         </w:rPr>
-        <w:t>Nội dung :  {des}</w:t>
+        <w:t xml:space="preserve">Nội </w:t>
+      </w:r>
+      <w:proofErr w:type="gramStart"/>
+      <w:r>
+        <w:rPr>
+          <w:rFonts w:eastAsia="Times New Roman"/>
+          <w:b/>
+        </w:rPr>
+        <w:t>dung :</w:t>
+      </w:r>
+      <w:proofErr w:type="gramEnd"/>
+      <w:r>
+        <w:rPr>
+          <w:rFonts w:eastAsia="Times New Roman"/>
+          <w:b/>
+        </w:rPr>
+        <w:t xml:space="preserve">  {des}</w:t>
       </w:r>
     </w:p>
     <w:p>
@@ -328,7 +390,23 @@
           <w:rFonts w:eastAsia="Times New Roman"/>
           <w:b/>
         </w:rPr>
-        <w:t>Số tiền đề nghị thanh toán :  {amount} {cur}</w:t>
+        <w:t xml:space="preserve">Số tiền đề nghị thanh </w:t>
+      </w:r>
+      <w:proofErr w:type="gramStart"/>
+      <w:r>
+        <w:rPr>
+          <w:rFonts w:eastAsia="Times New Roman"/>
+          <w:b/>
+        </w:rPr>
+        <w:t>toán :</w:t>
+      </w:r>
+      <w:proofErr w:type="gramEnd"/>
+      <w:r>
+        <w:rPr>
+          <w:rFonts w:eastAsia="Times New Roman"/>
+          <w:b/>
+        </w:rPr>
+        <w:t xml:space="preserve">  {amount} {cur}</w:t>
       </w:r>
     </w:p>
     <w:p>
@@ -861,7 +939,21 @@
               <w:rPr>
                 <w:rFonts w:eastAsia="Times New Roman"/>
               </w:rPr>
-              <w:t>{#vendors}{stt}</w:t>
+              <w:t>{#</w:t>
+            </w:r>
+            <w:proofErr w:type="gramStart"/>
+            <w:r>
+              <w:rPr>
+                <w:rFonts w:eastAsia="Times New Roman"/>
+              </w:rPr>
+              <w:t>vendors}{</w:t>
+            </w:r>
+            <w:proofErr w:type="gramEnd"/>
+            <w:r>
+              <w:rPr>
+                <w:rFonts w:eastAsia="Times New Roman"/>
+              </w:rPr>
+              <w:t>stt}</w:t>
             </w:r>
           </w:p>
         </w:tc>
@@ -1020,11 +1112,19 @@
                 <w:szCs w:val="24"/>
               </w:rPr>
             </w:pPr>
-            <w:r>
-              <w:rPr>
-                <w:rFonts w:eastAsia="Times New Roman"/>
-              </w:rPr>
-              <w:t>{note}{/vendors}</w:t>
+            <w:proofErr w:type="gramStart"/>
+            <w:r>
+              <w:rPr>
+                <w:rFonts w:eastAsia="Times New Roman"/>
+              </w:rPr>
+              <w:t>{note}{/</w:t>
+            </w:r>
+            <w:proofErr w:type="gramEnd"/>
+            <w:r>
+              <w:rPr>
+                <w:rFonts w:eastAsia="Times New Roman"/>
+              </w:rPr>
+              <w:t>vendors}</w:t>
             </w:r>
           </w:p>
         </w:tc>
@@ -1229,7 +1329,21 @@
         <w:rPr>
           <w:rFonts w:eastAsia="Times New Roman"/>
         </w:rPr>
-        <w:t>Số tiền đề nghị hoàn tạm ứng:  {refund} {cur}</w:t>
+        <w:t>Số tiền đề nghị hoàn tạm ứng</w:t>
+      </w:r>
+      <w:proofErr w:type="gramStart"/>
+      <w:r>
+        <w:rPr>
+          <w:rFonts w:eastAsia="Times New Roman"/>
+        </w:rPr>
+        <w:t>:  {</w:t>
+      </w:r>
+      <w:proofErr w:type="gramEnd"/>
+      <w:r>
+        <w:rPr>
+          <w:rFonts w:eastAsia="Times New Roman"/>
+        </w:rPr>
+        <w:t>refund} {cur}</w:t>
       </w:r>
     </w:p>
     <w:p>
@@ -1269,306 +1383,89 @@
           <w:rFonts w:eastAsia="Times New Roman"/>
           <w:b/>
         </w:rPr>
-        <w:t xml:space="preserve">Các nghĩa vụ thanh toán khác: </w:t>
-      </w:r>
-      <w:r>
-        <w:rPr>
-          <w:rFonts w:eastAsia="Times New Roman"/>
-          <w:i/>
-        </w:rPr>
-        <w:t>[Ghi các nghĩa vụ thanh toán khác như thuế nhà thầu, thuế TNCN, phí chuyển tiền ..... Nếu không có thỏa thuận cụ thể, mặc định NHCT khấu trừ thuế nhà thầu, thuế TNCN vào số tiền thanh toán và NHCT chiu phi chuyển tiền…]</w:t>
+        <w:t xml:space="preserve">Các </w:t>
+      </w:r>
+      <w:proofErr w:type="spellStart"/>
+      <w:r>
+        <w:rPr>
+          <w:rFonts w:eastAsia="Times New Roman"/>
+          <w:b/>
+        </w:rPr>
+        <w:t>nghĩa</w:t>
+      </w:r>
+      <w:proofErr w:type="spellEnd"/>
+      <w:r>
+        <w:rPr>
+          <w:rFonts w:eastAsia="Times New Roman"/>
+          <w:b/>
+        </w:rPr>
+        <w:t xml:space="preserve"> </w:t>
+      </w:r>
+      <w:proofErr w:type="spellStart"/>
+      <w:r>
+        <w:rPr>
+          <w:rFonts w:eastAsia="Times New Roman"/>
+          <w:b/>
+        </w:rPr>
+        <w:t>vụ</w:t>
+      </w:r>
+      <w:proofErr w:type="spellEnd"/>
+      <w:r>
+        <w:rPr>
+          <w:rFonts w:eastAsia="Times New Roman"/>
+          <w:b/>
+        </w:rPr>
+        <w:t xml:space="preserve"> </w:t>
+      </w:r>
+      <w:proofErr w:type="spellStart"/>
+      <w:r>
+        <w:rPr>
+          <w:rFonts w:eastAsia="Times New Roman"/>
+          <w:b/>
+        </w:rPr>
+        <w:t>thanh</w:t>
+      </w:r>
+      <w:proofErr w:type="spellEnd"/>
+      <w:r>
+        <w:rPr>
+          <w:rFonts w:eastAsia="Times New Roman"/>
+          <w:b/>
+        </w:rPr>
+        <w:t xml:space="preserve"> </w:t>
+      </w:r>
+      <w:proofErr w:type="spellStart"/>
+      <w:r>
+        <w:rPr>
+          <w:rFonts w:eastAsia="Times New Roman"/>
+          <w:b/>
+        </w:rPr>
+        <w:t>toán</w:t>
+      </w:r>
+      <w:proofErr w:type="spellEnd"/>
+      <w:r>
+        <w:rPr>
+          <w:rFonts w:eastAsia="Times New Roman"/>
+          <w:b/>
+        </w:rPr>
+        <w:t xml:space="preserve"> </w:t>
+      </w:r>
+      <w:proofErr w:type="spellStart"/>
+      <w:r>
+        <w:rPr>
+          <w:rFonts w:eastAsia="Times New Roman"/>
+          <w:b/>
+        </w:rPr>
+        <w:t>khác</w:t>
+      </w:r>
+      <w:proofErr w:type="spellEnd"/>
+      <w:r>
+        <w:rPr>
+          <w:rFonts w:eastAsia="Times New Roman"/>
+          <w:b/>
+        </w:rPr>
+        <w:t xml:space="preserve">: </w:t>
       </w:r>
     </w:p>
-    <w:tbl>
-      <w:tblPr>
-        <w:tblStyle w:val="TableGrid"/>
-        <w:tblW w:w="10715" w:type="dxa"/>
-        <w:jc w:val="center"/>
-        <w:tblLayout w:type="fixed"/>
-        <w:tblLook w:val="04A0" w:firstRow="1" w:lastRow="0" w:firstColumn="1" w:lastColumn="0" w:noHBand="0" w:noVBand="1"/>
-      </w:tblPr>
-      <w:tblGrid>
-        <w:gridCol w:w="800"/>
-        <w:gridCol w:w="4800"/>
-        <w:gridCol w:w="2550"/>
-        <w:gridCol w:w="2565"/>
-      </w:tblGrid>
-      <w:tr>
-        <w:trPr>
-          <w:trHeight w:val="779"/>
-          <w:jc w:val="center"/>
-        </w:trPr>
-        <w:tc>
-          <w:tcPr>
-            <w:tcW w:w="800" w:type="dxa"/>
-            <w:tcBorders>
-              <w:top w:val="single" w:sz="4" w:space="0" w:color="auto"/>
-              <w:left w:val="single" w:sz="4" w:space="0" w:color="auto"/>
-              <w:bottom w:val="single" w:sz="4" w:space="0" w:color="auto"/>
-              <w:right w:val="single" w:sz="4" w:space="0" w:color="auto"/>
-            </w:tcBorders>
-            <w:noWrap/>
-          </w:tcPr>
-          <w:p>
-            <w:pPr>
-              <w:tabs>
-                <w:tab w:val="right" w:leader="dot" w:pos="9355"/>
-              </w:tabs>
-              <w:spacing w:after="0" w:line="264" w:lineRule="auto"/>
-              <w:jc w:val="center"/>
-              <w:rPr>
-                <w:rFonts w:asciiTheme="majorHAnsi" w:eastAsia="Times New Roman" w:hAnsiTheme="majorHAnsi" w:cstheme="majorHAnsi"/>
-                <w:b/>
-                <w:szCs w:val="24"/>
-              </w:rPr>
-            </w:pPr>
-            <w:r>
-              <w:rPr>
-                <w:rFonts w:eastAsia="Times New Roman"/>
-                <w:b/>
-              </w:rPr>
-              <w:t>STT</w:t>
-            </w:r>
-          </w:p>
-        </w:tc>
-        <w:tc>
-          <w:tcPr>
-            <w:tcW w:w="4800" w:type="dxa"/>
-            <w:tcBorders>
-              <w:top w:val="single" w:sz="4" w:space="0" w:color="auto"/>
-              <w:left w:val="single" w:sz="4" w:space="0" w:color="auto"/>
-              <w:bottom w:val="single" w:sz="4" w:space="0" w:color="auto"/>
-              <w:right w:val="single" w:sz="4" w:space="0" w:color="auto"/>
-            </w:tcBorders>
-            <w:noWrap/>
-          </w:tcPr>
-          <w:p>
-            <w:pPr>
-              <w:tabs>
-                <w:tab w:val="right" w:leader="dot" w:pos="9355"/>
-              </w:tabs>
-              <w:spacing w:after="0" w:line="264" w:lineRule="auto"/>
-              <w:jc w:val="center"/>
-              <w:rPr>
-                <w:rFonts w:asciiTheme="majorHAnsi" w:eastAsia="Times New Roman" w:hAnsiTheme="majorHAnsi" w:cstheme="majorHAnsi"/>
-                <w:b/>
-                <w:szCs w:val="24"/>
-              </w:rPr>
-            </w:pPr>
-            <w:r>
-              <w:rPr>
-                <w:rFonts w:eastAsia="Times New Roman"/>
-                <w:b/>
-              </w:rPr>
-              <w:t xml:space="preserve">Nội dung chi tiết </w:t>
-            </w:r>
-          </w:p>
-        </w:tc>
-        <w:tc>
-          <w:tcPr>
-            <w:tcW w:w="2550" w:type="dxa"/>
-            <w:tcBorders>
-              <w:top w:val="single" w:sz="4" w:space="0" w:color="auto"/>
-              <w:left w:val="single" w:sz="4" w:space="0" w:color="auto"/>
-              <w:bottom w:val="single" w:sz="4" w:space="0" w:color="auto"/>
-              <w:right w:val="single" w:sz="4" w:space="0" w:color="auto"/>
-            </w:tcBorders>
-            <w:noWrap/>
-          </w:tcPr>
-          <w:p>
-            <w:pPr>
-              <w:tabs>
-                <w:tab w:val="right" w:leader="dot" w:pos="9355"/>
-              </w:tabs>
-              <w:spacing w:after="0" w:line="264" w:lineRule="auto"/>
-              <w:jc w:val="center"/>
-              <w:rPr>
-                <w:rFonts w:asciiTheme="majorHAnsi" w:eastAsia="Times New Roman" w:hAnsiTheme="majorHAnsi" w:cstheme="majorHAnsi"/>
-                <w:b/>
-                <w:szCs w:val="24"/>
-              </w:rPr>
-            </w:pPr>
-            <w:r>
-              <w:rPr>
-                <w:rFonts w:eastAsia="Times New Roman"/>
-                <w:b/>
-              </w:rPr>
-              <w:t xml:space="preserve">Số tiền </w:t>
-            </w:r>
-          </w:p>
-        </w:tc>
-        <w:tc>
-          <w:tcPr>
-            <w:tcW w:w="2565" w:type="dxa"/>
-            <w:tcBorders>
-              <w:top w:val="single" w:sz="4" w:space="0" w:color="auto"/>
-              <w:left w:val="single" w:sz="4" w:space="0" w:color="auto"/>
-              <w:bottom w:val="single" w:sz="4" w:space="0" w:color="auto"/>
-              <w:right w:val="single" w:sz="4" w:space="0" w:color="auto"/>
-            </w:tcBorders>
-            <w:noWrap/>
-          </w:tcPr>
-          <w:p>
-            <w:pPr>
-              <w:tabs>
-                <w:tab w:val="right" w:leader="dot" w:pos="9355"/>
-              </w:tabs>
-              <w:spacing w:after="0" w:line="264" w:lineRule="auto"/>
-              <w:jc w:val="center"/>
-              <w:rPr>
-                <w:rFonts w:asciiTheme="majorHAnsi" w:eastAsia="Times New Roman" w:hAnsiTheme="majorHAnsi" w:cstheme="majorHAnsi"/>
-                <w:b/>
-                <w:szCs w:val="24"/>
-              </w:rPr>
-            </w:pPr>
-            <w:r>
-              <w:rPr>
-                <w:rFonts w:eastAsia="Times New Roman"/>
-                <w:b/>
-              </w:rPr>
-              <w:t xml:space="preserve">Ghi chú </w:t>
-            </w:r>
-          </w:p>
-        </w:tc>
-      </w:tr>
-      <w:tr>
-        <w:trPr>
-          <w:trHeight w:val="758"/>
-          <w:jc w:val="center"/>
-        </w:trPr>
-        <w:tc>
-          <w:tcPr>
-            <w:tcW w:w="800" w:type="dxa"/>
-            <w:tcBorders>
-              <w:top w:val="single" w:sz="4" w:space="0" w:color="auto"/>
-              <w:left w:val="single" w:sz="4" w:space="0" w:color="auto"/>
-              <w:bottom w:val="single" w:sz="4" w:space="0" w:color="auto"/>
-              <w:right w:val="single" w:sz="4" w:space="0" w:color="auto"/>
-            </w:tcBorders>
-            <w:noWrap/>
-          </w:tcPr>
-          <w:p>
-            <w:pPr>
-              <w:tabs>
-                <w:tab w:val="right" w:leader="dot" w:pos="9355"/>
-              </w:tabs>
-              <w:spacing w:after="0" w:line="264" w:lineRule="auto"/>
-              <w:jc w:val="center"/>
-              <w:rPr>
-                <w:rFonts w:asciiTheme="majorHAnsi" w:eastAsia="Times New Roman" w:hAnsiTheme="majorHAnsi" w:cstheme="majorHAnsi"/>
-                <w:b/>
-                <w:szCs w:val="24"/>
-              </w:rPr>
-            </w:pPr>
-            <w:r>
-              <w:rPr>
-                <w:rFonts w:eastAsia="Times New Roman"/>
-              </w:rPr>
-              <w:t>{#supp}{stt}</w:t>
-            </w:r>
-          </w:p>
-        </w:tc>
-        <w:tc>
-          <w:tcPr>
-            <w:tcW w:w="4800" w:type="dxa"/>
-            <w:tcBorders>
-              <w:top w:val="single" w:sz="4" w:space="0" w:color="auto"/>
-              <w:left w:val="single" w:sz="4" w:space="0" w:color="auto"/>
-              <w:bottom w:val="single" w:sz="4" w:space="0" w:color="auto"/>
-              <w:right w:val="single" w:sz="4" w:space="0" w:color="auto"/>
-            </w:tcBorders>
-            <w:noWrap/>
-            <w:vAlign w:val="center"/>
-          </w:tcPr>
-          <w:p>
-            <w:pPr>
-              <w:tabs>
-                <w:tab w:val="right" w:leader="dot" w:pos="9355"/>
-              </w:tabs>
-              <w:spacing w:after="0" w:line="264" w:lineRule="auto"/>
-              <w:jc w:val="center"/>
-              <w:rPr>
-                <w:rFonts w:asciiTheme="majorHAnsi" w:eastAsia="Times New Roman" w:hAnsiTheme="majorHAnsi" w:cstheme="majorHAnsi"/>
-                <w:b/>
-                <w:szCs w:val="24"/>
-              </w:rPr>
-            </w:pPr>
-            <w:r>
-              <w:rPr>
-                <w:rFonts w:eastAsia="Times New Roman"/>
-              </w:rPr>
-              <w:t>{des}</w:t>
-            </w:r>
-          </w:p>
-        </w:tc>
-        <w:tc>
-          <w:tcPr>
-            <w:tcW w:w="2550" w:type="dxa"/>
-            <w:tcBorders>
-              <w:top w:val="single" w:sz="4" w:space="0" w:color="auto"/>
-              <w:left w:val="single" w:sz="4" w:space="0" w:color="auto"/>
-              <w:bottom w:val="single" w:sz="4" w:space="0" w:color="auto"/>
-              <w:right w:val="single" w:sz="4" w:space="0" w:color="auto"/>
-            </w:tcBorders>
-            <w:noWrap/>
-            <w:vAlign w:val="center"/>
-          </w:tcPr>
-          <w:p>
-            <w:pPr>
-              <w:tabs>
-                <w:tab w:val="right" w:leader="dot" w:pos="9355"/>
-              </w:tabs>
-              <w:spacing w:after="0" w:line="264" w:lineRule="auto"/>
-              <w:jc w:val="center"/>
-              <w:rPr>
-                <w:rFonts w:asciiTheme="majorHAnsi" w:eastAsia="Times New Roman" w:hAnsiTheme="majorHAnsi" w:cstheme="majorHAnsi"/>
-                <w:b/>
-                <w:szCs w:val="24"/>
-              </w:rPr>
-            </w:pPr>
-            <w:r>
-              <w:rPr>
-                <w:rFonts w:eastAsia="Times New Roman"/>
-              </w:rPr>
-              <w:t>{amount}</w:t>
-            </w:r>
-          </w:p>
-        </w:tc>
-        <w:tc>
-          <w:tcPr>
-            <w:tcW w:w="2565" w:type="dxa"/>
-            <w:tcBorders>
-              <w:top w:val="single" w:sz="4" w:space="0" w:color="auto"/>
-              <w:left w:val="single" w:sz="4" w:space="0" w:color="auto"/>
-              <w:bottom w:val="single" w:sz="4" w:space="0" w:color="auto"/>
-              <w:right w:val="single" w:sz="4" w:space="0" w:color="auto"/>
-            </w:tcBorders>
-            <w:noWrap/>
-            <w:vAlign w:val="center"/>
-          </w:tcPr>
-          <w:p>
-            <w:pPr>
-              <w:tabs>
-                <w:tab w:val="right" w:leader="dot" w:pos="9355"/>
-              </w:tabs>
-              <w:spacing w:after="0" w:line="264" w:lineRule="auto"/>
-              <w:jc w:val="center"/>
-              <w:rPr>
-                <w:rFonts w:asciiTheme="majorHAnsi" w:eastAsia="Times New Roman" w:hAnsiTheme="majorHAnsi" w:cstheme="majorHAnsi"/>
-                <w:bCs/>
-                <w:szCs w:val="24"/>
-              </w:rPr>
-            </w:pPr>
-            <w:r>
-              <w:rPr>
-                <w:rFonts w:eastAsia="Times New Roman"/>
-              </w:rPr>
-              <w:t>{note}{/supp}</w:t>
-            </w:r>
-          </w:p>
-        </w:tc>
-      </w:tr>
-    </w:tbl>
     <w:p>
       <w:pPr>
         <w:spacing w:after="0" w:line="240" w:lineRule="auto"/>
@@ -1578,12 +1475,69 @@
           <w:szCs w:val="24"/>
         </w:rPr>
       </w:pPr>
-      <w:r>
-        <w:rPr>
-          <w:rFonts w:eastAsia="Times New Roman"/>
-          <w:b/>
-        </w:rPr>
-        <w:t xml:space="preserve">Hình thức thanh toán: </w:t>
+      <w:proofErr w:type="spellStart"/>
+      <w:r>
+        <w:rPr>
+          <w:rFonts w:eastAsia="Times New Roman"/>
+          <w:b/>
+        </w:rPr>
+        <w:t>Hình</w:t>
+      </w:r>
+      <w:proofErr w:type="spellEnd"/>
+      <w:r>
+        <w:rPr>
+          <w:rFonts w:eastAsia="Times New Roman"/>
+          <w:b/>
+        </w:rPr>
+        <w:t xml:space="preserve"> </w:t>
+      </w:r>
+      <w:proofErr w:type="spellStart"/>
+      <w:r>
+        <w:rPr>
+          <w:rFonts w:eastAsia="Times New Roman"/>
+          <w:b/>
+        </w:rPr>
+        <w:t>thức</w:t>
+      </w:r>
+      <w:proofErr w:type="spellEnd"/>
+      <w:r>
+        <w:rPr>
+          <w:rFonts w:eastAsia="Times New Roman"/>
+          <w:b/>
+        </w:rPr>
+        <w:t xml:space="preserve"> </w:t>
+      </w:r>
+      <w:proofErr w:type="spellStart"/>
+      <w:r>
+        <w:rPr>
+          <w:rFonts w:eastAsia="Times New Roman"/>
+          <w:b/>
+        </w:rPr>
+        <w:t>thanh</w:t>
+      </w:r>
+      <w:proofErr w:type="spellEnd"/>
+      <w:r>
+        <w:rPr>
+          <w:rFonts w:eastAsia="Times New Roman"/>
+          <w:b/>
+        </w:rPr>
+        <w:t xml:space="preserve"> </w:t>
+      </w:r>
+      <w:proofErr w:type="spellStart"/>
+      <w:r>
+        <w:rPr>
+          <w:rFonts w:eastAsia="Times New Roman"/>
+          <w:b/>
+        </w:rPr>
+        <w:t>toán</w:t>
+      </w:r>
+      <w:proofErr w:type="spellEnd"/>
+      <w:r>
+        <w:rPr>
+          <w:rFonts w:eastAsia="Times New Roman"/>
+          <w:b/>
+        </w:rPr>
+        <w:t xml:space="preserve">: </w:t>
       </w:r>
     </w:p>
     <w:p>
@@ -1602,8 +1556,49 @@
           <w:rFonts w:eastAsia="Times New Roman"/>
           <w:szCs w:val="24"/>
         </w:rPr>
-        <w:t>{cash_checkbox} Tiền mặt</w:t>
-      </w:r>
+        <w:t>{</w:t>
+      </w:r>
+      <w:proofErr w:type="spellStart"/>
+      <w:r>
+        <w:rPr>
+          <w:rFonts w:eastAsia="Times New Roman"/>
+          <w:szCs w:val="24"/>
+        </w:rPr>
+        <w:t>cash_checkbox</w:t>
+      </w:r>
+      <w:proofErr w:type="spellEnd"/>
+      <w:r>
+        <w:rPr>
+          <w:rFonts w:eastAsia="Times New Roman"/>
+          <w:szCs w:val="24"/>
+        </w:rPr>
+        <w:t xml:space="preserve">} </w:t>
+      </w:r>
+      <w:proofErr w:type="spellStart"/>
+      <w:r>
+        <w:rPr>
+          <w:rFonts w:eastAsia="Times New Roman"/>
+          <w:szCs w:val="24"/>
+        </w:rPr>
+        <w:t>Tiền</w:t>
+      </w:r>
+      <w:proofErr w:type="spellEnd"/>
+      <w:r>
+        <w:rPr>
+          <w:rFonts w:eastAsia="Times New Roman"/>
+          <w:szCs w:val="24"/>
+        </w:rPr>
+        <w:t xml:space="preserve"> </w:t>
+      </w:r>
+      <w:proofErr w:type="spellStart"/>
+      <w:r>
+        <w:rPr>
+          <w:rFonts w:eastAsia="Times New Roman"/>
+          <w:szCs w:val="24"/>
+        </w:rPr>
+        <w:t>mặt</w:t>
+      </w:r>
+      <w:proofErr w:type="spellEnd"/>
     </w:p>
     <w:tbl>
       <w:tblPr>
@@ -1905,7 +1900,21 @@
               <w:rPr>
                 <w:rFonts w:eastAsia="Times New Roman"/>
               </w:rPr>
-              <w:t>{#cash}{stt}</w:t>
+              <w:t>{#</w:t>
+            </w:r>
+            <w:proofErr w:type="gramStart"/>
+            <w:r>
+              <w:rPr>
+                <w:rFonts w:eastAsia="Times New Roman"/>
+              </w:rPr>
+              <w:t>cash}{</w:t>
+            </w:r>
+            <w:proofErr w:type="gramEnd"/>
+            <w:r>
+              <w:rPr>
+                <w:rFonts w:eastAsia="Times New Roman"/>
+              </w:rPr>
+              <w:t>stt}</w:t>
             </w:r>
           </w:p>
         </w:tc>
@@ -2093,11 +2102,19 @@
                 <w:szCs w:val="24"/>
               </w:rPr>
             </w:pPr>
-            <w:r>
-              <w:rPr>
-                <w:rFonts w:eastAsia="Times New Roman"/>
-              </w:rPr>
-              <w:t>{amount}{/cash}</w:t>
+            <w:proofErr w:type="gramStart"/>
+            <w:r>
+              <w:rPr>
+                <w:rFonts w:eastAsia="Times New Roman"/>
+              </w:rPr>
+              <w:t>{amount}{/</w:t>
+            </w:r>
+            <w:proofErr w:type="gramEnd"/>
+            <w:r>
+              <w:rPr>
+                <w:rFonts w:eastAsia="Times New Roman"/>
+              </w:rPr>
+              <w:t>cash}</w:t>
             </w:r>
           </w:p>
         </w:tc>
@@ -2139,7 +2156,6 @@
                 <w:b/>
                 <w:bCs/>
               </w:rPr>
-              <w:lastRenderedPageBreak/>
               <w:t>Cộng</w:t>
             </w:r>
           </w:p>
@@ -2205,12 +2221,21 @@
           <w:lang w:val="zh-CN" w:eastAsia="zh-CN"/>
         </w:rPr>
       </w:pPr>
-      <w:r>
-        <w:rPr>
-          <w:rFonts w:eastAsia="Times New Roman"/>
-          <w:b/>
-        </w:rPr>
-        <w:t>II . Thông tin hạch toán Kế toán</w:t>
+      <w:proofErr w:type="gramStart"/>
+      <w:r>
+        <w:rPr>
+          <w:rFonts w:eastAsia="Times New Roman"/>
+          <w:b/>
+        </w:rPr>
+        <w:t>II .</w:t>
+      </w:r>
+      <w:proofErr w:type="gramEnd"/>
+      <w:r>
+        <w:rPr>
+          <w:rFonts w:eastAsia="Times New Roman"/>
+          <w:b/>
+        </w:rPr>
+        <w:t xml:space="preserve"> Thông tin hạch toán Kế toán</w:t>
       </w:r>
     </w:p>
     <w:p>
@@ -2231,7 +2256,23 @@
           <w:rFonts w:eastAsia="Times New Roman"/>
           <w:b/>
         </w:rPr>
-        <w:t>{amount_checkbox} Số tiền thanh toán:  {amount} {cur}</w:t>
+        <w:t>{amount_checkbox} Số tiền thanh toán</w:t>
+      </w:r>
+      <w:proofErr w:type="gramStart"/>
+      <w:r>
+        <w:rPr>
+          <w:rFonts w:eastAsia="Times New Roman"/>
+          <w:b/>
+        </w:rPr>
+        <w:t>:  {</w:t>
+      </w:r>
+      <w:proofErr w:type="gramEnd"/>
+      <w:r>
+        <w:rPr>
+          <w:rFonts w:eastAsia="Times New Roman"/>
+          <w:b/>
+        </w:rPr>
+        <w:t>amount} {cur}</w:t>
       </w:r>
     </w:p>
     <w:p>
@@ -2241,10 +2282,10 @@
         </w:tabs>
         <w:spacing w:after="0"/>
         <w:rPr>
-          <w:rFonts w:asciiTheme="majorHAnsi" w:eastAsia="Times New Roman" w:hAnsiTheme="majorHAnsi" w:cstheme="majorHAnsi"/>
-          <w:b/>
+          <w:rFonts w:eastAsia="Times New Roman"/>
+          <w:b/>
+          <w:bCs/>
           <w:i/>
-          <w:szCs w:val="24"/>
         </w:rPr>
       </w:pPr>
       <w:r>
@@ -2346,6 +2387,7 @@
                 <w:rFonts w:eastAsia="Times New Roman"/>
                 <w:b/>
               </w:rPr>
+              <w:lastRenderedPageBreak/>
               <w:t>STT</w:t>
             </w:r>
           </w:p>
@@ -2552,7 +2594,21 @@
               <w:rPr>
                 <w:rFonts w:eastAsia="Times New Roman"/>
               </w:rPr>
-              <w:t>{#acc}{stt}</w:t>
+              <w:t>{#</w:t>
+            </w:r>
+            <w:proofErr w:type="gramStart"/>
+            <w:r>
+              <w:rPr>
+                <w:rFonts w:eastAsia="Times New Roman"/>
+              </w:rPr>
+              <w:t>acc}{</w:t>
+            </w:r>
+            <w:proofErr w:type="gramEnd"/>
+            <w:r>
+              <w:rPr>
+                <w:rFonts w:eastAsia="Times New Roman"/>
+              </w:rPr>
+              <w:t>stt}</w:t>
             </w:r>
           </w:p>
         </w:tc>
@@ -2709,11 +2765,19 @@
                 <w:szCs w:val="24"/>
               </w:rPr>
             </w:pPr>
-            <w:r>
-              <w:rPr>
-                <w:rFonts w:eastAsia="Times New Roman"/>
-              </w:rPr>
-              <w:t>{credit}{/acc}</w:t>
+            <w:proofErr w:type="gramStart"/>
+            <w:r>
+              <w:rPr>
+                <w:rFonts w:eastAsia="Times New Roman"/>
+              </w:rPr>
+              <w:t>{credit}{/</w:t>
+            </w:r>
+            <w:proofErr w:type="gramEnd"/>
+            <w:r>
+              <w:rPr>
+                <w:rFonts w:eastAsia="Times New Roman"/>
+              </w:rPr>
+              <w:t>acc}</w:t>
             </w:r>
           </w:p>
         </w:tc>
@@ -2828,7 +2892,23 @@
           <w:rFonts w:eastAsia="Times New Roman"/>
           <w:b/>
         </w:rPr>
-        <w:t>{ref_amt_checkbox} Số tiền hoàn tạm ứng phải nộp:  {ref_amt}</w:t>
+        <w:t>{ref_amt_checkbox} Số tiền hoàn tạm ứng phải nộp</w:t>
+      </w:r>
+      <w:proofErr w:type="gramStart"/>
+      <w:r>
+        <w:rPr>
+          <w:rFonts w:eastAsia="Times New Roman"/>
+          <w:b/>
+        </w:rPr>
+        <w:t>:  {</w:t>
+      </w:r>
+      <w:proofErr w:type="gramEnd"/>
+      <w:r>
+        <w:rPr>
+          <w:rFonts w:eastAsia="Times New Roman"/>
+          <w:b/>
+        </w:rPr>
+        <w:t>ref_amt}</w:t>
       </w:r>
     </w:p>
     <w:p>
@@ -2989,69 +3069,8 @@
               <w:spacing w:before="60" w:after="60"/>
             </w:pPr>
             <w:r>
-              <w:rPr>
-                <w:rFonts w:eastAsia="Times New Roman"/>
-                <w:szCs w:val="24"/>
-              </w:rPr>
-              <w:t>{#refund_</w:t>
-            </w:r>
-            <w:proofErr w:type="gramStart"/>
-            <w:r>
-              <w:rPr>
-                <w:rFonts w:eastAsia="Times New Roman"/>
-                <w:szCs w:val="24"/>
-              </w:rPr>
-              <w:t>info}{</w:t>
-            </w:r>
-            <w:proofErr w:type="gramEnd"/>
-            <w:r>
-              <w:rPr>
-                <w:rFonts w:eastAsia="Times New Roman"/>
-                <w:szCs w:val="24"/>
-              </w:rPr>
-              <w:t xml:space="preserve">cash_checkbox} </w:t>
-            </w:r>
-            <w:proofErr w:type="spellStart"/>
-            <w:r>
-              <w:rPr>
-                <w:rFonts w:eastAsia="Times New Roman"/>
-                <w:szCs w:val="24"/>
-              </w:rPr>
-              <w:t>Nộp</w:t>
-            </w:r>
-            <w:proofErr w:type="spellEnd"/>
-            <w:r>
-              <w:rPr>
-                <w:rFonts w:eastAsia="Times New Roman"/>
-                <w:szCs w:val="24"/>
-              </w:rPr>
-              <w:t xml:space="preserve"> </w:t>
-            </w:r>
-            <w:proofErr w:type="spellStart"/>
-            <w:r>
-              <w:rPr>
-                <w:rFonts w:eastAsia="Times New Roman"/>
-                <w:szCs w:val="24"/>
-              </w:rPr>
-              <w:t>tiền</w:t>
-            </w:r>
-            <w:proofErr w:type="spellEnd"/>
-            <w:r>
-              <w:rPr>
-                <w:rFonts w:eastAsia="Times New Roman"/>
-                <w:szCs w:val="24"/>
-              </w:rPr>
-              <w:t xml:space="preserve"> </w:t>
-            </w:r>
-            <w:proofErr w:type="spellStart"/>
-            <w:r>
-              <w:rPr>
-                <w:rFonts w:eastAsia="Times New Roman"/>
-                <w:szCs w:val="24"/>
-              </w:rPr>
-              <w:t>mặt</w:t>
-            </w:r>
-            <w:proofErr w:type="spellEnd"/>
+              <w:t>{refund_cash_checkbox} Nộp tiền mặt</w:t>
+            </w:r>
           </w:p>
         </w:tc>
         <w:tc>
@@ -3069,23 +3088,7 @@
                 <w:rFonts w:eastAsia="Times New Roman"/>
                 <w:szCs w:val="24"/>
               </w:rPr>
-              <w:t>Số TK ghi Có: {ref_</w:t>
-            </w:r>
-            <w:proofErr w:type="gramStart"/>
-            <w:r>
-              <w:rPr>
-                <w:rFonts w:eastAsia="Times New Roman"/>
-                <w:szCs w:val="24"/>
-              </w:rPr>
-              <w:t>acc}{</w:t>
-            </w:r>
-            <w:proofErr w:type="gramEnd"/>
-            <w:r>
-              <w:rPr>
-                <w:rFonts w:eastAsia="Times New Roman"/>
-                <w:szCs w:val="24"/>
-              </w:rPr>
-              <w:t>/refund_info}</w:t>
+              <w:t>Số TK ghi Có: {ref_acc}</w:t>
             </w:r>
           </w:p>
         </w:tc>
@@ -3339,7 +3342,50 @@
 
 <file path=word/footer1.xml><?xml version="1.0" encoding="utf-8"?>
 <w:ftr xmlns:wpc="http://schemas.microsoft.com/office/word/2010/wordprocessingCanvas" xmlns:cx="http://schemas.microsoft.com/office/drawing/2014/chartex" xmlns:cx1="http://schemas.microsoft.com/office/drawing/2015/9/8/chartex" xmlns:cx2="http://schemas.microsoft.com/office/drawing/2015/10/21/chartex" xmlns:cx3="http://schemas.microsoft.com/office/drawing/2016/5/9/chartex" xmlns:cx4="http://schemas.microsoft.com/office/drawing/2016/5/10/chartex" xmlns:cx5="http://schemas.microsoft.com/office/drawing/2016/5/11/chartex" xmlns:cx6="http://schemas.microsoft.com/office/drawing/2016/5/12/chartex" xmlns:cx7="http://schemas.microsoft.com/office/drawing/2016/5/13/chartex" xmlns:cx8="http://schemas.microsoft.com/office/drawing/2016/5/14/chartex" xmlns:mc="http://schemas.openxmlformats.org/markup-compatibility/2006" xmlns:aink="http://schemas.microsoft.com/office/drawing/2016/ink" xmlns:am3d="http://schemas.microsoft.com/office/drawing/2017/model3d" xmlns:o="urn:schemas-microsoft-com:office:office" xmlns:oel="http://schemas.microsoft.com/office/2019/extlst" xmlns:r="http://schemas.openxmlformats.org/officeDocument/2006/relationships" xmlns:m="http://schemas.openxmlformats.org/officeDocument/2006/math" xmlns:v="urn:schemas-microsoft-com:vml" xmlns:wp14="http://schemas.microsoft.com/office/word/2010/wordprocessingDrawing" xmlns:wp="http://schemas.openxmlformats.org/drawingml/2006/wordprocessingDrawing" xmlns:w10="urn:schemas-microsoft-com:office:word" xmlns:w="http://schemas.openxmlformats.org/wordprocessingml/2006/main" xmlns:w14="http://schemas.microsoft.com/office/word/2010/wordml" xmlns:w15="http://schemas.microsoft.com/office/word/2012/wordml" xmlns:w16cex="http://schemas.microsoft.com/office/word/2018/wordml/cex" xmlns:w16cid="http://schemas.microsoft.com/office/word/2016/wordml/cid" xmlns:w16="http://schemas.microsoft.com/office/word/2018/wordml" xmlns:w16du="http://schemas.microsoft.com/office/word/2023/wordml/word16du" xmlns:w16sdtdh="http://schemas.microsoft.com/office/word/2020/wordml/sdtdatahash" xmlns:w16sdtfl="http://schemas.microsoft.com/office/word/2024/wordml/sdtformatlock" xmlns:w16se="http://schemas.microsoft.com/office/word/2015/wordml/symex" xmlns:wpg="http://schemas.microsoft.com/office/word/2010/wordprocessingGroup" xmlns:wpi="http://schemas.microsoft.com/office/word/2010/wordprocessingInk" xmlns:wne="http://schemas.microsoft.com/office/word/2006/wordml" xmlns:wps="http://schemas.microsoft.com/office/word/2010/wordprocessingShape" mc:Ignorable="w14 w15 w16se w16cid w16 w16cex w16sdtdh w16sdtfl w16du wp14">
-  <w:p/>
+  <w:p>
+    <w:pPr>
+      <w:rPr>
+        <w:bCs/>
+        <w:sz w:val="20"/>
+        <w:szCs w:val="20"/>
+      </w:rPr>
+    </w:pPr>
+    <w:r>
+      <w:rPr>
+        <w:bCs/>
+        <w:sz w:val="20"/>
+        <w:szCs w:val="20"/>
+      </w:rPr>
+      <w:t>{#other_</w:t>
+    </w:r>
+    <w:proofErr w:type="gramStart"/>
+    <w:r>
+      <w:rPr>
+        <w:bCs/>
+        <w:sz w:val="20"/>
+        <w:szCs w:val="20"/>
+      </w:rPr>
+      <w:t>users}{</w:t>
+    </w:r>
+    <w:proofErr w:type="gramEnd"/>
+    <w:r>
+      <w:rPr>
+        <w:bCs/>
+        <w:sz w:val="20"/>
+        <w:szCs w:val="20"/>
+      </w:rPr>
+      <w:t>username}{/other_users}</w:t>
+    </w:r>
+  </w:p>
+  <w:p>
+    <w:pPr>
+      <w:rPr>
+        <w:bCs/>
+        <w:sz w:val="20"/>
+        <w:szCs w:val="20"/>
+      </w:rPr>
+    </w:pPr>
+  </w:p>
 </w:ftr>
 </file>
 

--- a/Sinh phiếu/Thanh toán/template_word/HTKT-02-TTTM.docx
+++ b/Sinh phiếu/Thanh toán/template_word/HTKT-02-TTTM.docx
@@ -260,7 +260,14 @@
           <w:rFonts w:eastAsia="Times New Roman"/>
           <w:b/>
         </w:rPr>
-        <w:t>Kính gửi: Lãnh đạo đơn vị</w:t>
+        <w:t xml:space="preserve">Kính gửi: </w:t>
+      </w:r>
+      <w:r>
+        <w:rPr>
+          <w:rFonts w:eastAsia="Times New Roman"/>
+          <w:bCs/>
+        </w:rPr>
+        <w:t>Lãnh đạo đơn vị</w:t>
       </w:r>
     </w:p>
     <w:p>
@@ -281,23 +288,62 @@
           <w:rFonts w:eastAsia="Times New Roman"/>
           <w:b/>
         </w:rPr>
-        <w:t>Họ tên người đề nghị</w:t>
-      </w:r>
-      <w:proofErr w:type="gramStart"/>
-      <w:r>
-        <w:rPr>
-          <w:rFonts w:eastAsia="Times New Roman"/>
-          <w:b/>
-        </w:rPr>
-        <w:t>:  {</w:t>
-      </w:r>
-      <w:proofErr w:type="gramEnd"/>
-      <w:r>
-        <w:rPr>
-          <w:rFonts w:eastAsia="Times New Roman"/>
-          <w:b/>
-        </w:rPr>
-        <w:t>user}</w:t>
+        <w:t xml:space="preserve">Họ tên </w:t>
+      </w:r>
+      <w:proofErr w:type="spellStart"/>
+      <w:r>
+        <w:rPr>
+          <w:rFonts w:eastAsia="Times New Roman"/>
+          <w:b/>
+        </w:rPr>
+        <w:t>người</w:t>
+      </w:r>
+      <w:proofErr w:type="spellEnd"/>
+      <w:r>
+        <w:rPr>
+          <w:rFonts w:eastAsia="Times New Roman"/>
+          <w:b/>
+        </w:rPr>
+        <w:t xml:space="preserve"> </w:t>
+      </w:r>
+      <w:proofErr w:type="spellStart"/>
+      <w:r>
+        <w:rPr>
+          <w:rFonts w:eastAsia="Times New Roman"/>
+          <w:b/>
+        </w:rPr>
+        <w:t>đề</w:t>
+      </w:r>
+      <w:proofErr w:type="spellEnd"/>
+      <w:r>
+        <w:rPr>
+          <w:rFonts w:eastAsia="Times New Roman"/>
+          <w:b/>
+        </w:rPr>
+        <w:t xml:space="preserve"> </w:t>
+      </w:r>
+      <w:proofErr w:type="spellStart"/>
+      <w:r>
+        <w:rPr>
+          <w:rFonts w:eastAsia="Times New Roman"/>
+          <w:b/>
+        </w:rPr>
+        <w:t>nghị</w:t>
+      </w:r>
+      <w:proofErr w:type="spellEnd"/>
+      <w:r>
+        <w:rPr>
+          <w:rFonts w:eastAsia="Times New Roman"/>
+          <w:b/>
+        </w:rPr>
+        <w:t xml:space="preserve">: </w:t>
+      </w:r>
+      <w:r>
+        <w:rPr>
+          <w:rFonts w:eastAsia="Times New Roman"/>
+          <w:bCs/>
+        </w:rPr>
+        <w:t>{user}</w:t>
       </w:r>
     </w:p>
     <w:p>
@@ -313,28 +359,28 @@
           <w:szCs w:val="24"/>
         </w:rPr>
       </w:pPr>
-      <w:r>
-        <w:rPr>
-          <w:rFonts w:eastAsia="Times New Roman"/>
-          <w:b/>
-        </w:rPr>
-        <w:t>Phòng/ban</w:t>
-      </w:r>
-      <w:proofErr w:type="gramStart"/>
-      <w:r>
-        <w:rPr>
-          <w:rFonts w:eastAsia="Times New Roman"/>
-          <w:b/>
-        </w:rPr>
-        <w:t>:  {</w:t>
-      </w:r>
-      <w:proofErr w:type="gramEnd"/>
-      <w:r>
-        <w:rPr>
-          <w:rFonts w:eastAsia="Times New Roman"/>
-          <w:b/>
-        </w:rPr>
-        <w:t>dept}</w:t>
+      <w:proofErr w:type="spellStart"/>
+      <w:r>
+        <w:rPr>
+          <w:rFonts w:eastAsia="Times New Roman"/>
+          <w:b/>
+        </w:rPr>
+        <w:t>Phòng</w:t>
+      </w:r>
+      <w:proofErr w:type="spellEnd"/>
+      <w:r>
+        <w:rPr>
+          <w:rFonts w:eastAsia="Times New Roman"/>
+          <w:b/>
+        </w:rPr>
+        <w:t xml:space="preserve">/ban: </w:t>
+      </w:r>
+      <w:r>
+        <w:rPr>
+          <w:rFonts w:eastAsia="Times New Roman"/>
+          <w:bCs/>
+        </w:rPr>
+        <w:t>{dept}</w:t>
       </w:r>
     </w:p>
     <w:p>
@@ -349,12 +395,21 @@
           <w:lang w:val="vi-VN"/>
         </w:rPr>
       </w:pPr>
-      <w:r>
-        <w:rPr>
-          <w:rFonts w:eastAsia="Times New Roman"/>
-          <w:b/>
-        </w:rPr>
-        <w:t xml:space="preserve">Nội </w:t>
+      <w:proofErr w:type="spellStart"/>
+      <w:r>
+        <w:rPr>
+          <w:rFonts w:eastAsia="Times New Roman"/>
+          <w:b/>
+        </w:rPr>
+        <w:t>Nội</w:t>
+      </w:r>
+      <w:proofErr w:type="spellEnd"/>
+      <w:r>
+        <w:rPr>
+          <w:rFonts w:eastAsia="Times New Roman"/>
+          <w:b/>
+        </w:rPr>
+        <w:t xml:space="preserve"> </w:t>
       </w:r>
       <w:proofErr w:type="gramStart"/>
       <w:r>
@@ -370,7 +425,14 @@
           <w:rFonts w:eastAsia="Times New Roman"/>
           <w:b/>
         </w:rPr>
-        <w:t xml:space="preserve">  {des}</w:t>
+        <w:t xml:space="preserve"> </w:t>
+      </w:r>
+      <w:r>
+        <w:rPr>
+          <w:rFonts w:eastAsia="Times New Roman"/>
+          <w:bCs/>
+        </w:rPr>
+        <w:t>{des}</w:t>
       </w:r>
     </w:p>
     <w:p>
@@ -406,7 +468,14 @@
           <w:rFonts w:eastAsia="Times New Roman"/>
           <w:b/>
         </w:rPr>
-        <w:t xml:space="preserve">  {amount} {cur}</w:t>
+        <w:t xml:space="preserve"> </w:t>
+      </w:r>
+      <w:r>
+        <w:rPr>
+          <w:rFonts w:eastAsia="Times New Roman"/>
+          <w:bCs/>
+        </w:rPr>
+        <w:t>{amount} {cur}</w:t>
       </w:r>
     </w:p>
     <w:p>
@@ -494,32 +563,19 @@
         <w:t>chữ</w:t>
       </w:r>
       <w:proofErr w:type="spellEnd"/>
-      <w:proofErr w:type="gramStart"/>
       <w:r>
         <w:rPr>
           <w:rFonts w:eastAsia="Times New Roman"/>
           <w:i/>
         </w:rPr>
-        <w:t xml:space="preserve">:  </w:t>
-      </w:r>
-      <w:r>
-        <w:rPr>
-          <w:rFonts w:eastAsia="Times New Roman"/>
-          <w:b/>
-          <w:bCs/>
+        <w:t xml:space="preserve">: </w:t>
+      </w:r>
+      <w:r>
+        <w:rPr>
+          <w:rFonts w:eastAsia="Times New Roman"/>
           <w:i/>
         </w:rPr>
-        <w:t>{</w:t>
-      </w:r>
-      <w:proofErr w:type="gramEnd"/>
-      <w:r>
-        <w:rPr>
-          <w:rFonts w:eastAsia="Times New Roman"/>
-          <w:b/>
-          <w:bCs/>
-          <w:i/>
-        </w:rPr>
-        <w:t>words}</w:t>
+        <w:t>{words}</w:t>
       </w:r>
     </w:p>
     <w:p>
@@ -550,9 +606,9 @@
         <w:tblLook w:val="04A0" w:firstRow="1" w:lastRow="0" w:firstColumn="1" w:lastColumn="0" w:noHBand="0" w:noVBand="1"/>
       </w:tblPr>
       <w:tblGrid>
-        <w:gridCol w:w="800"/>
-        <w:gridCol w:w="2885"/>
-        <w:gridCol w:w="1710"/>
+        <w:gridCol w:w="715"/>
+        <w:gridCol w:w="2880"/>
+        <w:gridCol w:w="1800"/>
         <w:gridCol w:w="1710"/>
         <w:gridCol w:w="1710"/>
         <w:gridCol w:w="1900"/>
@@ -565,7 +621,7 @@
         </w:trPr>
         <w:tc>
           <w:tcPr>
-            <w:tcW w:w="800" w:type="dxa"/>
+            <w:tcW w:w="715" w:type="dxa"/>
             <w:vMerge w:val="restart"/>
             <w:tcBorders>
               <w:top w:val="single" w:sz="4" w:space="0" w:color="auto"/>
@@ -587,14 +643,15 @@
                 <w:rFonts w:asciiTheme="majorHAnsi" w:eastAsia="Times New Roman" w:hAnsiTheme="majorHAnsi" w:cstheme="majorHAnsi"/>
                 <w:b/>
                 <w:bCs/>
-                <w:szCs w:val="24"/>
-              </w:rPr>
-            </w:pPr>
-            <w:r>
-              <w:rPr>
-                <w:rFonts w:eastAsia="Times New Roman"/>
-                <w:b/>
-                <w:bCs/>
+                <w:sz w:val="22"/>
+              </w:rPr>
+            </w:pPr>
+            <w:r>
+              <w:rPr>
+                <w:rFonts w:eastAsia="Times New Roman"/>
+                <w:b/>
+                <w:bCs/>
+                <w:sz w:val="22"/>
               </w:rPr>
               <w:t>STT</w:t>
             </w:r>
@@ -602,7 +659,7 @@
         </w:tc>
         <w:tc>
           <w:tcPr>
-            <w:tcW w:w="2885" w:type="dxa"/>
+            <w:tcW w:w="2880" w:type="dxa"/>
             <w:vMerge w:val="restart"/>
             <w:tcBorders>
               <w:top w:val="single" w:sz="4" w:space="0" w:color="auto"/>
@@ -624,14 +681,15 @@
                 <w:rFonts w:asciiTheme="majorHAnsi" w:eastAsia="Times New Roman" w:hAnsiTheme="majorHAnsi" w:cstheme="majorHAnsi"/>
                 <w:b/>
                 <w:bCs/>
-                <w:szCs w:val="24"/>
-              </w:rPr>
-            </w:pPr>
-            <w:r>
-              <w:rPr>
-                <w:rFonts w:eastAsia="Times New Roman"/>
-                <w:b/>
-                <w:bCs/>
+                <w:sz w:val="22"/>
+              </w:rPr>
+            </w:pPr>
+            <w:r>
+              <w:rPr>
+                <w:rFonts w:eastAsia="Times New Roman"/>
+                <w:b/>
+                <w:bCs/>
+                <w:sz w:val="22"/>
               </w:rPr>
               <w:t>Tên NCC</w:t>
             </w:r>
@@ -639,7 +697,7 @@
         </w:tc>
         <w:tc>
           <w:tcPr>
-            <w:tcW w:w="5130" w:type="dxa"/>
+            <w:tcW w:w="5220" w:type="dxa"/>
             <w:gridSpan w:val="3"/>
             <w:tcBorders>
               <w:top w:val="single" w:sz="4" w:space="0" w:color="auto"/>
@@ -661,7 +719,7 @@
                 <w:rFonts w:asciiTheme="majorHAnsi" w:eastAsia="Times New Roman" w:hAnsiTheme="majorHAnsi" w:cstheme="majorHAnsi"/>
                 <w:b/>
                 <w:bCs/>
-                <w:szCs w:val="24"/>
+                <w:sz w:val="22"/>
                 <w:lang w:val="vi-VN"/>
               </w:rPr>
             </w:pPr>
@@ -670,6 +728,7 @@
                 <w:rFonts w:eastAsia="Times New Roman"/>
                 <w:b/>
                 <w:bCs/>
+                <w:sz w:val="22"/>
               </w:rPr>
               <w:t>Số tiền thanh toán</w:t>
             </w:r>
@@ -699,14 +758,15 @@
                 <w:rFonts w:asciiTheme="majorHAnsi" w:eastAsia="Times New Roman" w:hAnsiTheme="majorHAnsi" w:cstheme="majorHAnsi"/>
                 <w:b/>
                 <w:bCs/>
-                <w:szCs w:val="24"/>
-              </w:rPr>
-            </w:pPr>
-            <w:r>
-              <w:rPr>
-                <w:rFonts w:eastAsia="Times New Roman"/>
-                <w:b/>
-                <w:bCs/>
+                <w:sz w:val="22"/>
+              </w:rPr>
+            </w:pPr>
+            <w:r>
+              <w:rPr>
+                <w:rFonts w:eastAsia="Times New Roman"/>
+                <w:b/>
+                <w:bCs/>
+                <w:sz w:val="22"/>
               </w:rPr>
               <w:t>Ghi chú</w:t>
             </w:r>
@@ -721,7 +781,7 @@
         </w:trPr>
         <w:tc>
           <w:tcPr>
-            <w:tcW w:w="800" w:type="dxa"/>
+            <w:tcW w:w="715" w:type="dxa"/>
             <w:vMerge/>
             <w:tcBorders>
               <w:top w:val="single" w:sz="4" w:space="0" w:color="auto"/>
@@ -749,7 +809,7 @@
         </w:tc>
         <w:tc>
           <w:tcPr>
-            <w:tcW w:w="2885" w:type="dxa"/>
+            <w:tcW w:w="2880" w:type="dxa"/>
             <w:vMerge/>
             <w:tcBorders>
               <w:top w:val="single" w:sz="4" w:space="0" w:color="auto"/>
@@ -772,6 +832,42 @@
                 <w:szCs w:val="24"/>
               </w:rPr>
             </w:pPr>
+          </w:p>
+        </w:tc>
+        <w:tc>
+          <w:tcPr>
+            <w:tcW w:w="1800" w:type="dxa"/>
+            <w:tcBorders>
+              <w:top w:val="single" w:sz="4" w:space="0" w:color="auto"/>
+              <w:left w:val="single" w:sz="4" w:space="0" w:color="auto"/>
+              <w:bottom w:val="single" w:sz="4" w:space="0" w:color="auto"/>
+              <w:right w:val="single" w:sz="4" w:space="0" w:color="auto"/>
+            </w:tcBorders>
+            <w:noWrap/>
+            <w:vAlign w:val="center"/>
+          </w:tcPr>
+          <w:p>
+            <w:pPr>
+              <w:tabs>
+                <w:tab w:val="left" w:pos="1327"/>
+              </w:tabs>
+              <w:spacing w:after="0"/>
+              <w:jc w:val="center"/>
+              <w:rPr>
+                <w:rFonts w:asciiTheme="majorHAnsi" w:eastAsia="Times New Roman" w:hAnsiTheme="majorHAnsi" w:cstheme="majorHAnsi"/>
+                <w:b/>
+                <w:bCs/>
+                <w:sz w:val="22"/>
+              </w:rPr>
+            </w:pPr>
+            <w:r>
+              <w:rPr>
+                <w:rFonts w:eastAsia="Times New Roman"/>
+                <w:b/>
+                <w:sz w:val="22"/>
+              </w:rPr>
+              <w:t xml:space="preserve">Số tiền chưa gồm VAT </w:t>
+            </w:r>
           </w:p>
         </w:tc>
         <w:tc>
@@ -797,15 +893,16 @@
                 <w:rFonts w:asciiTheme="majorHAnsi" w:eastAsia="Times New Roman" w:hAnsiTheme="majorHAnsi" w:cstheme="majorHAnsi"/>
                 <w:b/>
                 <w:bCs/>
-                <w:szCs w:val="24"/>
-              </w:rPr>
-            </w:pPr>
-            <w:r>
-              <w:rPr>
-                <w:rFonts w:eastAsia="Times New Roman"/>
-                <w:b/>
-              </w:rPr>
-              <w:t xml:space="preserve">Số tiền chưa gồm VAT </w:t>
+                <w:sz w:val="22"/>
+              </w:rPr>
+            </w:pPr>
+            <w:r>
+              <w:rPr>
+                <w:rFonts w:eastAsia="Times New Roman"/>
+                <w:b/>
+                <w:sz w:val="22"/>
+              </w:rPr>
+              <w:t xml:space="preserve">Số tiền thuế VAT </w:t>
             </w:r>
           </w:p>
         </w:tc>
@@ -832,15 +929,173 @@
                 <w:rFonts w:asciiTheme="majorHAnsi" w:eastAsia="Times New Roman" w:hAnsiTheme="majorHAnsi" w:cstheme="majorHAnsi"/>
                 <w:b/>
                 <w:bCs/>
+                <w:sz w:val="22"/>
+              </w:rPr>
+            </w:pPr>
+            <w:r>
+              <w:rPr>
+                <w:rFonts w:eastAsia="Times New Roman"/>
+                <w:b/>
+                <w:sz w:val="22"/>
+              </w:rPr>
+              <w:t xml:space="preserve">Tổng </w:t>
+            </w:r>
+          </w:p>
+        </w:tc>
+        <w:tc>
+          <w:tcPr>
+            <w:tcW w:w="1900" w:type="dxa"/>
+            <w:vMerge/>
+            <w:tcBorders>
+              <w:top w:val="single" w:sz="4" w:space="0" w:color="auto"/>
+              <w:left w:val="single" w:sz="4" w:space="0" w:color="auto"/>
+              <w:bottom w:val="single" w:sz="4" w:space="0" w:color="auto"/>
+              <w:right w:val="single" w:sz="4" w:space="0" w:color="auto"/>
+            </w:tcBorders>
+            <w:vAlign w:val="center"/>
+          </w:tcPr>
+          <w:p>
+            <w:pPr>
+              <w:tabs>
+                <w:tab w:val="left" w:pos="1327"/>
+              </w:tabs>
+              <w:spacing w:after="0"/>
+              <w:jc w:val="center"/>
+              <w:rPr>
+                <w:rFonts w:asciiTheme="majorHAnsi" w:eastAsia="Times New Roman" w:hAnsiTheme="majorHAnsi" w:cstheme="majorHAnsi"/>
+                <w:bCs/>
                 <w:szCs w:val="24"/>
               </w:rPr>
             </w:pPr>
-            <w:r>
-              <w:rPr>
-                <w:rFonts w:eastAsia="Times New Roman"/>
-                <w:b/>
-              </w:rPr>
-              <w:t xml:space="preserve">Số tiền thuế VAT </w:t>
+          </w:p>
+        </w:tc>
+      </w:tr>
+      <w:tr>
+        <w:trPr>
+          <w:jc w:val="center"/>
+        </w:trPr>
+        <w:tc>
+          <w:tcPr>
+            <w:tcW w:w="715" w:type="dxa"/>
+            <w:tcBorders>
+              <w:top w:val="single" w:sz="4" w:space="0" w:color="auto"/>
+              <w:left w:val="single" w:sz="4" w:space="0" w:color="auto"/>
+              <w:bottom w:val="single" w:sz="4" w:space="0" w:color="auto"/>
+              <w:right w:val="single" w:sz="4" w:space="0" w:color="auto"/>
+            </w:tcBorders>
+            <w:noWrap/>
+            <w:vAlign w:val="center"/>
+          </w:tcPr>
+          <w:p>
+            <w:pPr>
+              <w:tabs>
+                <w:tab w:val="left" w:pos="1327"/>
+              </w:tabs>
+              <w:spacing w:after="0"/>
+              <w:jc w:val="center"/>
+              <w:rPr>
+                <w:rFonts w:asciiTheme="majorHAnsi" w:eastAsia="Times New Roman" w:hAnsiTheme="majorHAnsi" w:cstheme="majorHAnsi"/>
+                <w:sz w:val="19"/>
+                <w:szCs w:val="19"/>
+              </w:rPr>
+            </w:pPr>
+            <w:r>
+              <w:rPr>
+                <w:rFonts w:eastAsia="Times New Roman"/>
+                <w:sz w:val="19"/>
+                <w:szCs w:val="19"/>
+              </w:rPr>
+              <w:t>{#</w:t>
+            </w:r>
+            <w:proofErr w:type="gramStart"/>
+            <w:r>
+              <w:rPr>
+                <w:rFonts w:eastAsia="Times New Roman"/>
+                <w:sz w:val="19"/>
+                <w:szCs w:val="19"/>
+              </w:rPr>
+              <w:t>vendors}{</w:t>
+            </w:r>
+            <w:proofErr w:type="gramEnd"/>
+            <w:r>
+              <w:rPr>
+                <w:rFonts w:eastAsia="Times New Roman"/>
+                <w:sz w:val="19"/>
+                <w:szCs w:val="19"/>
+              </w:rPr>
+              <w:t>stt}</w:t>
+            </w:r>
+          </w:p>
+        </w:tc>
+        <w:tc>
+          <w:tcPr>
+            <w:tcW w:w="2880" w:type="dxa"/>
+            <w:tcBorders>
+              <w:top w:val="single" w:sz="4" w:space="0" w:color="auto"/>
+              <w:left w:val="single" w:sz="4" w:space="0" w:color="auto"/>
+              <w:bottom w:val="single" w:sz="4" w:space="0" w:color="auto"/>
+              <w:right w:val="single" w:sz="4" w:space="0" w:color="auto"/>
+            </w:tcBorders>
+            <w:noWrap/>
+            <w:vAlign w:val="center"/>
+          </w:tcPr>
+          <w:p>
+            <w:pPr>
+              <w:tabs>
+                <w:tab w:val="left" w:pos="1327"/>
+              </w:tabs>
+              <w:spacing w:after="0"/>
+              <w:jc w:val="center"/>
+              <w:rPr>
+                <w:rFonts w:asciiTheme="majorHAnsi" w:eastAsia="Times New Roman" w:hAnsiTheme="majorHAnsi" w:cstheme="majorHAnsi"/>
+                <w:iCs/>
+                <w:sz w:val="19"/>
+                <w:szCs w:val="19"/>
+              </w:rPr>
+            </w:pPr>
+            <w:r>
+              <w:rPr>
+                <w:rFonts w:eastAsia="Times New Roman"/>
+                <w:sz w:val="19"/>
+                <w:szCs w:val="19"/>
+              </w:rPr>
+              <w:t>{vendor}</w:t>
+            </w:r>
+          </w:p>
+        </w:tc>
+        <w:tc>
+          <w:tcPr>
+            <w:tcW w:w="1800" w:type="dxa"/>
+            <w:tcBorders>
+              <w:top w:val="single" w:sz="4" w:space="0" w:color="auto"/>
+              <w:left w:val="single" w:sz="4" w:space="0" w:color="auto"/>
+              <w:bottom w:val="single" w:sz="4" w:space="0" w:color="auto"/>
+              <w:right w:val="single" w:sz="4" w:space="0" w:color="auto"/>
+            </w:tcBorders>
+            <w:noWrap/>
+            <w:vAlign w:val="center"/>
+          </w:tcPr>
+          <w:p>
+            <w:pPr>
+              <w:tabs>
+                <w:tab w:val="left" w:pos="1327"/>
+              </w:tabs>
+              <w:spacing w:after="0"/>
+              <w:jc w:val="center"/>
+              <w:rPr>
+                <w:rFonts w:asciiTheme="majorHAnsi" w:eastAsia="Times New Roman" w:hAnsiTheme="majorHAnsi" w:cstheme="majorHAnsi"/>
+                <w:iCs/>
+                <w:sz w:val="19"/>
+                <w:szCs w:val="19"/>
+              </w:rPr>
+            </w:pPr>
+            <w:r>
+              <w:rPr>
+                <w:rFonts w:eastAsia="Times New Roman"/>
+                <w:sz w:val="19"/>
+                <w:szCs w:val="19"/>
+              </w:rPr>
+              <w:t>{pretax}</w:t>
             </w:r>
           </w:p>
         </w:tc>
@@ -865,128 +1120,18 @@
               <w:jc w:val="center"/>
               <w:rPr>
                 <w:rFonts w:asciiTheme="majorHAnsi" w:eastAsia="Times New Roman" w:hAnsiTheme="majorHAnsi" w:cstheme="majorHAnsi"/>
-                <w:b/>
-                <w:bCs/>
-                <w:szCs w:val="24"/>
-              </w:rPr>
-            </w:pPr>
-            <w:r>
-              <w:rPr>
-                <w:rFonts w:eastAsia="Times New Roman"/>
-                <w:b/>
-              </w:rPr>
-              <w:t xml:space="preserve">Tổng </w:t>
-            </w:r>
-          </w:p>
-        </w:tc>
-        <w:tc>
-          <w:tcPr>
-            <w:tcW w:w="1900" w:type="dxa"/>
-            <w:vMerge/>
-            <w:tcBorders>
-              <w:top w:val="single" w:sz="4" w:space="0" w:color="auto"/>
-              <w:left w:val="single" w:sz="4" w:space="0" w:color="auto"/>
-              <w:bottom w:val="single" w:sz="4" w:space="0" w:color="auto"/>
-              <w:right w:val="single" w:sz="4" w:space="0" w:color="auto"/>
-            </w:tcBorders>
-            <w:vAlign w:val="center"/>
-          </w:tcPr>
-          <w:p>
-            <w:pPr>
-              <w:tabs>
-                <w:tab w:val="left" w:pos="1327"/>
-              </w:tabs>
-              <w:spacing w:after="0"/>
-              <w:jc w:val="center"/>
-              <w:rPr>
-                <w:rFonts w:asciiTheme="majorHAnsi" w:eastAsia="Times New Roman" w:hAnsiTheme="majorHAnsi" w:cstheme="majorHAnsi"/>
-                <w:bCs/>
-                <w:szCs w:val="24"/>
-              </w:rPr>
-            </w:pPr>
-          </w:p>
-        </w:tc>
-      </w:tr>
-      <w:tr>
-        <w:trPr>
-          <w:jc w:val="center"/>
-        </w:trPr>
-        <w:tc>
-          <w:tcPr>
-            <w:tcW w:w="800" w:type="dxa"/>
-            <w:tcBorders>
-              <w:top w:val="single" w:sz="4" w:space="0" w:color="auto"/>
-              <w:left w:val="single" w:sz="4" w:space="0" w:color="auto"/>
-              <w:bottom w:val="single" w:sz="4" w:space="0" w:color="auto"/>
-              <w:right w:val="single" w:sz="4" w:space="0" w:color="auto"/>
-            </w:tcBorders>
-            <w:noWrap/>
-            <w:vAlign w:val="center"/>
-          </w:tcPr>
-          <w:p>
-            <w:pPr>
-              <w:tabs>
-                <w:tab w:val="left" w:pos="1327"/>
-              </w:tabs>
-              <w:spacing w:after="0"/>
-              <w:jc w:val="center"/>
-              <w:rPr>
-                <w:rFonts w:asciiTheme="majorHAnsi" w:eastAsia="Times New Roman" w:hAnsiTheme="majorHAnsi" w:cstheme="majorHAnsi"/>
-                <w:szCs w:val="24"/>
-              </w:rPr>
-            </w:pPr>
-            <w:r>
-              <w:rPr>
-                <w:rFonts w:eastAsia="Times New Roman"/>
-              </w:rPr>
-              <w:t>{#</w:t>
-            </w:r>
-            <w:proofErr w:type="gramStart"/>
-            <w:r>
-              <w:rPr>
-                <w:rFonts w:eastAsia="Times New Roman"/>
-              </w:rPr>
-              <w:t>vendors}{</w:t>
-            </w:r>
-            <w:proofErr w:type="gramEnd"/>
-            <w:r>
-              <w:rPr>
-                <w:rFonts w:eastAsia="Times New Roman"/>
-              </w:rPr>
-              <w:t>stt}</w:t>
-            </w:r>
-          </w:p>
-        </w:tc>
-        <w:tc>
-          <w:tcPr>
-            <w:tcW w:w="2885" w:type="dxa"/>
-            <w:tcBorders>
-              <w:top w:val="single" w:sz="4" w:space="0" w:color="auto"/>
-              <w:left w:val="single" w:sz="4" w:space="0" w:color="auto"/>
-              <w:bottom w:val="single" w:sz="4" w:space="0" w:color="auto"/>
-              <w:right w:val="single" w:sz="4" w:space="0" w:color="auto"/>
-            </w:tcBorders>
-            <w:noWrap/>
-            <w:vAlign w:val="center"/>
-          </w:tcPr>
-          <w:p>
-            <w:pPr>
-              <w:tabs>
-                <w:tab w:val="left" w:pos="1327"/>
-              </w:tabs>
-              <w:spacing w:after="0"/>
-              <w:jc w:val="center"/>
-              <w:rPr>
-                <w:rFonts w:asciiTheme="majorHAnsi" w:eastAsia="Times New Roman" w:hAnsiTheme="majorHAnsi" w:cstheme="majorHAnsi"/>
                 <w:iCs/>
-                <w:szCs w:val="24"/>
-              </w:rPr>
-            </w:pPr>
-            <w:r>
-              <w:rPr>
-                <w:rFonts w:eastAsia="Times New Roman"/>
-              </w:rPr>
-              <w:t>{vendor}</w:t>
+                <w:sz w:val="19"/>
+                <w:szCs w:val="19"/>
+              </w:rPr>
+            </w:pPr>
+            <w:r>
+              <w:rPr>
+                <w:rFonts w:eastAsia="Times New Roman"/>
+                <w:sz w:val="19"/>
+                <w:szCs w:val="19"/>
+              </w:rPr>
+              <w:t>{vat}</w:t>
             </w:r>
           </w:p>
         </w:tc>
@@ -1005,22 +1150,142 @@
           <w:p>
             <w:pPr>
               <w:tabs>
+                <w:tab w:val="right" w:leader="dot" w:pos="9540"/>
+              </w:tabs>
+              <w:spacing w:after="0" w:line="360" w:lineRule="exact"/>
+              <w:jc w:val="center"/>
+              <w:rPr>
+                <w:rFonts w:asciiTheme="majorHAnsi" w:eastAsia="Times New Roman" w:hAnsiTheme="majorHAnsi" w:cstheme="majorHAnsi"/>
+                <w:sz w:val="19"/>
+                <w:szCs w:val="19"/>
+              </w:rPr>
+            </w:pPr>
+            <w:r>
+              <w:rPr>
+                <w:rFonts w:eastAsia="Times New Roman"/>
+                <w:sz w:val="19"/>
+                <w:szCs w:val="19"/>
+              </w:rPr>
+              <w:t>{total}</w:t>
+            </w:r>
+          </w:p>
+        </w:tc>
+        <w:tc>
+          <w:tcPr>
+            <w:tcW w:w="1900" w:type="dxa"/>
+            <w:tcBorders>
+              <w:top w:val="single" w:sz="4" w:space="0" w:color="auto"/>
+              <w:left w:val="single" w:sz="4" w:space="0" w:color="auto"/>
+              <w:bottom w:val="single" w:sz="4" w:space="0" w:color="auto"/>
+              <w:right w:val="single" w:sz="4" w:space="0" w:color="auto"/>
+            </w:tcBorders>
+            <w:noWrap/>
+            <w:vAlign w:val="center"/>
+          </w:tcPr>
+          <w:p>
+            <w:pPr>
+              <w:tabs>
                 <w:tab w:val="left" w:pos="1327"/>
               </w:tabs>
               <w:spacing w:after="0"/>
               <w:jc w:val="center"/>
               <w:rPr>
                 <w:rFonts w:asciiTheme="majorHAnsi" w:eastAsia="Times New Roman" w:hAnsiTheme="majorHAnsi" w:cstheme="majorHAnsi"/>
-                <w:iCs/>
+                <w:sz w:val="19"/>
+                <w:szCs w:val="19"/>
+              </w:rPr>
+            </w:pPr>
+            <w:proofErr w:type="gramStart"/>
+            <w:r>
+              <w:rPr>
+                <w:rFonts w:eastAsia="Times New Roman"/>
+                <w:sz w:val="19"/>
+                <w:szCs w:val="19"/>
+              </w:rPr>
+              <w:t>{note}{/</w:t>
+            </w:r>
+            <w:proofErr w:type="gramEnd"/>
+            <w:r>
+              <w:rPr>
+                <w:rFonts w:eastAsia="Times New Roman"/>
+                <w:sz w:val="19"/>
+                <w:szCs w:val="19"/>
+              </w:rPr>
+              <w:t>vendors}</w:t>
+            </w:r>
+          </w:p>
+        </w:tc>
+      </w:tr>
+      <w:tr>
+        <w:trPr>
+          <w:trHeight w:val="373"/>
+          <w:jc w:val="center"/>
+        </w:trPr>
+        <w:tc>
+          <w:tcPr>
+            <w:tcW w:w="3595" w:type="dxa"/>
+            <w:gridSpan w:val="2"/>
+            <w:tcBorders>
+              <w:top w:val="single" w:sz="4" w:space="0" w:color="auto"/>
+              <w:left w:val="single" w:sz="4" w:space="0" w:color="auto"/>
+              <w:bottom w:val="single" w:sz="4" w:space="0" w:color="auto"/>
+              <w:right w:val="single" w:sz="4" w:space="0" w:color="auto"/>
+            </w:tcBorders>
+            <w:noWrap/>
+            <w:vAlign w:val="center"/>
+          </w:tcPr>
+          <w:p>
+            <w:pPr>
+              <w:tabs>
+                <w:tab w:val="left" w:pos="1327"/>
+              </w:tabs>
+              <w:spacing w:after="0"/>
+              <w:jc w:val="center"/>
+              <w:rPr>
+                <w:rFonts w:asciiTheme="majorHAnsi" w:eastAsia="Times New Roman" w:hAnsiTheme="majorHAnsi" w:cstheme="majorHAnsi"/>
+                <w:b/>
+                <w:bCs/>
+                <w:sz w:val="22"/>
+              </w:rPr>
+            </w:pPr>
+            <w:proofErr w:type="spellStart"/>
+            <w:r>
+              <w:rPr>
+                <w:rFonts w:eastAsia="Times New Roman"/>
+                <w:b/>
+                <w:bCs/>
+                <w:sz w:val="22"/>
+              </w:rPr>
+              <w:t>Cộng</w:t>
+            </w:r>
+            <w:proofErr w:type="spellEnd"/>
+          </w:p>
+        </w:tc>
+        <w:tc>
+          <w:tcPr>
+            <w:tcW w:w="1800" w:type="dxa"/>
+            <w:tcBorders>
+              <w:top w:val="single" w:sz="4" w:space="0" w:color="auto"/>
+              <w:left w:val="single" w:sz="4" w:space="0" w:color="auto"/>
+              <w:bottom w:val="single" w:sz="4" w:space="0" w:color="auto"/>
+              <w:right w:val="single" w:sz="4" w:space="0" w:color="auto"/>
+            </w:tcBorders>
+            <w:noWrap/>
+          </w:tcPr>
+          <w:p>
+            <w:pPr>
+              <w:tabs>
+                <w:tab w:val="right" w:leader="dot" w:pos="9540"/>
+              </w:tabs>
+              <w:spacing w:after="0" w:line="360" w:lineRule="exact"/>
+              <w:jc w:val="center"/>
+              <w:rPr>
+                <w:rFonts w:asciiTheme="majorHAnsi" w:eastAsia="Times New Roman" w:hAnsiTheme="majorHAnsi" w:cstheme="majorHAnsi"/>
+                <w:b/>
+                <w:i/>
                 <w:szCs w:val="24"/>
               </w:rPr>
             </w:pPr>
-            <w:r>
-              <w:rPr>
-                <w:rFonts w:eastAsia="Times New Roman"/>
-              </w:rPr>
-              <w:t>{pretax}</w:t>
-            </w:r>
           </w:p>
         </w:tc>
         <w:tc>
@@ -1038,21 +1303,26 @@
           <w:p>
             <w:pPr>
               <w:tabs>
-                <w:tab w:val="left" w:pos="1327"/>
+                <w:tab w:val="right" w:leader="dot" w:pos="9540"/>
               </w:tabs>
-              <w:spacing w:after="0"/>
+              <w:spacing w:after="0" w:line="360" w:lineRule="exact"/>
               <w:jc w:val="center"/>
               <w:rPr>
                 <w:rFonts w:asciiTheme="majorHAnsi" w:eastAsia="Times New Roman" w:hAnsiTheme="majorHAnsi" w:cstheme="majorHAnsi"/>
-                <w:iCs/>
-                <w:szCs w:val="24"/>
-              </w:rPr>
-            </w:pPr>
-            <w:r>
-              <w:rPr>
-                <w:rFonts w:eastAsia="Times New Roman"/>
-              </w:rPr>
-              <w:t>{vat}</w:t>
+                <w:b/>
+                <w:i/>
+                <w:sz w:val="19"/>
+                <w:szCs w:val="19"/>
+              </w:rPr>
+            </w:pPr>
+            <w:r>
+              <w:rPr>
+                <w:rFonts w:eastAsia="Times New Roman"/>
+                <w:b/>
+                <w:sz w:val="19"/>
+                <w:szCs w:val="19"/>
+              </w:rPr>
+              <w:t>{sum_vat}</w:t>
             </w:r>
           </w:p>
         </w:tc>
@@ -1071,20 +1341,25 @@
           <w:p>
             <w:pPr>
               <w:tabs>
-                <w:tab w:val="right" w:leader="dot" w:pos="9540"/>
+                <w:tab w:val="right" w:leader="dot" w:pos="9355"/>
               </w:tabs>
-              <w:spacing w:after="0" w:line="360" w:lineRule="exact"/>
-              <w:jc w:val="center"/>
-              <w:rPr>
-                <w:rFonts w:asciiTheme="majorHAnsi" w:eastAsia="Times New Roman" w:hAnsiTheme="majorHAnsi" w:cstheme="majorHAnsi"/>
-                <w:szCs w:val="24"/>
-              </w:rPr>
-            </w:pPr>
-            <w:r>
-              <w:rPr>
-                <w:rFonts w:eastAsia="Times New Roman"/>
-              </w:rPr>
-              <w:t>{total}</w:t>
+              <w:spacing w:after="0" w:line="240" w:lineRule="auto"/>
+              <w:jc w:val="center"/>
+              <w:rPr>
+                <w:b/>
+                <w:sz w:val="19"/>
+                <w:szCs w:val="19"/>
+                <w14:ligatures w14:val="standardContextual"/>
+              </w:rPr>
+            </w:pPr>
+            <w:r>
+              <w:rPr>
+                <w:rFonts w:eastAsia="Times New Roman"/>
+                <w:b/>
+                <w:sz w:val="19"/>
+                <w:szCs w:val="19"/>
+              </w:rPr>
+              <w:t>{sum_vendor}</w:t>
             </w:r>
           </w:p>
         </w:tc>
@@ -1109,185 +1384,6 @@
               <w:jc w:val="center"/>
               <w:rPr>
                 <w:rFonts w:asciiTheme="majorHAnsi" w:eastAsia="Times New Roman" w:hAnsiTheme="majorHAnsi" w:cstheme="majorHAnsi"/>
-                <w:szCs w:val="24"/>
-              </w:rPr>
-            </w:pPr>
-            <w:proofErr w:type="gramStart"/>
-            <w:r>
-              <w:rPr>
-                <w:rFonts w:eastAsia="Times New Roman"/>
-              </w:rPr>
-              <w:t>{note}{/</w:t>
-            </w:r>
-            <w:proofErr w:type="gramEnd"/>
-            <w:r>
-              <w:rPr>
-                <w:rFonts w:eastAsia="Times New Roman"/>
-              </w:rPr>
-              <w:t>vendors}</w:t>
-            </w:r>
-          </w:p>
-        </w:tc>
-      </w:tr>
-      <w:tr>
-        <w:trPr>
-          <w:trHeight w:val="373"/>
-          <w:jc w:val="center"/>
-        </w:trPr>
-        <w:tc>
-          <w:tcPr>
-            <w:tcW w:w="3685" w:type="dxa"/>
-            <w:gridSpan w:val="2"/>
-            <w:tcBorders>
-              <w:top w:val="single" w:sz="4" w:space="0" w:color="auto"/>
-              <w:left w:val="single" w:sz="4" w:space="0" w:color="auto"/>
-              <w:bottom w:val="single" w:sz="4" w:space="0" w:color="auto"/>
-              <w:right w:val="single" w:sz="4" w:space="0" w:color="auto"/>
-            </w:tcBorders>
-            <w:noWrap/>
-            <w:vAlign w:val="center"/>
-          </w:tcPr>
-          <w:p>
-            <w:pPr>
-              <w:tabs>
-                <w:tab w:val="left" w:pos="1327"/>
-              </w:tabs>
-              <w:spacing w:after="0"/>
-              <w:jc w:val="center"/>
-              <w:rPr>
-                <w:rFonts w:asciiTheme="majorHAnsi" w:eastAsia="Times New Roman" w:hAnsiTheme="majorHAnsi" w:cstheme="majorHAnsi"/>
-                <w:b/>
-                <w:bCs/>
-                <w:szCs w:val="24"/>
-              </w:rPr>
-            </w:pPr>
-            <w:r>
-              <w:rPr>
-                <w:rFonts w:eastAsia="Times New Roman"/>
-                <w:b/>
-                <w:bCs/>
-              </w:rPr>
-              <w:t>Cộng</w:t>
-            </w:r>
-          </w:p>
-        </w:tc>
-        <w:tc>
-          <w:tcPr>
-            <w:tcW w:w="1710" w:type="dxa"/>
-            <w:tcBorders>
-              <w:top w:val="single" w:sz="4" w:space="0" w:color="auto"/>
-              <w:left w:val="single" w:sz="4" w:space="0" w:color="auto"/>
-              <w:bottom w:val="single" w:sz="4" w:space="0" w:color="auto"/>
-              <w:right w:val="single" w:sz="4" w:space="0" w:color="auto"/>
-            </w:tcBorders>
-            <w:noWrap/>
-          </w:tcPr>
-          <w:p>
-            <w:pPr>
-              <w:tabs>
-                <w:tab w:val="right" w:leader="dot" w:pos="9540"/>
-              </w:tabs>
-              <w:spacing w:after="0" w:line="360" w:lineRule="exact"/>
-              <w:jc w:val="center"/>
-              <w:rPr>
-                <w:rFonts w:asciiTheme="majorHAnsi" w:eastAsia="Times New Roman" w:hAnsiTheme="majorHAnsi" w:cstheme="majorHAnsi"/>
-                <w:b/>
-                <w:i/>
-                <w:szCs w:val="24"/>
-              </w:rPr>
-            </w:pPr>
-          </w:p>
-        </w:tc>
-        <w:tc>
-          <w:tcPr>
-            <w:tcW w:w="1710" w:type="dxa"/>
-            <w:tcBorders>
-              <w:top w:val="single" w:sz="4" w:space="0" w:color="auto"/>
-              <w:left w:val="single" w:sz="4" w:space="0" w:color="auto"/>
-              <w:bottom w:val="single" w:sz="4" w:space="0" w:color="auto"/>
-              <w:right w:val="single" w:sz="4" w:space="0" w:color="auto"/>
-            </w:tcBorders>
-            <w:noWrap/>
-            <w:vAlign w:val="center"/>
-          </w:tcPr>
-          <w:p>
-            <w:pPr>
-              <w:tabs>
-                <w:tab w:val="right" w:leader="dot" w:pos="9540"/>
-              </w:tabs>
-              <w:spacing w:after="0" w:line="360" w:lineRule="exact"/>
-              <w:jc w:val="center"/>
-              <w:rPr>
-                <w:rFonts w:asciiTheme="majorHAnsi" w:eastAsia="Times New Roman" w:hAnsiTheme="majorHAnsi" w:cstheme="majorHAnsi"/>
-                <w:b/>
-                <w:i/>
-                <w:szCs w:val="24"/>
-              </w:rPr>
-            </w:pPr>
-            <w:r>
-              <w:rPr>
-                <w:rFonts w:eastAsia="Times New Roman"/>
-                <w:b/>
-              </w:rPr>
-              <w:t>{sum_vat}</w:t>
-            </w:r>
-          </w:p>
-        </w:tc>
-        <w:tc>
-          <w:tcPr>
-            <w:tcW w:w="1710" w:type="dxa"/>
-            <w:tcBorders>
-              <w:top w:val="single" w:sz="4" w:space="0" w:color="auto"/>
-              <w:left w:val="single" w:sz="4" w:space="0" w:color="auto"/>
-              <w:bottom w:val="single" w:sz="4" w:space="0" w:color="auto"/>
-              <w:right w:val="single" w:sz="4" w:space="0" w:color="auto"/>
-            </w:tcBorders>
-            <w:noWrap/>
-            <w:vAlign w:val="center"/>
-          </w:tcPr>
-          <w:p>
-            <w:pPr>
-              <w:tabs>
-                <w:tab w:val="right" w:leader="dot" w:pos="9355"/>
-              </w:tabs>
-              <w:spacing w:after="0" w:line="240" w:lineRule="auto"/>
-              <w:jc w:val="center"/>
-              <w:rPr>
-                <w:b/>
-                <w:szCs w:val="24"/>
-                <w14:ligatures w14:val="standardContextual"/>
-              </w:rPr>
-            </w:pPr>
-            <w:r>
-              <w:rPr>
-                <w:rFonts w:eastAsia="Times New Roman"/>
-                <w:b/>
-              </w:rPr>
-              <w:t>{sum_vendor}</w:t>
-            </w:r>
-          </w:p>
-        </w:tc>
-        <w:tc>
-          <w:tcPr>
-            <w:tcW w:w="1900" w:type="dxa"/>
-            <w:tcBorders>
-              <w:top w:val="single" w:sz="4" w:space="0" w:color="auto"/>
-              <w:left w:val="single" w:sz="4" w:space="0" w:color="auto"/>
-              <w:bottom w:val="single" w:sz="4" w:space="0" w:color="auto"/>
-              <w:right w:val="single" w:sz="4" w:space="0" w:color="auto"/>
-            </w:tcBorders>
-            <w:noWrap/>
-            <w:vAlign w:val="center"/>
-          </w:tcPr>
-          <w:p>
-            <w:pPr>
-              <w:tabs>
-                <w:tab w:val="left" w:pos="1327"/>
-              </w:tabs>
-              <w:spacing w:after="0"/>
-              <w:jc w:val="center"/>
-              <w:rPr>
-                <w:rFonts w:asciiTheme="majorHAnsi" w:eastAsia="Times New Roman" w:hAnsiTheme="majorHAnsi" w:cstheme="majorHAnsi"/>
                 <w:bCs/>
                 <w:szCs w:val="24"/>
               </w:rPr>
@@ -1306,11 +1402,61 @@
           <w:szCs w:val="24"/>
         </w:rPr>
       </w:pPr>
-      <w:r>
-        <w:rPr>
-          <w:rFonts w:eastAsia="Times New Roman"/>
-        </w:rPr>
-        <w:t>Số tiền đã tạm ứng: {advance} {cur}</w:t>
+      <w:proofErr w:type="spellStart"/>
+      <w:r>
+        <w:rPr>
+          <w:rFonts w:eastAsia="Times New Roman"/>
+        </w:rPr>
+        <w:t>Số</w:t>
+      </w:r>
+      <w:proofErr w:type="spellEnd"/>
+      <w:r>
+        <w:rPr>
+          <w:rFonts w:eastAsia="Times New Roman"/>
+        </w:rPr>
+        <w:t xml:space="preserve"> </w:t>
+      </w:r>
+      <w:proofErr w:type="spellStart"/>
+      <w:r>
+        <w:rPr>
+          <w:rFonts w:eastAsia="Times New Roman"/>
+        </w:rPr>
+        <w:t>tiền</w:t>
+      </w:r>
+      <w:proofErr w:type="spellEnd"/>
+      <w:r>
+        <w:rPr>
+          <w:rFonts w:eastAsia="Times New Roman"/>
+        </w:rPr>
+        <w:t xml:space="preserve"> </w:t>
+      </w:r>
+      <w:proofErr w:type="spellStart"/>
+      <w:r>
+        <w:rPr>
+          <w:rFonts w:eastAsia="Times New Roman"/>
+        </w:rPr>
+        <w:t>đã</w:t>
+      </w:r>
+      <w:proofErr w:type="spellEnd"/>
+      <w:r>
+        <w:rPr>
+          <w:rFonts w:eastAsia="Times New Roman"/>
+        </w:rPr>
+        <w:t xml:space="preserve"> </w:t>
+      </w:r>
+      <w:proofErr w:type="spellStart"/>
+      <w:r>
+        <w:rPr>
+          <w:rFonts w:eastAsia="Times New Roman"/>
+        </w:rPr>
+        <w:t>tạm</w:t>
+      </w:r>
+      <w:proofErr w:type="spellEnd"/>
+      <w:r>
+        <w:rPr>
+          <w:rFonts w:eastAsia="Times New Roman"/>
+        </w:rPr>
+        <w:t xml:space="preserve"> ứng: {advance} {cur}</w:t>
       </w:r>
     </w:p>
     <w:p>
@@ -1616,8 +1762,8 @@
         <w:tblLook w:val="04A0" w:firstRow="1" w:lastRow="0" w:firstColumn="1" w:lastColumn="0" w:noHBand="0" w:noVBand="1"/>
       </w:tblPr>
       <w:tblGrid>
-        <w:gridCol w:w="805"/>
-        <w:gridCol w:w="1980"/>
+        <w:gridCol w:w="715"/>
+        <w:gridCol w:w="2070"/>
         <w:gridCol w:w="1620"/>
         <w:gridCol w:w="1620"/>
         <w:gridCol w:w="1620"/>
@@ -1630,7 +1776,7 @@
         </w:trPr>
         <w:tc>
           <w:tcPr>
-            <w:tcW w:w="805" w:type="dxa"/>
+            <w:tcW w:w="715" w:type="dxa"/>
             <w:tcBorders>
               <w:top w:val="single" w:sz="4" w:space="0" w:color="auto"/>
               <w:left w:val="single" w:sz="4" w:space="0" w:color="auto"/>
@@ -1650,13 +1796,14 @@
               <w:rPr>
                 <w:rFonts w:eastAsia="Times New Roman"/>
                 <w:b/>
-                <w:szCs w:val="24"/>
-              </w:rPr>
-            </w:pPr>
-            <w:r>
-              <w:rPr>
-                <w:rFonts w:eastAsia="Times New Roman"/>
-                <w:b/>
+                <w:sz w:val="22"/>
+              </w:rPr>
+            </w:pPr>
+            <w:r>
+              <w:rPr>
+                <w:rFonts w:eastAsia="Times New Roman"/>
+                <w:b/>
+                <w:sz w:val="22"/>
               </w:rPr>
               <w:t>STT</w:t>
             </w:r>
@@ -1664,7 +1811,7 @@
         </w:tc>
         <w:tc>
           <w:tcPr>
-            <w:tcW w:w="1980" w:type="dxa"/>
+            <w:tcW w:w="2070" w:type="dxa"/>
             <w:tcBorders>
               <w:top w:val="single" w:sz="4" w:space="0" w:color="auto"/>
               <w:left w:val="single" w:sz="4" w:space="0" w:color="auto"/>
@@ -1684,13 +1831,14 @@
               <w:rPr>
                 <w:rFonts w:eastAsia="Times New Roman"/>
                 <w:b/>
-                <w:szCs w:val="24"/>
-              </w:rPr>
-            </w:pPr>
-            <w:r>
-              <w:rPr>
-                <w:rFonts w:eastAsia="Times New Roman"/>
-                <w:b/>
+                <w:sz w:val="22"/>
+              </w:rPr>
+            </w:pPr>
+            <w:r>
+              <w:rPr>
+                <w:rFonts w:eastAsia="Times New Roman"/>
+                <w:b/>
+                <w:sz w:val="22"/>
               </w:rPr>
               <w:t>Họ và tên người hưởng</w:t>
             </w:r>
@@ -1718,13 +1866,14 @@
               <w:rPr>
                 <w:rFonts w:eastAsia="Times New Roman"/>
                 <w:b/>
-                <w:szCs w:val="24"/>
-              </w:rPr>
-            </w:pPr>
-            <w:r>
-              <w:rPr>
-                <w:rFonts w:eastAsia="Times New Roman"/>
-                <w:b/>
+                <w:sz w:val="22"/>
+              </w:rPr>
+            </w:pPr>
+            <w:r>
+              <w:rPr>
+                <w:rFonts w:eastAsia="Times New Roman"/>
+                <w:b/>
+                <w:sz w:val="22"/>
               </w:rPr>
               <w:t>Số giấy tờ tùy thân</w:t>
             </w:r>
@@ -1752,13 +1901,14 @@
               <w:rPr>
                 <w:rFonts w:eastAsia="Times New Roman"/>
                 <w:b/>
-                <w:szCs w:val="24"/>
-              </w:rPr>
-            </w:pPr>
-            <w:r>
-              <w:rPr>
-                <w:rFonts w:eastAsia="Times New Roman"/>
-                <w:b/>
+                <w:sz w:val="22"/>
+              </w:rPr>
+            </w:pPr>
+            <w:r>
+              <w:rPr>
+                <w:rFonts w:eastAsia="Times New Roman"/>
+                <w:b/>
+                <w:sz w:val="22"/>
               </w:rPr>
               <w:t>Ngày cấp</w:t>
             </w:r>
@@ -1786,13 +1936,14 @@
               <w:rPr>
                 <w:rFonts w:eastAsia="Times New Roman"/>
                 <w:b/>
-                <w:szCs w:val="24"/>
-              </w:rPr>
-            </w:pPr>
-            <w:r>
-              <w:rPr>
-                <w:rFonts w:eastAsia="Times New Roman"/>
-                <w:b/>
+                <w:sz w:val="22"/>
+              </w:rPr>
+            </w:pPr>
+            <w:r>
+              <w:rPr>
+                <w:rFonts w:eastAsia="Times New Roman"/>
+                <w:b/>
+                <w:sz w:val="22"/>
               </w:rPr>
               <w:t>Nơi cấp</w:t>
             </w:r>
@@ -1821,13 +1972,14 @@
                 <w:rFonts w:eastAsia="Times New Roman"/>
                 <w:b/>
                 <w:bCs/>
-                <w:szCs w:val="24"/>
-              </w:rPr>
-            </w:pPr>
-            <w:r>
-              <w:rPr>
-                <w:rFonts w:eastAsia="Times New Roman"/>
-                <w:b/>
+                <w:sz w:val="22"/>
+              </w:rPr>
+            </w:pPr>
+            <w:r>
+              <w:rPr>
+                <w:rFonts w:eastAsia="Times New Roman"/>
+                <w:b/>
+                <w:sz w:val="22"/>
               </w:rPr>
               <w:t>Số điện thoại</w:t>
             </w:r>
@@ -1855,13 +2007,14 @@
               <w:rPr>
                 <w:rFonts w:eastAsia="Times New Roman"/>
                 <w:b/>
-                <w:szCs w:val="24"/>
-              </w:rPr>
-            </w:pPr>
-            <w:r>
-              <w:rPr>
-                <w:rFonts w:eastAsia="Times New Roman"/>
-                <w:b/>
+                <w:sz w:val="22"/>
+              </w:rPr>
+            </w:pPr>
+            <w:r>
+              <w:rPr>
+                <w:rFonts w:eastAsia="Times New Roman"/>
+                <w:b/>
+                <w:sz w:val="22"/>
               </w:rPr>
               <w:t>Số tiền</w:t>
             </w:r>
@@ -1874,7 +2027,7 @@
         </w:trPr>
         <w:tc>
           <w:tcPr>
-            <w:tcW w:w="805" w:type="dxa"/>
+            <w:tcW w:w="715" w:type="dxa"/>
             <w:tcBorders>
               <w:top w:val="single" w:sz="4" w:space="0" w:color="auto"/>
               <w:left w:val="single" w:sz="4" w:space="0" w:color="auto"/>
@@ -1893,12 +2046,15 @@
               <w:jc w:val="center"/>
               <w:rPr>
                 <w:rFonts w:eastAsia="Times New Roman"/>
-                <w:szCs w:val="24"/>
-              </w:rPr>
-            </w:pPr>
-            <w:r>
-              <w:rPr>
-                <w:rFonts w:eastAsia="Times New Roman"/>
+                <w:sz w:val="19"/>
+                <w:szCs w:val="19"/>
+              </w:rPr>
+            </w:pPr>
+            <w:r>
+              <w:rPr>
+                <w:rFonts w:eastAsia="Times New Roman"/>
+                <w:sz w:val="19"/>
+                <w:szCs w:val="19"/>
               </w:rPr>
               <w:t>{#</w:t>
             </w:r>
@@ -1906,6 +2062,8 @@
             <w:r>
               <w:rPr>
                 <w:rFonts w:eastAsia="Times New Roman"/>
+                <w:sz w:val="19"/>
+                <w:szCs w:val="19"/>
               </w:rPr>
               <w:t>cash}{</w:t>
             </w:r>
@@ -1913,6 +2071,8 @@
             <w:r>
               <w:rPr>
                 <w:rFonts w:eastAsia="Times New Roman"/>
+                <w:sz w:val="19"/>
+                <w:szCs w:val="19"/>
               </w:rPr>
               <w:t>stt}</w:t>
             </w:r>
@@ -1920,7 +2080,7 @@
         </w:tc>
         <w:tc>
           <w:tcPr>
-            <w:tcW w:w="1980" w:type="dxa"/>
+            <w:tcW w:w="2070" w:type="dxa"/>
             <w:tcBorders>
               <w:top w:val="single" w:sz="4" w:space="0" w:color="auto"/>
               <w:left w:val="single" w:sz="4" w:space="0" w:color="auto"/>
@@ -1939,12 +2099,15 @@
               <w:jc w:val="center"/>
               <w:rPr>
                 <w:rFonts w:eastAsia="Times New Roman"/>
-                <w:szCs w:val="24"/>
-              </w:rPr>
-            </w:pPr>
-            <w:r>
-              <w:rPr>
-                <w:rFonts w:eastAsia="Times New Roman"/>
+                <w:sz w:val="19"/>
+                <w:szCs w:val="19"/>
+              </w:rPr>
+            </w:pPr>
+            <w:r>
+              <w:rPr>
+                <w:rFonts w:eastAsia="Times New Roman"/>
+                <w:sz w:val="19"/>
+                <w:szCs w:val="19"/>
               </w:rPr>
               <w:t>{name}</w:t>
             </w:r>
@@ -1971,12 +2134,15 @@
               <w:jc w:val="center"/>
               <w:rPr>
                 <w:rFonts w:eastAsia="Times New Roman"/>
-                <w:szCs w:val="24"/>
-              </w:rPr>
-            </w:pPr>
-            <w:r>
-              <w:rPr>
-                <w:rFonts w:eastAsia="Times New Roman"/>
+                <w:sz w:val="19"/>
+                <w:szCs w:val="19"/>
+              </w:rPr>
+            </w:pPr>
+            <w:r>
+              <w:rPr>
+                <w:rFonts w:eastAsia="Times New Roman"/>
+                <w:sz w:val="19"/>
+                <w:szCs w:val="19"/>
               </w:rPr>
               <w:t>{id_no}</w:t>
             </w:r>
@@ -2003,12 +2169,15 @@
               <w:jc w:val="center"/>
               <w:rPr>
                 <w:rFonts w:eastAsia="Times New Roman"/>
-                <w:szCs w:val="24"/>
-              </w:rPr>
-            </w:pPr>
-            <w:r>
-              <w:rPr>
-                <w:rFonts w:eastAsia="Times New Roman"/>
+                <w:sz w:val="19"/>
+                <w:szCs w:val="19"/>
+              </w:rPr>
+            </w:pPr>
+            <w:r>
+              <w:rPr>
+                <w:rFonts w:eastAsia="Times New Roman"/>
+                <w:sz w:val="19"/>
+                <w:szCs w:val="19"/>
               </w:rPr>
               <w:t>{id_date}</w:t>
             </w:r>
@@ -2035,12 +2204,15 @@
               <w:jc w:val="center"/>
               <w:rPr>
                 <w:rFonts w:eastAsia="Times New Roman"/>
-                <w:szCs w:val="24"/>
-              </w:rPr>
-            </w:pPr>
-            <w:r>
-              <w:rPr>
-                <w:rFonts w:eastAsia="Times New Roman"/>
+                <w:sz w:val="19"/>
+                <w:szCs w:val="19"/>
+              </w:rPr>
+            </w:pPr>
+            <w:r>
+              <w:rPr>
+                <w:rFonts w:eastAsia="Times New Roman"/>
+                <w:sz w:val="19"/>
+                <w:szCs w:val="19"/>
               </w:rPr>
               <w:t>{id_place}</w:t>
             </w:r>
@@ -2066,13 +2238,16 @@
               <w:spacing w:after="0"/>
               <w:jc w:val="center"/>
               <w:rPr>
-                <w:szCs w:val="24"/>
+                <w:sz w:val="19"/>
+                <w:szCs w:val="19"/>
                 <w:lang w:val="vi-VN"/>
               </w:rPr>
             </w:pPr>
             <w:r>
               <w:rPr>
                 <w:rFonts w:eastAsia="Times New Roman"/>
+                <w:sz w:val="19"/>
+                <w:szCs w:val="19"/>
               </w:rPr>
               <w:t>{phone}</w:t>
             </w:r>
@@ -2099,13 +2274,16 @@
               <w:jc w:val="center"/>
               <w:rPr>
                 <w:rFonts w:eastAsia="Times New Roman"/>
-                <w:szCs w:val="24"/>
+                <w:sz w:val="19"/>
+                <w:szCs w:val="19"/>
               </w:rPr>
             </w:pPr>
             <w:proofErr w:type="gramStart"/>
             <w:r>
               <w:rPr>
                 <w:rFonts w:eastAsia="Times New Roman"/>
+                <w:sz w:val="19"/>
+                <w:szCs w:val="19"/>
               </w:rPr>
               <w:t>{amount}{/</w:t>
             </w:r>
@@ -2113,6 +2291,8 @@
             <w:r>
               <w:rPr>
                 <w:rFonts w:eastAsia="Times New Roman"/>
+                <w:sz w:val="19"/>
+                <w:szCs w:val="19"/>
               </w:rPr>
               <w:t>cash}</w:t>
             </w:r>
@@ -2146,18 +2326,21 @@
               <w:rPr>
                 <w:b/>
                 <w:bCs/>
-                <w:szCs w:val="24"/>
+                <w:sz w:val="22"/>
                 <w:lang w:val="vi-VN"/>
               </w:rPr>
             </w:pPr>
-            <w:r>
-              <w:rPr>
-                <w:rFonts w:eastAsia="Times New Roman"/>
-                <w:b/>
-                <w:bCs/>
+            <w:proofErr w:type="spellStart"/>
+            <w:r>
+              <w:rPr>
+                <w:rFonts w:eastAsia="Times New Roman"/>
+                <w:b/>
+                <w:bCs/>
+                <w:sz w:val="22"/>
               </w:rPr>
               <w:t>Cộng</w:t>
             </w:r>
+            <w:proofErr w:type="spellEnd"/>
           </w:p>
         </w:tc>
         <w:tc>
@@ -2180,12 +2363,16 @@
                 <w:rFonts w:ascii="Times New Roman" w:hAnsi="Times New Roman" w:hint="default"/>
                 <w:b/>
                 <w:bCs/>
+                <w:sz w:val="19"/>
+                <w:szCs w:val="19"/>
               </w:rPr>
             </w:pPr>
             <w:r>
               <w:rPr>
                 <w:rFonts w:ascii="Times New Roman" w:eastAsia="Times New Roman" w:hAnsi="Times New Roman"/>
                 <w:b/>
+                <w:sz w:val="19"/>
+                <w:szCs w:val="19"/>
               </w:rPr>
               <w:t>{sum_cash}</w:t>
             </w:r>
@@ -2256,23 +2443,78 @@
           <w:rFonts w:eastAsia="Times New Roman"/>
           <w:b/>
         </w:rPr>
-        <w:t>{amount_checkbox} Số tiền thanh toán</w:t>
-      </w:r>
-      <w:proofErr w:type="gramStart"/>
-      <w:r>
-        <w:rPr>
-          <w:rFonts w:eastAsia="Times New Roman"/>
-          <w:b/>
-        </w:rPr>
-        <w:t>:  {</w:t>
-      </w:r>
-      <w:proofErr w:type="gramEnd"/>
-      <w:r>
-        <w:rPr>
-          <w:rFonts w:eastAsia="Times New Roman"/>
-          <w:b/>
-        </w:rPr>
-        <w:t>amount} {cur}</w:t>
+        <w:t xml:space="preserve">{amount_checkbox} </w:t>
+      </w:r>
+      <w:proofErr w:type="spellStart"/>
+      <w:r>
+        <w:rPr>
+          <w:rFonts w:eastAsia="Times New Roman"/>
+          <w:b/>
+        </w:rPr>
+        <w:t>Số</w:t>
+      </w:r>
+      <w:proofErr w:type="spellEnd"/>
+      <w:r>
+        <w:rPr>
+          <w:rFonts w:eastAsia="Times New Roman"/>
+          <w:b/>
+        </w:rPr>
+        <w:t xml:space="preserve"> </w:t>
+      </w:r>
+      <w:proofErr w:type="spellStart"/>
+      <w:r>
+        <w:rPr>
+          <w:rFonts w:eastAsia="Times New Roman"/>
+          <w:b/>
+        </w:rPr>
+        <w:t>tiền</w:t>
+      </w:r>
+      <w:proofErr w:type="spellEnd"/>
+      <w:r>
+        <w:rPr>
+          <w:rFonts w:eastAsia="Times New Roman"/>
+          <w:b/>
+        </w:rPr>
+        <w:t xml:space="preserve"> </w:t>
+      </w:r>
+      <w:proofErr w:type="spellStart"/>
+      <w:r>
+        <w:rPr>
+          <w:rFonts w:eastAsia="Times New Roman"/>
+          <w:b/>
+        </w:rPr>
+        <w:t>thanh</w:t>
+      </w:r>
+      <w:proofErr w:type="spellEnd"/>
+      <w:r>
+        <w:rPr>
+          <w:rFonts w:eastAsia="Times New Roman"/>
+          <w:b/>
+        </w:rPr>
+        <w:t xml:space="preserve"> </w:t>
+      </w:r>
+      <w:proofErr w:type="spellStart"/>
+      <w:r>
+        <w:rPr>
+          <w:rFonts w:eastAsia="Times New Roman"/>
+          <w:b/>
+        </w:rPr>
+        <w:t>toán</w:t>
+      </w:r>
+      <w:proofErr w:type="spellEnd"/>
+      <w:r>
+        <w:rPr>
+          <w:rFonts w:eastAsia="Times New Roman"/>
+          <w:b/>
+        </w:rPr>
+        <w:t xml:space="preserve">: </w:t>
+      </w:r>
+      <w:r>
+        <w:rPr>
+          <w:rFonts w:eastAsia="Times New Roman"/>
+          <w:bCs/>
+        </w:rPr>
+        <w:t>{amount} {cur}</w:t>
       </w:r>
     </w:p>
     <w:p>
@@ -2295,9 +2537,9 @@
           <w:bCs/>
           <w:i/>
         </w:rPr>
-        <w:t>Số tiền bằng chữ</w:t>
-      </w:r>
-      <w:proofErr w:type="gramStart"/>
+        <w:t xml:space="preserve">Số tiền bằng </w:t>
+      </w:r>
+      <w:proofErr w:type="spellStart"/>
       <w:r>
         <w:rPr>
           <w:rFonts w:eastAsia="Times New Roman"/>
@@ -2305,15 +2547,9 @@
           <w:bCs/>
           <w:i/>
         </w:rPr>
-        <w:t>:</w:t>
-      </w:r>
-      <w:r>
-        <w:rPr>
-          <w:rFonts w:eastAsia="Times New Roman"/>
-          <w:i/>
-        </w:rPr>
-        <w:t xml:space="preserve">  </w:t>
-      </w:r>
+        <w:t>chữ</w:t>
+      </w:r>
+      <w:proofErr w:type="spellEnd"/>
       <w:r>
         <w:rPr>
           <w:rFonts w:eastAsia="Times New Roman"/>
@@ -2321,17 +2557,21 @@
           <w:bCs/>
           <w:i/>
         </w:rPr>
-        <w:t>{</w:t>
-      </w:r>
-      <w:proofErr w:type="gramEnd"/>
-      <w:r>
-        <w:rPr>
-          <w:rFonts w:eastAsia="Times New Roman"/>
-          <w:b/>
-          <w:bCs/>
+        <w:t>:</w:t>
+      </w:r>
+      <w:r>
+        <w:rPr>
+          <w:rFonts w:eastAsia="Times New Roman"/>
           <w:i/>
         </w:rPr>
-        <w:t>words}</w:t>
+        <w:t xml:space="preserve"> </w:t>
+      </w:r>
+      <w:r>
+        <w:rPr>
+          <w:rFonts w:eastAsia="Times New Roman"/>
+          <w:i/>
+        </w:rPr>
+        <w:t>{words}</w:t>
       </w:r>
     </w:p>
     <w:tbl>
@@ -2350,11 +2590,11 @@
         <w:tblLook w:val="04A0" w:firstRow="1" w:lastRow="0" w:firstColumn="1" w:lastColumn="0" w:noHBand="0" w:noVBand="1"/>
       </w:tblPr>
       <w:tblGrid>
-        <w:gridCol w:w="800"/>
-        <w:gridCol w:w="1600"/>
-        <w:gridCol w:w="1700"/>
-        <w:gridCol w:w="1700"/>
-        <w:gridCol w:w="1800"/>
+        <w:gridCol w:w="715"/>
+        <w:gridCol w:w="1530"/>
+        <w:gridCol w:w="1620"/>
+        <w:gridCol w:w="1620"/>
+        <w:gridCol w:w="2115"/>
         <w:gridCol w:w="1550"/>
         <w:gridCol w:w="1565"/>
       </w:tblGrid>
@@ -2364,7 +2604,7 @@
         </w:trPr>
         <w:tc>
           <w:tcPr>
-            <w:tcW w:w="800" w:type="dxa"/>
+            <w:tcW w:w="715" w:type="dxa"/>
             <w:tcBorders>
               <w:top w:val="single" w:sz="4" w:space="0" w:color="auto"/>
               <w:left w:val="single" w:sz="4" w:space="0" w:color="auto"/>
@@ -2379,22 +2619,22 @@
               <w:jc w:val="center"/>
               <w:rPr>
                 <w:b/>
-                <w:szCs w:val="24"/>
-              </w:rPr>
-            </w:pPr>
-            <w:r>
-              <w:rPr>
-                <w:rFonts w:eastAsia="Times New Roman"/>
-                <w:b/>
-              </w:rPr>
-              <w:lastRenderedPageBreak/>
+                <w:sz w:val="22"/>
+              </w:rPr>
+            </w:pPr>
+            <w:r>
+              <w:rPr>
+                <w:rFonts w:eastAsia="Times New Roman"/>
+                <w:b/>
+                <w:sz w:val="22"/>
+              </w:rPr>
               <w:t>STT</w:t>
             </w:r>
           </w:p>
         </w:tc>
         <w:tc>
           <w:tcPr>
-            <w:tcW w:w="1600" w:type="dxa"/>
+            <w:tcW w:w="1530" w:type="dxa"/>
             <w:tcBorders>
               <w:top w:val="single" w:sz="4" w:space="0" w:color="auto"/>
               <w:left w:val="single" w:sz="4" w:space="0" w:color="auto"/>
@@ -2409,13 +2649,14 @@
               <w:jc w:val="center"/>
               <w:rPr>
                 <w:b/>
-                <w:szCs w:val="24"/>
-              </w:rPr>
-            </w:pPr>
-            <w:r>
-              <w:rPr>
-                <w:rFonts w:eastAsia="Times New Roman"/>
-                <w:b/>
+                <w:sz w:val="22"/>
+              </w:rPr>
+            </w:pPr>
+            <w:r>
+              <w:rPr>
+                <w:rFonts w:eastAsia="Times New Roman"/>
+                <w:b/>
+                <w:sz w:val="22"/>
               </w:rPr>
               <w:t>Số TK</w:t>
             </w:r>
@@ -2423,7 +2664,7 @@
         </w:tc>
         <w:tc>
           <w:tcPr>
-            <w:tcW w:w="1700" w:type="dxa"/>
+            <w:tcW w:w="1620" w:type="dxa"/>
             <w:tcBorders>
               <w:top w:val="single" w:sz="4" w:space="0" w:color="auto"/>
               <w:left w:val="single" w:sz="4" w:space="0" w:color="auto"/>
@@ -2438,13 +2679,14 @@
               <w:jc w:val="center"/>
               <w:rPr>
                 <w:b/>
-                <w:szCs w:val="24"/>
-              </w:rPr>
-            </w:pPr>
-            <w:r>
-              <w:rPr>
-                <w:rFonts w:eastAsia="Times New Roman"/>
-                <w:b/>
+                <w:sz w:val="22"/>
+              </w:rPr>
+            </w:pPr>
+            <w:r>
+              <w:rPr>
+                <w:rFonts w:eastAsia="Times New Roman"/>
+                <w:b/>
+                <w:sz w:val="22"/>
               </w:rPr>
               <w:t>Tên TK</w:t>
             </w:r>
@@ -2452,7 +2694,7 @@
         </w:tc>
         <w:tc>
           <w:tcPr>
-            <w:tcW w:w="1700" w:type="dxa"/>
+            <w:tcW w:w="1620" w:type="dxa"/>
             <w:tcBorders>
               <w:top w:val="single" w:sz="4" w:space="0" w:color="auto"/>
               <w:left w:val="single" w:sz="4" w:space="0" w:color="auto"/>
@@ -2467,13 +2709,14 @@
               <w:jc w:val="center"/>
               <w:rPr>
                 <w:b/>
-                <w:szCs w:val="24"/>
-              </w:rPr>
-            </w:pPr>
-            <w:r>
-              <w:rPr>
-                <w:rFonts w:eastAsia="Times New Roman"/>
-                <w:b/>
+                <w:sz w:val="22"/>
+              </w:rPr>
+            </w:pPr>
+            <w:r>
+              <w:rPr>
+                <w:rFonts w:eastAsia="Times New Roman"/>
+                <w:b/>
+                <w:sz w:val="22"/>
               </w:rPr>
               <w:t>Ngân hàng</w:t>
             </w:r>
@@ -2481,7 +2724,7 @@
         </w:tc>
         <w:tc>
           <w:tcPr>
-            <w:tcW w:w="1800" w:type="dxa"/>
+            <w:tcW w:w="2115" w:type="dxa"/>
             <w:tcBorders>
               <w:top w:val="single" w:sz="4" w:space="0" w:color="auto"/>
               <w:left w:val="single" w:sz="4" w:space="0" w:color="auto"/>
@@ -2496,13 +2739,14 @@
               <w:jc w:val="center"/>
               <w:rPr>
                 <w:b/>
-                <w:szCs w:val="24"/>
-              </w:rPr>
-            </w:pPr>
-            <w:r>
-              <w:rPr>
-                <w:rFonts w:eastAsia="Times New Roman"/>
-                <w:b/>
+                <w:sz w:val="22"/>
+              </w:rPr>
+            </w:pPr>
+            <w:r>
+              <w:rPr>
+                <w:rFonts w:eastAsia="Times New Roman"/>
+                <w:b/>
+                <w:sz w:val="22"/>
               </w:rPr>
               <w:t>Nội dung hạch toán</w:t>
             </w:r>
@@ -2525,13 +2769,14 @@
               <w:jc w:val="center"/>
               <w:rPr>
                 <w:b/>
-                <w:szCs w:val="24"/>
-              </w:rPr>
-            </w:pPr>
-            <w:r>
-              <w:rPr>
-                <w:rFonts w:eastAsia="Times New Roman"/>
-                <w:b/>
+                <w:sz w:val="22"/>
+              </w:rPr>
+            </w:pPr>
+            <w:r>
+              <w:rPr>
+                <w:rFonts w:eastAsia="Times New Roman"/>
+                <w:b/>
+                <w:sz w:val="22"/>
               </w:rPr>
               <w:t>Số tiền ghi nợ</w:t>
             </w:r>
@@ -2554,13 +2799,14 @@
               <w:jc w:val="center"/>
               <w:rPr>
                 <w:b/>
-                <w:szCs w:val="24"/>
-              </w:rPr>
-            </w:pPr>
-            <w:r>
-              <w:rPr>
-                <w:rFonts w:eastAsia="Times New Roman"/>
-                <w:b/>
+                <w:sz w:val="22"/>
+              </w:rPr>
+            </w:pPr>
+            <w:r>
+              <w:rPr>
+                <w:rFonts w:eastAsia="Times New Roman"/>
+                <w:b/>
+                <w:sz w:val="22"/>
               </w:rPr>
               <w:t>Số tiền ghi có</w:t>
             </w:r>
@@ -2573,7 +2819,7 @@
         </w:trPr>
         <w:tc>
           <w:tcPr>
-            <w:tcW w:w="800" w:type="dxa"/>
+            <w:tcW w:w="715" w:type="dxa"/>
             <w:tcBorders>
               <w:top w:val="single" w:sz="4" w:space="0" w:color="auto"/>
               <w:left w:val="single" w:sz="4" w:space="0" w:color="auto"/>
@@ -2587,19 +2833,25 @@
             <w:pPr>
               <w:jc w:val="center"/>
               <w:rPr>
-                <w:szCs w:val="24"/>
-              </w:rPr>
-            </w:pPr>
-            <w:r>
-              <w:rPr>
-                <w:rFonts w:eastAsia="Times New Roman"/>
-              </w:rPr>
+                <w:sz w:val="19"/>
+                <w:szCs w:val="19"/>
+              </w:rPr>
+            </w:pPr>
+            <w:r>
+              <w:rPr>
+                <w:rFonts w:eastAsia="Times New Roman"/>
+                <w:sz w:val="19"/>
+                <w:szCs w:val="19"/>
+              </w:rPr>
+              <w:lastRenderedPageBreak/>
               <w:t>{#</w:t>
             </w:r>
             <w:proofErr w:type="gramStart"/>
             <w:r>
               <w:rPr>
                 <w:rFonts w:eastAsia="Times New Roman"/>
+                <w:sz w:val="19"/>
+                <w:szCs w:val="19"/>
               </w:rPr>
               <w:t>acc}{</w:t>
             </w:r>
@@ -2607,6 +2859,8 @@
             <w:r>
               <w:rPr>
                 <w:rFonts w:eastAsia="Times New Roman"/>
+                <w:sz w:val="19"/>
+                <w:szCs w:val="19"/>
               </w:rPr>
               <w:t>stt}</w:t>
             </w:r>
@@ -2614,7 +2868,7 @@
         </w:tc>
         <w:tc>
           <w:tcPr>
-            <w:tcW w:w="1600" w:type="dxa"/>
+            <w:tcW w:w="1530" w:type="dxa"/>
             <w:tcBorders>
               <w:top w:val="single" w:sz="4" w:space="0" w:color="auto"/>
               <w:left w:val="single" w:sz="4" w:space="0" w:color="auto"/>
@@ -2628,12 +2882,15 @@
             <w:pPr>
               <w:jc w:val="center"/>
               <w:rPr>
-                <w:szCs w:val="24"/>
-              </w:rPr>
-            </w:pPr>
-            <w:r>
-              <w:rPr>
-                <w:rFonts w:eastAsia="Times New Roman"/>
+                <w:sz w:val="19"/>
+                <w:szCs w:val="19"/>
+              </w:rPr>
+            </w:pPr>
+            <w:r>
+              <w:rPr>
+                <w:rFonts w:eastAsia="Times New Roman"/>
+                <w:sz w:val="19"/>
+                <w:szCs w:val="19"/>
               </w:rPr>
               <w:t>{acc_no}</w:t>
             </w:r>
@@ -2641,7 +2898,7 @@
         </w:tc>
         <w:tc>
           <w:tcPr>
-            <w:tcW w:w="1700" w:type="dxa"/>
+            <w:tcW w:w="1620" w:type="dxa"/>
             <w:tcBorders>
               <w:top w:val="single" w:sz="4" w:space="0" w:color="auto"/>
               <w:left w:val="single" w:sz="4" w:space="0" w:color="auto"/>
@@ -2655,12 +2912,15 @@
             <w:pPr>
               <w:jc w:val="center"/>
               <w:rPr>
-                <w:szCs w:val="24"/>
-              </w:rPr>
-            </w:pPr>
-            <w:r>
-              <w:rPr>
-                <w:rFonts w:eastAsia="Times New Roman"/>
+                <w:sz w:val="19"/>
+                <w:szCs w:val="19"/>
+              </w:rPr>
+            </w:pPr>
+            <w:r>
+              <w:rPr>
+                <w:rFonts w:eastAsia="Times New Roman"/>
+                <w:sz w:val="19"/>
+                <w:szCs w:val="19"/>
               </w:rPr>
               <w:t>{acc_name}</w:t>
             </w:r>
@@ -2668,7 +2928,7 @@
         </w:tc>
         <w:tc>
           <w:tcPr>
-            <w:tcW w:w="1700" w:type="dxa"/>
+            <w:tcW w:w="1620" w:type="dxa"/>
             <w:tcBorders>
               <w:top w:val="single" w:sz="4" w:space="0" w:color="auto"/>
               <w:left w:val="single" w:sz="4" w:space="0" w:color="auto"/>
@@ -2682,12 +2942,15 @@
             <w:pPr>
               <w:jc w:val="center"/>
               <w:rPr>
-                <w:szCs w:val="24"/>
-              </w:rPr>
-            </w:pPr>
-            <w:r>
-              <w:rPr>
-                <w:rFonts w:eastAsia="Times New Roman"/>
+                <w:sz w:val="19"/>
+                <w:szCs w:val="19"/>
+              </w:rPr>
+            </w:pPr>
+            <w:r>
+              <w:rPr>
+                <w:rFonts w:eastAsia="Times New Roman"/>
+                <w:sz w:val="19"/>
+                <w:szCs w:val="19"/>
               </w:rPr>
               <w:t>{bank}</w:t>
             </w:r>
@@ -2695,7 +2958,7 @@
         </w:tc>
         <w:tc>
           <w:tcPr>
-            <w:tcW w:w="1800" w:type="dxa"/>
+            <w:tcW w:w="2115" w:type="dxa"/>
             <w:tcBorders>
               <w:top w:val="single" w:sz="4" w:space="0" w:color="auto"/>
               <w:left w:val="single" w:sz="4" w:space="0" w:color="auto"/>
@@ -2708,12 +2971,15 @@
           <w:p>
             <w:pPr>
               <w:rPr>
-                <w:szCs w:val="24"/>
-              </w:rPr>
-            </w:pPr>
-            <w:r>
-              <w:rPr>
-                <w:rFonts w:eastAsia="Times New Roman"/>
+                <w:sz w:val="19"/>
+                <w:szCs w:val="19"/>
+              </w:rPr>
+            </w:pPr>
+            <w:r>
+              <w:rPr>
+                <w:rFonts w:eastAsia="Times New Roman"/>
+                <w:sz w:val="19"/>
+                <w:szCs w:val="19"/>
               </w:rPr>
               <w:t>{des}</w:t>
             </w:r>
@@ -2735,12 +3001,15 @@
             <w:pPr>
               <w:jc w:val="center"/>
               <w:rPr>
-                <w:szCs w:val="24"/>
-              </w:rPr>
-            </w:pPr>
-            <w:r>
-              <w:rPr>
-                <w:rFonts w:eastAsia="Times New Roman"/>
+                <w:sz w:val="19"/>
+                <w:szCs w:val="19"/>
+              </w:rPr>
+            </w:pPr>
+            <w:r>
+              <w:rPr>
+                <w:rFonts w:eastAsia="Times New Roman"/>
+                <w:sz w:val="19"/>
+                <w:szCs w:val="19"/>
               </w:rPr>
               <w:t>{debit}</w:t>
             </w:r>
@@ -2762,13 +3031,16 @@
             <w:pPr>
               <w:jc w:val="center"/>
               <w:rPr>
-                <w:szCs w:val="24"/>
+                <w:sz w:val="19"/>
+                <w:szCs w:val="19"/>
               </w:rPr>
             </w:pPr>
             <w:proofErr w:type="gramStart"/>
             <w:r>
               <w:rPr>
                 <w:rFonts w:eastAsia="Times New Roman"/>
+                <w:sz w:val="19"/>
+                <w:szCs w:val="19"/>
               </w:rPr>
               <w:t>{credit}{/</w:t>
             </w:r>
@@ -2776,6 +3048,8 @@
             <w:r>
               <w:rPr>
                 <w:rFonts w:eastAsia="Times New Roman"/>
+                <w:sz w:val="19"/>
+                <w:szCs w:val="19"/>
               </w:rPr>
               <w:t>acc}</w:t>
             </w:r>
@@ -2805,17 +3079,20 @@
               <w:rPr>
                 <w:b/>
                 <w:bCs/>
-                <w:szCs w:val="24"/>
-              </w:rPr>
-            </w:pPr>
-            <w:r>
-              <w:rPr>
-                <w:rFonts w:eastAsia="Times New Roman"/>
-                <w:b/>
-                <w:bCs/>
+                <w:sz w:val="22"/>
+              </w:rPr>
+            </w:pPr>
+            <w:proofErr w:type="spellStart"/>
+            <w:r>
+              <w:rPr>
+                <w:rFonts w:eastAsia="Times New Roman"/>
+                <w:b/>
+                <w:bCs/>
+                <w:sz w:val="22"/>
               </w:rPr>
               <w:t>Cộng</w:t>
             </w:r>
+            <w:proofErr w:type="spellEnd"/>
           </w:p>
         </w:tc>
         <w:tc>
@@ -2832,16 +3109,19 @@
           </w:tcPr>
           <w:p>
             <w:pPr>
-              <w:jc w:val="right"/>
-              <w:rPr>
-                <w:b/>
-                <w:szCs w:val="24"/>
-              </w:rPr>
-            </w:pPr>
-            <w:r>
-              <w:rPr>
-                <w:rFonts w:eastAsia="Times New Roman"/>
-                <w:b/>
+              <w:jc w:val="center"/>
+              <w:rPr>
+                <w:b/>
+                <w:sz w:val="19"/>
+                <w:szCs w:val="19"/>
+              </w:rPr>
+            </w:pPr>
+            <w:r>
+              <w:rPr>
+                <w:rFonts w:eastAsia="Times New Roman"/>
+                <w:b/>
+                <w:sz w:val="19"/>
+                <w:szCs w:val="19"/>
               </w:rPr>
               <w:t>{sum_debit}</w:t>
             </w:r>
@@ -2861,16 +3141,19 @@
           </w:tcPr>
           <w:p>
             <w:pPr>
-              <w:jc w:val="right"/>
-              <w:rPr>
-                <w:b/>
-                <w:szCs w:val="24"/>
-              </w:rPr>
-            </w:pPr>
-            <w:r>
-              <w:rPr>
-                <w:rFonts w:eastAsia="Times New Roman"/>
-                <w:b/>
+              <w:jc w:val="center"/>
+              <w:rPr>
+                <w:b/>
+                <w:sz w:val="19"/>
+                <w:szCs w:val="19"/>
+              </w:rPr>
+            </w:pPr>
+            <w:r>
+              <w:rPr>
+                <w:rFonts w:eastAsia="Times New Roman"/>
+                <w:b/>
+                <w:sz w:val="19"/>
+                <w:szCs w:val="19"/>
               </w:rPr>
               <w:t>{sum_credit}</w:t>
             </w:r>
@@ -2883,6 +3166,1138 @@
         <w:spacing w:before="120" w:after="60"/>
         <w:rPr>
           <w:rFonts w:eastAsia="Times New Roman"/>
+          <w:bCs/>
+        </w:rPr>
+      </w:pPr>
+      <w:r>
+        <w:rPr>
+          <w:rFonts w:eastAsia="Times New Roman"/>
+          <w:b/>
+          <w:bCs/>
+        </w:rPr>
+        <w:t>{#supplemental_entry_</w:t>
+      </w:r>
+      <w:proofErr w:type="gramStart"/>
+      <w:r>
+        <w:rPr>
+          <w:rFonts w:eastAsia="Times New Roman"/>
+          <w:b/>
+          <w:bCs/>
+        </w:rPr>
+        <w:t>groups}Bút</w:t>
+      </w:r>
+      <w:proofErr w:type="gramEnd"/>
+      <w:r>
+        <w:rPr>
+          <w:rFonts w:eastAsia="Times New Roman"/>
+          <w:b/>
+          <w:bCs/>
+        </w:rPr>
+        <w:t xml:space="preserve"> </w:t>
+      </w:r>
+      <w:proofErr w:type="spellStart"/>
+      <w:r>
+        <w:rPr>
+          <w:rFonts w:eastAsia="Times New Roman"/>
+          <w:b/>
+          <w:bCs/>
+        </w:rPr>
+        <w:t>toán</w:t>
+      </w:r>
+      <w:proofErr w:type="spellEnd"/>
+      <w:r>
+        <w:rPr>
+          <w:rFonts w:eastAsia="Times New Roman"/>
+          <w:b/>
+          <w:bCs/>
+        </w:rPr>
+        <w:t xml:space="preserve"> </w:t>
+      </w:r>
+      <w:proofErr w:type="spellStart"/>
+      <w:r>
+        <w:rPr>
+          <w:rFonts w:eastAsia="Times New Roman"/>
+          <w:b/>
+          <w:bCs/>
+        </w:rPr>
+        <w:t>bổ</w:t>
+      </w:r>
+      <w:proofErr w:type="spellEnd"/>
+      <w:r>
+        <w:rPr>
+          <w:rFonts w:eastAsia="Times New Roman"/>
+          <w:b/>
+          <w:bCs/>
+        </w:rPr>
+        <w:t xml:space="preserve"> sung {</w:t>
+      </w:r>
+      <w:proofErr w:type="spellStart"/>
+      <w:r>
+        <w:rPr>
+          <w:rFonts w:eastAsia="Times New Roman"/>
+          <w:b/>
+          <w:bCs/>
+        </w:rPr>
+        <w:t>stt</w:t>
+      </w:r>
+      <w:proofErr w:type="spellEnd"/>
+      <w:r>
+        <w:rPr>
+          <w:rFonts w:eastAsia="Times New Roman"/>
+          <w:b/>
+          <w:bCs/>
+        </w:rPr>
+        <w:t>}</w:t>
+      </w:r>
+    </w:p>
+    <w:tbl>
+      <w:tblPr>
+        <w:tblW w:w="10705" w:type="dxa"/>
+        <w:jc w:val="center"/>
+        <w:tblBorders>
+          <w:top w:val="single" w:sz="4" w:space="0" w:color="000000"/>
+          <w:left w:val="single" w:sz="4" w:space="0" w:color="000000"/>
+          <w:bottom w:val="single" w:sz="4" w:space="0" w:color="000000"/>
+          <w:right w:val="single" w:sz="4" w:space="0" w:color="000000"/>
+          <w:insideH w:val="single" w:sz="4" w:space="0" w:color="000000"/>
+          <w:insideV w:val="single" w:sz="4" w:space="0" w:color="000000"/>
+        </w:tblBorders>
+        <w:tblLayout w:type="fixed"/>
+        <w:tblCellMar>
+          <w:top w:w="80" w:type="dxa"/>
+          <w:left w:w="100" w:type="dxa"/>
+          <w:bottom w:w="80" w:type="dxa"/>
+          <w:right w:w="100" w:type="dxa"/>
+        </w:tblCellMar>
+        <w:tblLook w:val="04A0" w:firstRow="1" w:lastRow="0" w:firstColumn="1" w:lastColumn="0" w:noHBand="0" w:noVBand="1"/>
+      </w:tblPr>
+      <w:tblGrid>
+        <w:gridCol w:w="715"/>
+        <w:gridCol w:w="1350"/>
+        <w:gridCol w:w="1530"/>
+        <w:gridCol w:w="1170"/>
+        <w:gridCol w:w="1800"/>
+        <w:gridCol w:w="990"/>
+        <w:gridCol w:w="1620"/>
+        <w:gridCol w:w="1530"/>
+      </w:tblGrid>
+      <w:tr>
+        <w:trPr>
+          <w:cantSplit/>
+          <w:jc w:val="center"/>
+        </w:trPr>
+        <w:tc>
+          <w:tcPr>
+            <w:tcW w:w="715" w:type="dxa"/>
+            <w:tcBorders>
+              <w:top w:val="single" w:sz="4" w:space="0" w:color="000000"/>
+              <w:left w:val="single" w:sz="4" w:space="0" w:color="000000"/>
+              <w:bottom w:val="single" w:sz="4" w:space="0" w:color="000000"/>
+              <w:right w:val="single" w:sz="4" w:space="0" w:color="000000"/>
+            </w:tcBorders>
+            <w:tcMar>
+              <w:top w:w="40" w:type="dxa"/>
+              <w:left w:w="20" w:type="dxa"/>
+              <w:bottom w:w="40" w:type="dxa"/>
+              <w:right w:w="20" w:type="dxa"/>
+            </w:tcMar>
+            <w:vAlign w:val="center"/>
+            <w:hideMark/>
+          </w:tcPr>
+          <w:p>
+            <w:pPr>
+              <w:spacing w:before="120" w:after="60"/>
+              <w:jc w:val="center"/>
+              <w:rPr>
+                <w:rFonts w:eastAsia="Times New Roman"/>
+                <w:bCs/>
+                <w:sz w:val="22"/>
+              </w:rPr>
+            </w:pPr>
+            <w:r>
+              <w:rPr>
+                <w:rFonts w:eastAsia="Times New Roman"/>
+                <w:b/>
+                <w:bCs/>
+                <w:sz w:val="22"/>
+              </w:rPr>
+              <w:t>STT</w:t>
+            </w:r>
+          </w:p>
+        </w:tc>
+        <w:tc>
+          <w:tcPr>
+            <w:tcW w:w="1350" w:type="dxa"/>
+            <w:tcBorders>
+              <w:top w:val="single" w:sz="4" w:space="0" w:color="000000"/>
+              <w:left w:val="single" w:sz="4" w:space="0" w:color="000000"/>
+              <w:bottom w:val="single" w:sz="4" w:space="0" w:color="000000"/>
+              <w:right w:val="single" w:sz="4" w:space="0" w:color="000000"/>
+            </w:tcBorders>
+            <w:tcMar>
+              <w:top w:w="40" w:type="dxa"/>
+              <w:left w:w="20" w:type="dxa"/>
+              <w:bottom w:w="40" w:type="dxa"/>
+              <w:right w:w="20" w:type="dxa"/>
+            </w:tcMar>
+            <w:vAlign w:val="center"/>
+            <w:hideMark/>
+          </w:tcPr>
+          <w:p>
+            <w:pPr>
+              <w:spacing w:before="120" w:after="60"/>
+              <w:jc w:val="center"/>
+              <w:rPr>
+                <w:rFonts w:eastAsia="Times New Roman"/>
+                <w:b/>
+                <w:bCs/>
+                <w:sz w:val="22"/>
+              </w:rPr>
+            </w:pPr>
+            <w:proofErr w:type="spellStart"/>
+            <w:r>
+              <w:rPr>
+                <w:rFonts w:eastAsia="Times New Roman"/>
+                <w:b/>
+                <w:bCs/>
+                <w:sz w:val="22"/>
+              </w:rPr>
+              <w:t>Số</w:t>
+            </w:r>
+            <w:proofErr w:type="spellEnd"/>
+            <w:r>
+              <w:rPr>
+                <w:rFonts w:eastAsia="Times New Roman"/>
+                <w:b/>
+                <w:bCs/>
+                <w:sz w:val="22"/>
+              </w:rPr>
+              <w:t xml:space="preserve"> </w:t>
+            </w:r>
+            <w:proofErr w:type="spellStart"/>
+            <w:r>
+              <w:rPr>
+                <w:rFonts w:eastAsia="Times New Roman"/>
+                <w:b/>
+                <w:bCs/>
+                <w:sz w:val="22"/>
+              </w:rPr>
+              <w:t>tài</w:t>
+            </w:r>
+            <w:proofErr w:type="spellEnd"/>
+            <w:r>
+              <w:rPr>
+                <w:rFonts w:eastAsia="Times New Roman"/>
+                <w:b/>
+                <w:bCs/>
+                <w:sz w:val="22"/>
+              </w:rPr>
+              <w:t xml:space="preserve"> </w:t>
+            </w:r>
+            <w:proofErr w:type="spellStart"/>
+            <w:r>
+              <w:rPr>
+                <w:rFonts w:eastAsia="Times New Roman"/>
+                <w:b/>
+                <w:bCs/>
+                <w:sz w:val="22"/>
+              </w:rPr>
+              <w:t>khoản</w:t>
+            </w:r>
+            <w:proofErr w:type="spellEnd"/>
+          </w:p>
+        </w:tc>
+        <w:tc>
+          <w:tcPr>
+            <w:tcW w:w="1530" w:type="dxa"/>
+            <w:tcBorders>
+              <w:top w:val="single" w:sz="4" w:space="0" w:color="000000"/>
+              <w:left w:val="single" w:sz="4" w:space="0" w:color="000000"/>
+              <w:bottom w:val="single" w:sz="4" w:space="0" w:color="000000"/>
+              <w:right w:val="single" w:sz="4" w:space="0" w:color="000000"/>
+            </w:tcBorders>
+            <w:tcMar>
+              <w:top w:w="40" w:type="dxa"/>
+              <w:left w:w="20" w:type="dxa"/>
+              <w:bottom w:w="40" w:type="dxa"/>
+              <w:right w:w="20" w:type="dxa"/>
+            </w:tcMar>
+            <w:vAlign w:val="center"/>
+            <w:hideMark/>
+          </w:tcPr>
+          <w:p>
+            <w:pPr>
+              <w:spacing w:before="120" w:after="60"/>
+              <w:jc w:val="center"/>
+              <w:rPr>
+                <w:rFonts w:eastAsia="Times New Roman"/>
+                <w:bCs/>
+                <w:sz w:val="22"/>
+              </w:rPr>
+            </w:pPr>
+            <w:proofErr w:type="spellStart"/>
+            <w:r>
+              <w:rPr>
+                <w:rFonts w:eastAsia="Times New Roman"/>
+                <w:b/>
+                <w:bCs/>
+                <w:sz w:val="22"/>
+              </w:rPr>
+              <w:t>Tên</w:t>
+            </w:r>
+            <w:proofErr w:type="spellEnd"/>
+            <w:r>
+              <w:rPr>
+                <w:rFonts w:eastAsia="Times New Roman"/>
+                <w:b/>
+                <w:bCs/>
+                <w:sz w:val="22"/>
+              </w:rPr>
+              <w:t xml:space="preserve"> </w:t>
+            </w:r>
+            <w:proofErr w:type="spellStart"/>
+            <w:r>
+              <w:rPr>
+                <w:rFonts w:eastAsia="Times New Roman"/>
+                <w:b/>
+                <w:bCs/>
+                <w:sz w:val="22"/>
+              </w:rPr>
+              <w:t>tài</w:t>
+            </w:r>
+            <w:proofErr w:type="spellEnd"/>
+            <w:r>
+              <w:rPr>
+                <w:rFonts w:eastAsia="Times New Roman"/>
+                <w:b/>
+                <w:bCs/>
+                <w:sz w:val="22"/>
+              </w:rPr>
+              <w:t xml:space="preserve"> </w:t>
+            </w:r>
+            <w:proofErr w:type="spellStart"/>
+            <w:r>
+              <w:rPr>
+                <w:rFonts w:eastAsia="Times New Roman"/>
+                <w:b/>
+                <w:bCs/>
+                <w:sz w:val="22"/>
+              </w:rPr>
+              <w:t>khoản</w:t>
+            </w:r>
+            <w:proofErr w:type="spellEnd"/>
+          </w:p>
+        </w:tc>
+        <w:tc>
+          <w:tcPr>
+            <w:tcW w:w="1170" w:type="dxa"/>
+            <w:tcBorders>
+              <w:top w:val="single" w:sz="4" w:space="0" w:color="000000"/>
+              <w:left w:val="single" w:sz="4" w:space="0" w:color="000000"/>
+              <w:bottom w:val="single" w:sz="4" w:space="0" w:color="000000"/>
+              <w:right w:val="single" w:sz="4" w:space="0" w:color="000000"/>
+            </w:tcBorders>
+            <w:tcMar>
+              <w:top w:w="40" w:type="dxa"/>
+              <w:left w:w="20" w:type="dxa"/>
+              <w:bottom w:w="40" w:type="dxa"/>
+              <w:right w:w="20" w:type="dxa"/>
+            </w:tcMar>
+            <w:vAlign w:val="center"/>
+            <w:hideMark/>
+          </w:tcPr>
+          <w:p>
+            <w:pPr>
+              <w:spacing w:before="120" w:after="60"/>
+              <w:jc w:val="center"/>
+              <w:rPr>
+                <w:rFonts w:eastAsia="Times New Roman"/>
+                <w:bCs/>
+                <w:sz w:val="22"/>
+              </w:rPr>
+            </w:pPr>
+            <w:proofErr w:type="spellStart"/>
+            <w:r>
+              <w:rPr>
+                <w:rFonts w:eastAsia="Times New Roman"/>
+                <w:b/>
+                <w:bCs/>
+                <w:sz w:val="22"/>
+              </w:rPr>
+              <w:t>Đơn</w:t>
+            </w:r>
+            <w:proofErr w:type="spellEnd"/>
+            <w:r>
+              <w:rPr>
+                <w:rFonts w:eastAsia="Times New Roman"/>
+                <w:b/>
+                <w:bCs/>
+                <w:sz w:val="22"/>
+              </w:rPr>
+              <w:t xml:space="preserve"> </w:t>
+            </w:r>
+            <w:proofErr w:type="spellStart"/>
+            <w:r>
+              <w:rPr>
+                <w:rFonts w:eastAsia="Times New Roman"/>
+                <w:b/>
+                <w:bCs/>
+                <w:sz w:val="22"/>
+              </w:rPr>
+              <w:t>vị</w:t>
+            </w:r>
+            <w:proofErr w:type="spellEnd"/>
+          </w:p>
+        </w:tc>
+        <w:tc>
+          <w:tcPr>
+            <w:tcW w:w="1800" w:type="dxa"/>
+            <w:tcBorders>
+              <w:top w:val="single" w:sz="4" w:space="0" w:color="000000"/>
+              <w:left w:val="single" w:sz="4" w:space="0" w:color="000000"/>
+              <w:bottom w:val="single" w:sz="4" w:space="0" w:color="000000"/>
+              <w:right w:val="single" w:sz="4" w:space="0" w:color="000000"/>
+            </w:tcBorders>
+            <w:tcMar>
+              <w:top w:w="40" w:type="dxa"/>
+              <w:left w:w="20" w:type="dxa"/>
+              <w:bottom w:w="40" w:type="dxa"/>
+              <w:right w:w="20" w:type="dxa"/>
+            </w:tcMar>
+            <w:vAlign w:val="center"/>
+            <w:hideMark/>
+          </w:tcPr>
+          <w:p>
+            <w:pPr>
+              <w:spacing w:before="120" w:after="60"/>
+              <w:jc w:val="center"/>
+              <w:rPr>
+                <w:rFonts w:eastAsia="Times New Roman"/>
+                <w:bCs/>
+                <w:sz w:val="22"/>
+              </w:rPr>
+            </w:pPr>
+            <w:proofErr w:type="spellStart"/>
+            <w:r>
+              <w:rPr>
+                <w:rFonts w:eastAsia="Times New Roman"/>
+                <w:b/>
+                <w:bCs/>
+                <w:sz w:val="22"/>
+              </w:rPr>
+              <w:t>Diễn</w:t>
+            </w:r>
+            <w:proofErr w:type="spellEnd"/>
+            <w:r>
+              <w:rPr>
+                <w:rFonts w:eastAsia="Times New Roman"/>
+                <w:b/>
+                <w:bCs/>
+                <w:sz w:val="22"/>
+              </w:rPr>
+              <w:t xml:space="preserve"> </w:t>
+            </w:r>
+            <w:proofErr w:type="spellStart"/>
+            <w:r>
+              <w:rPr>
+                <w:rFonts w:eastAsia="Times New Roman"/>
+                <w:b/>
+                <w:bCs/>
+                <w:sz w:val="22"/>
+              </w:rPr>
+              <w:t>giải</w:t>
+            </w:r>
+            <w:proofErr w:type="spellEnd"/>
+          </w:p>
+        </w:tc>
+        <w:tc>
+          <w:tcPr>
+            <w:tcW w:w="990" w:type="dxa"/>
+            <w:tcBorders>
+              <w:top w:val="single" w:sz="4" w:space="0" w:color="000000"/>
+              <w:left w:val="single" w:sz="4" w:space="0" w:color="000000"/>
+              <w:bottom w:val="single" w:sz="4" w:space="0" w:color="000000"/>
+              <w:right w:val="single" w:sz="4" w:space="0" w:color="000000"/>
+            </w:tcBorders>
+            <w:tcMar>
+              <w:top w:w="40" w:type="dxa"/>
+              <w:left w:w="20" w:type="dxa"/>
+              <w:bottom w:w="40" w:type="dxa"/>
+              <w:right w:w="20" w:type="dxa"/>
+            </w:tcMar>
+            <w:vAlign w:val="center"/>
+            <w:hideMark/>
+          </w:tcPr>
+          <w:p>
+            <w:pPr>
+              <w:spacing w:before="120" w:after="60"/>
+              <w:jc w:val="center"/>
+              <w:rPr>
+                <w:rFonts w:eastAsia="Times New Roman"/>
+                <w:bCs/>
+                <w:sz w:val="22"/>
+              </w:rPr>
+            </w:pPr>
+            <w:proofErr w:type="spellStart"/>
+            <w:r>
+              <w:rPr>
+                <w:rFonts w:eastAsia="Times New Roman"/>
+                <w:b/>
+                <w:bCs/>
+                <w:sz w:val="22"/>
+              </w:rPr>
+              <w:t>Loại</w:t>
+            </w:r>
+            <w:proofErr w:type="spellEnd"/>
+            <w:r>
+              <w:rPr>
+                <w:rFonts w:eastAsia="Times New Roman"/>
+                <w:b/>
+                <w:bCs/>
+                <w:sz w:val="22"/>
+              </w:rPr>
+              <w:t xml:space="preserve"> </w:t>
+            </w:r>
+            <w:proofErr w:type="spellStart"/>
+            <w:r>
+              <w:rPr>
+                <w:rFonts w:eastAsia="Times New Roman"/>
+                <w:b/>
+                <w:bCs/>
+                <w:sz w:val="22"/>
+              </w:rPr>
+              <w:t>tiền</w:t>
+            </w:r>
+            <w:proofErr w:type="spellEnd"/>
+          </w:p>
+        </w:tc>
+        <w:tc>
+          <w:tcPr>
+            <w:tcW w:w="1620" w:type="dxa"/>
+            <w:tcBorders>
+              <w:top w:val="single" w:sz="4" w:space="0" w:color="000000"/>
+              <w:left w:val="single" w:sz="4" w:space="0" w:color="000000"/>
+              <w:bottom w:val="single" w:sz="4" w:space="0" w:color="000000"/>
+              <w:right w:val="single" w:sz="4" w:space="0" w:color="000000"/>
+            </w:tcBorders>
+            <w:tcMar>
+              <w:top w:w="40" w:type="dxa"/>
+              <w:left w:w="20" w:type="dxa"/>
+              <w:bottom w:w="40" w:type="dxa"/>
+              <w:right w:w="20" w:type="dxa"/>
+            </w:tcMar>
+            <w:vAlign w:val="center"/>
+            <w:hideMark/>
+          </w:tcPr>
+          <w:p>
+            <w:pPr>
+              <w:spacing w:before="120" w:after="60"/>
+              <w:jc w:val="center"/>
+              <w:rPr>
+                <w:rFonts w:eastAsia="Times New Roman"/>
+                <w:bCs/>
+                <w:sz w:val="22"/>
+              </w:rPr>
+            </w:pPr>
+            <w:proofErr w:type="spellStart"/>
+            <w:r>
+              <w:rPr>
+                <w:rFonts w:eastAsia="Times New Roman"/>
+                <w:b/>
+                <w:bCs/>
+                <w:sz w:val="22"/>
+              </w:rPr>
+              <w:t>Ghi</w:t>
+            </w:r>
+            <w:proofErr w:type="spellEnd"/>
+            <w:r>
+              <w:rPr>
+                <w:rFonts w:eastAsia="Times New Roman"/>
+                <w:b/>
+                <w:bCs/>
+                <w:sz w:val="22"/>
+              </w:rPr>
+              <w:t xml:space="preserve"> </w:t>
+            </w:r>
+            <w:proofErr w:type="spellStart"/>
+            <w:r>
+              <w:rPr>
+                <w:rFonts w:eastAsia="Times New Roman"/>
+                <w:b/>
+                <w:bCs/>
+                <w:sz w:val="22"/>
+              </w:rPr>
+              <w:t>Nợ</w:t>
+            </w:r>
+            <w:proofErr w:type="spellEnd"/>
+          </w:p>
+        </w:tc>
+        <w:tc>
+          <w:tcPr>
+            <w:tcW w:w="1530" w:type="dxa"/>
+            <w:tcBorders>
+              <w:top w:val="single" w:sz="4" w:space="0" w:color="000000"/>
+              <w:left w:val="single" w:sz="4" w:space="0" w:color="000000"/>
+              <w:bottom w:val="single" w:sz="4" w:space="0" w:color="000000"/>
+              <w:right w:val="single" w:sz="4" w:space="0" w:color="000000"/>
+            </w:tcBorders>
+            <w:tcMar>
+              <w:top w:w="40" w:type="dxa"/>
+              <w:left w:w="20" w:type="dxa"/>
+              <w:bottom w:w="40" w:type="dxa"/>
+              <w:right w:w="20" w:type="dxa"/>
+            </w:tcMar>
+            <w:vAlign w:val="center"/>
+            <w:hideMark/>
+          </w:tcPr>
+          <w:p>
+            <w:pPr>
+              <w:spacing w:before="120" w:after="60"/>
+              <w:jc w:val="center"/>
+              <w:rPr>
+                <w:rFonts w:eastAsia="Times New Roman"/>
+                <w:bCs/>
+                <w:sz w:val="22"/>
+              </w:rPr>
+            </w:pPr>
+            <w:proofErr w:type="spellStart"/>
+            <w:r>
+              <w:rPr>
+                <w:rFonts w:eastAsia="Times New Roman"/>
+                <w:b/>
+                <w:bCs/>
+                <w:sz w:val="22"/>
+              </w:rPr>
+              <w:t>Ghi</w:t>
+            </w:r>
+            <w:proofErr w:type="spellEnd"/>
+            <w:r>
+              <w:rPr>
+                <w:rFonts w:eastAsia="Times New Roman"/>
+                <w:b/>
+                <w:bCs/>
+                <w:sz w:val="22"/>
+              </w:rPr>
+              <w:t xml:space="preserve"> </w:t>
+            </w:r>
+            <w:proofErr w:type="spellStart"/>
+            <w:r>
+              <w:rPr>
+                <w:rFonts w:eastAsia="Times New Roman"/>
+                <w:b/>
+                <w:bCs/>
+                <w:sz w:val="22"/>
+              </w:rPr>
+              <w:t>Có</w:t>
+            </w:r>
+            <w:proofErr w:type="spellEnd"/>
+          </w:p>
+        </w:tc>
+      </w:tr>
+      <w:tr>
+        <w:trPr>
+          <w:cantSplit/>
+          <w:jc w:val="center"/>
+        </w:trPr>
+        <w:tc>
+          <w:tcPr>
+            <w:tcW w:w="715" w:type="dxa"/>
+            <w:tcBorders>
+              <w:top w:val="single" w:sz="4" w:space="0" w:color="000000"/>
+              <w:left w:val="single" w:sz="4" w:space="0" w:color="000000"/>
+              <w:bottom w:val="single" w:sz="4" w:space="0" w:color="000000"/>
+              <w:right w:val="single" w:sz="4" w:space="0" w:color="000000"/>
+            </w:tcBorders>
+            <w:tcMar>
+              <w:top w:w="40" w:type="dxa"/>
+              <w:left w:w="20" w:type="dxa"/>
+              <w:bottom w:w="40" w:type="dxa"/>
+              <w:right w:w="20" w:type="dxa"/>
+            </w:tcMar>
+            <w:vAlign w:val="center"/>
+            <w:hideMark/>
+          </w:tcPr>
+          <w:p>
+            <w:pPr>
+              <w:spacing w:before="120" w:after="60"/>
+              <w:jc w:val="center"/>
+              <w:rPr>
+                <w:rFonts w:eastAsia="Times New Roman"/>
+                <w:bCs/>
+                <w:sz w:val="19"/>
+                <w:szCs w:val="19"/>
+              </w:rPr>
+            </w:pPr>
+            <w:r>
+              <w:rPr>
+                <w:rFonts w:eastAsia="Times New Roman"/>
+                <w:bCs/>
+                <w:sz w:val="19"/>
+                <w:szCs w:val="19"/>
+              </w:rPr>
+              <w:t>{#rows}</w:t>
+            </w:r>
+            <w:r>
+              <w:rPr>
+                <w:rFonts w:eastAsia="Times New Roman"/>
+                <w:bCs/>
+                <w:sz w:val="19"/>
+                <w:szCs w:val="19"/>
+              </w:rPr>
+              <w:br/>
+              <w:t>{</w:t>
+            </w:r>
+            <w:proofErr w:type="spellStart"/>
+            <w:r>
+              <w:rPr>
+                <w:rFonts w:eastAsia="Times New Roman"/>
+                <w:bCs/>
+                <w:sz w:val="19"/>
+                <w:szCs w:val="19"/>
+              </w:rPr>
+              <w:t>stt</w:t>
+            </w:r>
+            <w:proofErr w:type="spellEnd"/>
+            <w:r>
+              <w:rPr>
+                <w:rFonts w:eastAsia="Times New Roman"/>
+                <w:bCs/>
+                <w:sz w:val="19"/>
+                <w:szCs w:val="19"/>
+              </w:rPr>
+              <w:t>}</w:t>
+            </w:r>
+          </w:p>
+        </w:tc>
+        <w:tc>
+          <w:tcPr>
+            <w:tcW w:w="1350" w:type="dxa"/>
+            <w:tcBorders>
+              <w:top w:val="single" w:sz="4" w:space="0" w:color="000000"/>
+              <w:left w:val="single" w:sz="4" w:space="0" w:color="000000"/>
+              <w:bottom w:val="single" w:sz="4" w:space="0" w:color="000000"/>
+              <w:right w:val="single" w:sz="4" w:space="0" w:color="000000"/>
+            </w:tcBorders>
+            <w:tcMar>
+              <w:top w:w="40" w:type="dxa"/>
+              <w:left w:w="20" w:type="dxa"/>
+              <w:bottom w:w="40" w:type="dxa"/>
+              <w:right w:w="20" w:type="dxa"/>
+            </w:tcMar>
+            <w:vAlign w:val="center"/>
+            <w:hideMark/>
+          </w:tcPr>
+          <w:p>
+            <w:pPr>
+              <w:spacing w:before="120" w:after="60"/>
+              <w:jc w:val="center"/>
+              <w:rPr>
+                <w:rFonts w:eastAsia="Times New Roman"/>
+                <w:bCs/>
+                <w:sz w:val="19"/>
+                <w:szCs w:val="19"/>
+              </w:rPr>
+            </w:pPr>
+            <w:r>
+              <w:rPr>
+                <w:rFonts w:eastAsia="Times New Roman"/>
+                <w:bCs/>
+                <w:sz w:val="19"/>
+                <w:szCs w:val="19"/>
+              </w:rPr>
+              <w:t>{</w:t>
+            </w:r>
+            <w:proofErr w:type="spellStart"/>
+            <w:r>
+              <w:rPr>
+                <w:rFonts w:eastAsia="Times New Roman"/>
+                <w:bCs/>
+                <w:sz w:val="19"/>
+                <w:szCs w:val="19"/>
+              </w:rPr>
+              <w:t>account_number</w:t>
+            </w:r>
+            <w:proofErr w:type="spellEnd"/>
+            <w:r>
+              <w:rPr>
+                <w:rFonts w:eastAsia="Times New Roman"/>
+                <w:bCs/>
+                <w:sz w:val="19"/>
+                <w:szCs w:val="19"/>
+              </w:rPr>
+              <w:t>}</w:t>
+            </w:r>
+          </w:p>
+        </w:tc>
+        <w:tc>
+          <w:tcPr>
+            <w:tcW w:w="1530" w:type="dxa"/>
+            <w:tcBorders>
+              <w:top w:val="single" w:sz="4" w:space="0" w:color="000000"/>
+              <w:left w:val="single" w:sz="4" w:space="0" w:color="000000"/>
+              <w:bottom w:val="single" w:sz="4" w:space="0" w:color="000000"/>
+              <w:right w:val="single" w:sz="4" w:space="0" w:color="000000"/>
+            </w:tcBorders>
+            <w:tcMar>
+              <w:top w:w="40" w:type="dxa"/>
+              <w:left w:w="20" w:type="dxa"/>
+              <w:bottom w:w="40" w:type="dxa"/>
+              <w:right w:w="20" w:type="dxa"/>
+            </w:tcMar>
+            <w:vAlign w:val="center"/>
+            <w:hideMark/>
+          </w:tcPr>
+          <w:p>
+            <w:pPr>
+              <w:spacing w:before="120" w:after="60"/>
+              <w:jc w:val="center"/>
+              <w:rPr>
+                <w:rFonts w:eastAsia="Times New Roman"/>
+                <w:bCs/>
+                <w:sz w:val="19"/>
+                <w:szCs w:val="19"/>
+              </w:rPr>
+            </w:pPr>
+            <w:r>
+              <w:rPr>
+                <w:rFonts w:eastAsia="Times New Roman"/>
+                <w:bCs/>
+                <w:sz w:val="19"/>
+                <w:szCs w:val="19"/>
+              </w:rPr>
+              <w:t>{</w:t>
+            </w:r>
+            <w:proofErr w:type="spellStart"/>
+            <w:r>
+              <w:rPr>
+                <w:rFonts w:eastAsia="Times New Roman"/>
+                <w:bCs/>
+                <w:sz w:val="19"/>
+                <w:szCs w:val="19"/>
+              </w:rPr>
+              <w:t>account_name</w:t>
+            </w:r>
+            <w:proofErr w:type="spellEnd"/>
+            <w:r>
+              <w:rPr>
+                <w:rFonts w:eastAsia="Times New Roman"/>
+                <w:bCs/>
+                <w:sz w:val="19"/>
+                <w:szCs w:val="19"/>
+              </w:rPr>
+              <w:t>}</w:t>
+            </w:r>
+          </w:p>
+        </w:tc>
+        <w:tc>
+          <w:tcPr>
+            <w:tcW w:w="1170" w:type="dxa"/>
+            <w:tcBorders>
+              <w:top w:val="single" w:sz="4" w:space="0" w:color="000000"/>
+              <w:left w:val="single" w:sz="4" w:space="0" w:color="000000"/>
+              <w:bottom w:val="single" w:sz="4" w:space="0" w:color="000000"/>
+              <w:right w:val="single" w:sz="4" w:space="0" w:color="000000"/>
+            </w:tcBorders>
+            <w:tcMar>
+              <w:top w:w="40" w:type="dxa"/>
+              <w:left w:w="20" w:type="dxa"/>
+              <w:bottom w:w="40" w:type="dxa"/>
+              <w:right w:w="20" w:type="dxa"/>
+            </w:tcMar>
+            <w:vAlign w:val="center"/>
+            <w:hideMark/>
+          </w:tcPr>
+          <w:p>
+            <w:pPr>
+              <w:spacing w:before="120" w:after="60"/>
+              <w:jc w:val="center"/>
+              <w:rPr>
+                <w:rFonts w:eastAsia="Times New Roman"/>
+                <w:bCs/>
+                <w:sz w:val="19"/>
+                <w:szCs w:val="19"/>
+              </w:rPr>
+            </w:pPr>
+            <w:r>
+              <w:rPr>
+                <w:rFonts w:eastAsia="Times New Roman"/>
+                <w:bCs/>
+                <w:sz w:val="19"/>
+                <w:szCs w:val="19"/>
+              </w:rPr>
+              <w:t>{</w:t>
+            </w:r>
+            <w:proofErr w:type="spellStart"/>
+            <w:r>
+              <w:rPr>
+                <w:rFonts w:eastAsia="Times New Roman"/>
+                <w:bCs/>
+                <w:sz w:val="19"/>
+                <w:szCs w:val="19"/>
+              </w:rPr>
+              <w:t>unit_code</w:t>
+            </w:r>
+            <w:proofErr w:type="spellEnd"/>
+            <w:r>
+              <w:rPr>
+                <w:rFonts w:eastAsia="Times New Roman"/>
+                <w:bCs/>
+                <w:sz w:val="19"/>
+                <w:szCs w:val="19"/>
+              </w:rPr>
+              <w:t>}</w:t>
+            </w:r>
+          </w:p>
+        </w:tc>
+        <w:tc>
+          <w:tcPr>
+            <w:tcW w:w="1800" w:type="dxa"/>
+            <w:tcBorders>
+              <w:top w:val="single" w:sz="4" w:space="0" w:color="000000"/>
+              <w:left w:val="single" w:sz="4" w:space="0" w:color="000000"/>
+              <w:bottom w:val="single" w:sz="4" w:space="0" w:color="000000"/>
+              <w:right w:val="single" w:sz="4" w:space="0" w:color="000000"/>
+            </w:tcBorders>
+            <w:tcMar>
+              <w:top w:w="40" w:type="dxa"/>
+              <w:left w:w="20" w:type="dxa"/>
+              <w:bottom w:w="40" w:type="dxa"/>
+              <w:right w:w="20" w:type="dxa"/>
+            </w:tcMar>
+            <w:vAlign w:val="center"/>
+            <w:hideMark/>
+          </w:tcPr>
+          <w:p>
+            <w:pPr>
+              <w:spacing w:before="120" w:after="60"/>
+              <w:jc w:val="center"/>
+              <w:rPr>
+                <w:rFonts w:eastAsia="Times New Roman"/>
+                <w:bCs/>
+                <w:sz w:val="19"/>
+                <w:szCs w:val="19"/>
+              </w:rPr>
+            </w:pPr>
+            <w:r>
+              <w:rPr>
+                <w:rFonts w:eastAsia="Times New Roman"/>
+                <w:bCs/>
+                <w:sz w:val="19"/>
+                <w:szCs w:val="19"/>
+              </w:rPr>
+              <w:t>{description}</w:t>
+            </w:r>
+          </w:p>
+        </w:tc>
+        <w:tc>
+          <w:tcPr>
+            <w:tcW w:w="990" w:type="dxa"/>
+            <w:tcBorders>
+              <w:top w:val="single" w:sz="4" w:space="0" w:color="000000"/>
+              <w:left w:val="single" w:sz="4" w:space="0" w:color="000000"/>
+              <w:bottom w:val="single" w:sz="4" w:space="0" w:color="000000"/>
+              <w:right w:val="single" w:sz="4" w:space="0" w:color="000000"/>
+            </w:tcBorders>
+            <w:tcMar>
+              <w:top w:w="40" w:type="dxa"/>
+              <w:left w:w="20" w:type="dxa"/>
+              <w:bottom w:w="40" w:type="dxa"/>
+              <w:right w:w="20" w:type="dxa"/>
+            </w:tcMar>
+            <w:vAlign w:val="center"/>
+            <w:hideMark/>
+          </w:tcPr>
+          <w:p>
+            <w:pPr>
+              <w:spacing w:before="120" w:after="60"/>
+              <w:jc w:val="center"/>
+              <w:rPr>
+                <w:rFonts w:eastAsia="Times New Roman"/>
+                <w:bCs/>
+                <w:sz w:val="19"/>
+                <w:szCs w:val="19"/>
+              </w:rPr>
+            </w:pPr>
+            <w:r>
+              <w:rPr>
+                <w:rFonts w:eastAsia="Times New Roman"/>
+                <w:bCs/>
+                <w:sz w:val="19"/>
+                <w:szCs w:val="19"/>
+              </w:rPr>
+              <w:t>{currency}</w:t>
+            </w:r>
+          </w:p>
+        </w:tc>
+        <w:tc>
+          <w:tcPr>
+            <w:tcW w:w="1620" w:type="dxa"/>
+            <w:tcBorders>
+              <w:top w:val="single" w:sz="4" w:space="0" w:color="000000"/>
+              <w:left w:val="single" w:sz="4" w:space="0" w:color="000000"/>
+              <w:bottom w:val="single" w:sz="4" w:space="0" w:color="000000"/>
+              <w:right w:val="single" w:sz="4" w:space="0" w:color="000000"/>
+            </w:tcBorders>
+            <w:tcMar>
+              <w:top w:w="40" w:type="dxa"/>
+              <w:left w:w="20" w:type="dxa"/>
+              <w:bottom w:w="40" w:type="dxa"/>
+              <w:right w:w="20" w:type="dxa"/>
+            </w:tcMar>
+            <w:vAlign w:val="center"/>
+            <w:hideMark/>
+          </w:tcPr>
+          <w:p>
+            <w:pPr>
+              <w:spacing w:before="120" w:after="60"/>
+              <w:jc w:val="center"/>
+              <w:rPr>
+                <w:rFonts w:eastAsia="Times New Roman"/>
+                <w:bCs/>
+                <w:sz w:val="19"/>
+                <w:szCs w:val="19"/>
+              </w:rPr>
+            </w:pPr>
+            <w:r>
+              <w:rPr>
+                <w:rFonts w:eastAsia="Times New Roman"/>
+                <w:bCs/>
+                <w:sz w:val="19"/>
+                <w:szCs w:val="19"/>
+              </w:rPr>
+              <w:t>{</w:t>
+            </w:r>
+            <w:proofErr w:type="spellStart"/>
+            <w:r>
+              <w:rPr>
+                <w:rFonts w:eastAsia="Times New Roman"/>
+                <w:bCs/>
+                <w:sz w:val="19"/>
+                <w:szCs w:val="19"/>
+              </w:rPr>
+              <w:t>debit_amount</w:t>
+            </w:r>
+            <w:proofErr w:type="spellEnd"/>
+            <w:r>
+              <w:rPr>
+                <w:rFonts w:eastAsia="Times New Roman"/>
+                <w:bCs/>
+                <w:sz w:val="19"/>
+                <w:szCs w:val="19"/>
+              </w:rPr>
+              <w:t>}</w:t>
+            </w:r>
+          </w:p>
+        </w:tc>
+        <w:tc>
+          <w:tcPr>
+            <w:tcW w:w="1530" w:type="dxa"/>
+            <w:tcBorders>
+              <w:top w:val="single" w:sz="4" w:space="0" w:color="000000"/>
+              <w:left w:val="single" w:sz="4" w:space="0" w:color="000000"/>
+              <w:bottom w:val="single" w:sz="4" w:space="0" w:color="000000"/>
+              <w:right w:val="single" w:sz="4" w:space="0" w:color="000000"/>
+            </w:tcBorders>
+            <w:tcMar>
+              <w:top w:w="40" w:type="dxa"/>
+              <w:left w:w="20" w:type="dxa"/>
+              <w:bottom w:w="40" w:type="dxa"/>
+              <w:right w:w="20" w:type="dxa"/>
+            </w:tcMar>
+            <w:vAlign w:val="center"/>
+            <w:hideMark/>
+          </w:tcPr>
+          <w:p>
+            <w:pPr>
+              <w:spacing w:before="120" w:after="60"/>
+              <w:jc w:val="center"/>
+              <w:rPr>
+                <w:rFonts w:eastAsia="Times New Roman"/>
+                <w:bCs/>
+                <w:sz w:val="19"/>
+                <w:szCs w:val="19"/>
+              </w:rPr>
+            </w:pPr>
+            <w:r>
+              <w:rPr>
+                <w:rFonts w:eastAsia="Times New Roman"/>
+                <w:bCs/>
+                <w:sz w:val="19"/>
+                <w:szCs w:val="19"/>
+              </w:rPr>
+              <w:t>{</w:t>
+            </w:r>
+            <w:proofErr w:type="spellStart"/>
+            <w:r>
+              <w:rPr>
+                <w:rFonts w:eastAsia="Times New Roman"/>
+                <w:bCs/>
+                <w:sz w:val="19"/>
+                <w:szCs w:val="19"/>
+              </w:rPr>
+              <w:t>credit_amount</w:t>
+            </w:r>
+            <w:proofErr w:type="spellEnd"/>
+            <w:r>
+              <w:rPr>
+                <w:rFonts w:eastAsia="Times New Roman"/>
+                <w:bCs/>
+                <w:sz w:val="19"/>
+                <w:szCs w:val="19"/>
+              </w:rPr>
+              <w:t>}</w:t>
+            </w:r>
+            <w:r>
+              <w:rPr>
+                <w:rFonts w:eastAsia="Times New Roman"/>
+                <w:bCs/>
+                <w:sz w:val="19"/>
+                <w:szCs w:val="19"/>
+              </w:rPr>
+              <w:br/>
+              <w:t>{/rows}</w:t>
+            </w:r>
+          </w:p>
+        </w:tc>
+      </w:tr>
+    </w:tbl>
+    <w:p>
+      <w:pPr>
+        <w:spacing w:before="120" w:after="60"/>
+        <w:rPr>
+          <w:rFonts w:eastAsia="Times New Roman"/>
+          <w:bCs/>
+        </w:rPr>
+      </w:pPr>
+      <w:r>
+        <w:rPr>
+          <w:rFonts w:eastAsia="Times New Roman"/>
+          <w:bCs/>
+        </w:rPr>
+        <w:t>{/</w:t>
+      </w:r>
+      <w:proofErr w:type="spellStart"/>
+      <w:r>
+        <w:rPr>
+          <w:rFonts w:eastAsia="Times New Roman"/>
+          <w:bCs/>
+        </w:rPr>
+        <w:t>supplemental_entry_groups</w:t>
+      </w:r>
+      <w:proofErr w:type="spellEnd"/>
+      <w:r>
+        <w:rPr>
+          <w:rFonts w:eastAsia="Times New Roman"/>
+          <w:bCs/>
+        </w:rPr>
+        <w:t>}</w:t>
+      </w:r>
+    </w:p>
+    <w:p>
+      <w:pPr>
+        <w:spacing w:before="120" w:after="60"/>
+        <w:rPr>
+          <w:rFonts w:eastAsia="Times New Roman"/>
           <w:b/>
           <w:szCs w:val="24"/>
         </w:rPr>
@@ -2892,23 +4307,158 @@
           <w:rFonts w:eastAsia="Times New Roman"/>
           <w:b/>
         </w:rPr>
-        <w:t>{ref_amt_checkbox} Số tiền hoàn tạm ứng phải nộp</w:t>
-      </w:r>
-      <w:proofErr w:type="gramStart"/>
-      <w:r>
-        <w:rPr>
-          <w:rFonts w:eastAsia="Times New Roman"/>
-          <w:b/>
-        </w:rPr>
-        <w:t>:  {</w:t>
-      </w:r>
-      <w:proofErr w:type="gramEnd"/>
-      <w:r>
-        <w:rPr>
-          <w:rFonts w:eastAsia="Times New Roman"/>
-          <w:b/>
-        </w:rPr>
-        <w:t>ref_amt}</w:t>
+        <w:t>{</w:t>
+      </w:r>
+      <w:proofErr w:type="spellStart"/>
+      <w:r>
+        <w:rPr>
+          <w:rFonts w:eastAsia="Times New Roman"/>
+          <w:b/>
+        </w:rPr>
+        <w:t>ref_amt_checkbox</w:t>
+      </w:r>
+      <w:proofErr w:type="spellEnd"/>
+      <w:r>
+        <w:rPr>
+          <w:rFonts w:eastAsia="Times New Roman"/>
+          <w:b/>
+        </w:rPr>
+        <w:t xml:space="preserve">} </w:t>
+      </w:r>
+      <w:proofErr w:type="spellStart"/>
+      <w:r>
+        <w:rPr>
+          <w:rFonts w:eastAsia="Times New Roman"/>
+          <w:b/>
+        </w:rPr>
+        <w:t>Số</w:t>
+      </w:r>
+      <w:proofErr w:type="spellEnd"/>
+      <w:r>
+        <w:rPr>
+          <w:rFonts w:eastAsia="Times New Roman"/>
+          <w:b/>
+        </w:rPr>
+        <w:t xml:space="preserve"> </w:t>
+      </w:r>
+      <w:proofErr w:type="spellStart"/>
+      <w:r>
+        <w:rPr>
+          <w:rFonts w:eastAsia="Times New Roman"/>
+          <w:b/>
+        </w:rPr>
+        <w:t>tiền</w:t>
+      </w:r>
+      <w:proofErr w:type="spellEnd"/>
+      <w:r>
+        <w:rPr>
+          <w:rFonts w:eastAsia="Times New Roman"/>
+          <w:b/>
+        </w:rPr>
+        <w:t xml:space="preserve"> </w:t>
+      </w:r>
+      <w:proofErr w:type="spellStart"/>
+      <w:r>
+        <w:rPr>
+          <w:rFonts w:eastAsia="Times New Roman"/>
+          <w:b/>
+        </w:rPr>
+        <w:t>hoàn</w:t>
+      </w:r>
+      <w:proofErr w:type="spellEnd"/>
+      <w:r>
+        <w:rPr>
+          <w:rFonts w:eastAsia="Times New Roman"/>
+          <w:b/>
+        </w:rPr>
+        <w:t xml:space="preserve"> </w:t>
+      </w:r>
+      <w:proofErr w:type="spellStart"/>
+      <w:r>
+        <w:rPr>
+          <w:rFonts w:eastAsia="Times New Roman"/>
+          <w:b/>
+        </w:rPr>
+        <w:t>tạm</w:t>
+      </w:r>
+      <w:proofErr w:type="spellEnd"/>
+      <w:r>
+        <w:rPr>
+          <w:rFonts w:eastAsia="Times New Roman"/>
+          <w:b/>
+        </w:rPr>
+        <w:t xml:space="preserve"> </w:t>
+      </w:r>
+      <w:proofErr w:type="spellStart"/>
+      <w:r>
+        <w:rPr>
+          <w:rFonts w:eastAsia="Times New Roman"/>
+          <w:b/>
+        </w:rPr>
+        <w:t>ứng</w:t>
+      </w:r>
+      <w:proofErr w:type="spellEnd"/>
+      <w:r>
+        <w:rPr>
+          <w:rFonts w:eastAsia="Times New Roman"/>
+          <w:b/>
+        </w:rPr>
+        <w:t xml:space="preserve"> </w:t>
+      </w:r>
+      <w:proofErr w:type="spellStart"/>
+      <w:r>
+        <w:rPr>
+          <w:rFonts w:eastAsia="Times New Roman"/>
+          <w:b/>
+        </w:rPr>
+        <w:t>phải</w:t>
+      </w:r>
+      <w:proofErr w:type="spellEnd"/>
+      <w:r>
+        <w:rPr>
+          <w:rFonts w:eastAsia="Times New Roman"/>
+          <w:b/>
+        </w:rPr>
+        <w:t xml:space="preserve"> </w:t>
+      </w:r>
+      <w:proofErr w:type="spellStart"/>
+      <w:r>
+        <w:rPr>
+          <w:rFonts w:eastAsia="Times New Roman"/>
+          <w:b/>
+        </w:rPr>
+        <w:t>nộp</w:t>
+      </w:r>
+      <w:proofErr w:type="spellEnd"/>
+      <w:r>
+        <w:rPr>
+          <w:rFonts w:eastAsia="Times New Roman"/>
+          <w:b/>
+        </w:rPr>
+        <w:t xml:space="preserve">: </w:t>
+      </w:r>
+      <w:r>
+        <w:rPr>
+          <w:rFonts w:eastAsia="Times New Roman"/>
+          <w:bCs/>
+        </w:rPr>
+        <w:t>{</w:t>
+      </w:r>
+      <w:proofErr w:type="spellStart"/>
+      <w:r>
+        <w:rPr>
+          <w:rFonts w:eastAsia="Times New Roman"/>
+          <w:bCs/>
+        </w:rPr>
+        <w:t>ref_amt</w:t>
+      </w:r>
+      <w:proofErr w:type="spellEnd"/>
+      <w:r>
+        <w:rPr>
+          <w:rFonts w:eastAsia="Times New Roman"/>
+          <w:bCs/>
+        </w:rPr>
+        <w:t>}</w:t>
       </w:r>
     </w:p>
     <w:p>
@@ -2991,7 +4541,6 @@
         <w:t>chữ</w:t>
       </w:r>
       <w:proofErr w:type="spellEnd"/>
-      <w:proofErr w:type="gramStart"/>
       <w:r>
         <w:rPr>
           <w:rFonts w:eastAsia="Times New Roman"/>
@@ -3006,24 +4555,19 @@
           <w:rFonts w:eastAsia="Times New Roman"/>
           <w:i/>
         </w:rPr>
-        <w:t xml:space="preserve">  </w:t>
-      </w:r>
-      <w:r>
-        <w:rPr>
-          <w:rFonts w:eastAsia="Times New Roman"/>
-          <w:b/>
-          <w:bCs/>
+        <w:t xml:space="preserve"> </w:t>
+      </w:r>
+      <w:r>
+        <w:rPr>
+          <w:rFonts w:eastAsia="Times New Roman"/>
           <w:i/>
         </w:rPr>
         <w:t>{</w:t>
       </w:r>
       <w:proofErr w:type="spellStart"/>
-      <w:proofErr w:type="gramEnd"/>
-      <w:r>
-        <w:rPr>
-          <w:rFonts w:eastAsia="Times New Roman"/>
-          <w:b/>
-          <w:bCs/>
+      <w:r>
+        <w:rPr>
+          <w:rFonts w:eastAsia="Times New Roman"/>
           <w:i/>
         </w:rPr>
         <w:t>ref_words</w:t>
@@ -3032,8 +4576,6 @@
       <w:r>
         <w:rPr>
           <w:rFonts w:eastAsia="Times New Roman"/>
-          <w:b/>
-          <w:bCs/>
           <w:i/>
         </w:rPr>
         <w:t>}</w:t>
@@ -4954,6 +6496,31 @@
 </file>
 
 <file path=customXml/item1.xml><?xml version="1.0" encoding="utf-8"?>
+<ns0:Receivers xmlns:ns0="http://schemas.microsoft.com/sharepoint/events"/>
+</file>
+
+<file path=customXml/item2.xml><?xml version="1.0" encoding="utf-8"?>
+<ns0:customData xmlns:ns0="http://www.wps.cn/officeDocument/2013/wpsCustomData">
+  <ns0:customSectProps/>
+  <ns0:customShpExts>
+    <ns0:customShpInfo spid="_x0000_s1026" textRotate="1"/>
+  </ns0:customShpExts>
+</ns0:customData>
+</file>
+
+<file path=customXml/item3.xml><?xml version="1.0" encoding="utf-8"?>
+<ns0:Sources xmlns:ns0="http://schemas.openxmlformats.org/officeDocument/2006/bibliography" SelectedStyle="\APASixthEditionOfficeOnline.xsl" StyleName="APA" Version="6"/>
+</file>
+
+<file path=customXml/item4.xml><?xml version="1.0" encoding="utf-8"?>
+<ns0:FormTemplates xmlns:ns0="http://schemas.microsoft.com/sharepoint/v3/contenttype/forms">
+  <ns0:Display>DocumentLibraryForm</ns0:Display>
+  <ns0:Edit>DocumentLibraryForm</ns0:Edit>
+  <ns0:New>DocumentLibraryForm</ns0:New>
+</ns0:FormTemplates>
+</file>
+
+<file path=customXml/item5.xml><?xml version="1.0" encoding="utf-8"?>
 <ns0:properties xmlns:ns0="http://schemas.microsoft.com/office/2006/metadata/properties" xmlns:ns1="268e1d54-3420-4cb2-af42-30ebf23f8644" xmlns:ns2="http://schemas.microsoft.com/office/infopath/2007/PartnerControls" xmlns:ns4="3d387290-89f0-4c2d-9716-64cf4ba45047" xmlns:xsi="http://www.w3.org/2001/XMLSchema-instance">
   <documentManagement>
     <ns1:lcf76f155ced4ddcb4097134ff3c332f>
@@ -4976,31 +6543,6 @@
     <ns4:_dlc_DocIdPersistId xsi:nil="true"/>
   </documentManagement>
 </ns0:properties>
-</file>
-
-<file path=customXml/item2.xml><?xml version="1.0" encoding="utf-8"?>
-<ns0:FormTemplates xmlns:ns0="http://schemas.microsoft.com/sharepoint/v3/contenttype/forms">
-  <ns0:Display>DocumentLibraryForm</ns0:Display>
-  <ns0:Edit>DocumentLibraryForm</ns0:Edit>
-  <ns0:New>DocumentLibraryForm</ns0:New>
-</ns0:FormTemplates>
-</file>
-
-<file path=customXml/item3.xml><?xml version="1.0" encoding="utf-8"?>
-<ns0:Sources xmlns:ns0="http://schemas.openxmlformats.org/officeDocument/2006/bibliography" SelectedStyle="\APASixthEditionOfficeOnline.xsl" StyleName="APA" Version="6"/>
-</file>
-
-<file path=customXml/item4.xml><?xml version="1.0" encoding="utf-8"?>
-<ns0:customData xmlns:ns0="http://www.wps.cn/officeDocument/2013/wpsCustomData">
-  <ns0:customSectProps/>
-  <ns0:customShpExts>
-    <ns0:customShpInfo spid="_x0000_s1026" textRotate="1"/>
-  </ns0:customShpExts>
-</ns0:customData>
-</file>
-
-<file path=customXml/item5.xml><?xml version="1.0" encoding="utf-8"?>
-<ns0:Receivers xmlns:ns0="http://schemas.microsoft.com/sharepoint/events"/>
 </file>
 
 <file path=customXml/item6.xml><?xml version="1.0" encoding="utf-8"?>
@@ -5328,20 +6870,17 @@
 </file>
 
 <file path=customXml/itemProps1.xml><?xml version="1.0" encoding="utf-8"?>
-<ds:datastoreItem xmlns:ds="http://schemas.openxmlformats.org/officeDocument/2006/customXml" ds:itemID="{BFD1E3D8-F03B-4E48-96DF-A728B54A4F15}">
+<ds:datastoreItem xmlns:ds="http://schemas.openxmlformats.org/officeDocument/2006/customXml" ds:itemID="{B72F3B29-990B-46E2-9AA1-BA07D513D8D1}">
   <ds:schemaRefs>
-    <ds:schemaRef ds:uri="http://schemas.microsoft.com/office/2006/metadata/properties"/>
-    <ds:schemaRef ds:uri="268e1d54-3420-4cb2-af42-30ebf23f8644"/>
-    <ds:schemaRef ds:uri="http://schemas.microsoft.com/office/infopath/2007/PartnerControls"/>
-    <ds:schemaRef ds:uri="3d387290-89f0-4c2d-9716-64cf4ba45047"/>
+    <ds:schemaRef ds:uri="http://schemas.microsoft.com/sharepoint/events"/>
   </ds:schemaRefs>
 </ds:datastoreItem>
 </file>
 
 <file path=customXml/itemProps2.xml><?xml version="1.0" encoding="utf-8"?>
-<ds:datastoreItem xmlns:ds="http://schemas.openxmlformats.org/officeDocument/2006/customXml" ds:itemID="{03A5419A-7A6B-4A8E-AA8E-B02AE6EE4F97}">
+<ds:datastoreItem xmlns:ds="http://schemas.openxmlformats.org/officeDocument/2006/customXml" ds:itemID="{B1977F7D-205B-4081-913C-38D41E755F92}">
   <ds:schemaRefs>
-    <ds:schemaRef ds:uri="http://schemas.microsoft.com/sharepoint/v3/contenttype/forms"/>
+    <ds:schemaRef ds:uri="http://www.wps.cn/officeDocument/2013/wpsCustomData"/>
   </ds:schemaRefs>
 </ds:datastoreItem>
 </file>
@@ -5355,17 +6894,20 @@
 </file>
 
 <file path=customXml/itemProps4.xml><?xml version="1.0" encoding="utf-8"?>
-<ds:datastoreItem xmlns:ds="http://schemas.openxmlformats.org/officeDocument/2006/customXml" ds:itemID="{B1977F7D-205B-4081-913C-38D41E755F92}">
+<ds:datastoreItem xmlns:ds="http://schemas.openxmlformats.org/officeDocument/2006/customXml" ds:itemID="{03A5419A-7A6B-4A8E-AA8E-B02AE6EE4F97}">
   <ds:schemaRefs>
-    <ds:schemaRef ds:uri="http://www.wps.cn/officeDocument/2013/wpsCustomData"/>
+    <ds:schemaRef ds:uri="http://schemas.microsoft.com/sharepoint/v3/contenttype/forms"/>
   </ds:schemaRefs>
 </ds:datastoreItem>
 </file>
 
 <file path=customXml/itemProps5.xml><?xml version="1.0" encoding="utf-8"?>
-<ds:datastoreItem xmlns:ds="http://schemas.openxmlformats.org/officeDocument/2006/customXml" ds:itemID="{B72F3B29-990B-46E2-9AA1-BA07D513D8D1}">
+<ds:datastoreItem xmlns:ds="http://schemas.openxmlformats.org/officeDocument/2006/customXml" ds:itemID="{BFD1E3D8-F03B-4E48-96DF-A728B54A4F15}">
   <ds:schemaRefs>
-    <ds:schemaRef ds:uri="http://schemas.microsoft.com/sharepoint/events"/>
+    <ds:schemaRef ds:uri="http://schemas.microsoft.com/office/2006/metadata/properties"/>
+    <ds:schemaRef ds:uri="268e1d54-3420-4cb2-af42-30ebf23f8644"/>
+    <ds:schemaRef ds:uri="http://schemas.microsoft.com/office/infopath/2007/PartnerControls"/>
+    <ds:schemaRef ds:uri="3d387290-89f0-4c2d-9716-64cf4ba45047"/>
   </ds:schemaRefs>
 </ds:datastoreItem>
 </file>
